--- a/docs/relatorio-tecnico.docx
+++ b/docs/relatorio-tecnico.docx
@@ -1250,13 +1250,19 @@
         <w:br/>
       </w:r>
       <w:r>
-        <w:t xml:space="preserve">    7.2 Detector 3 — suspeita de sobrepreço</w:t>
+        <w:t xml:space="preserve">    7.2 Detector 2 — alocação abaixo do esperado</w:t>
       </w:r>
       <w:r>
         <w:br/>
       </w:r>
       <w:r>
-        <w:t xml:space="preserve">    7.3 Detector 4 — suspeita de desabastecimento</w:t>
+        <w:t xml:space="preserve">    7.3 Detector 3 — suspeita de sobrepreço</w:t>
+      </w:r>
+      <w:r>
+        <w:br/>
+      </w:r>
+      <w:r>
+        <w:t xml:space="preserve">    7.4 Detector 4 — suspeita de desabastecimento</w:t>
       </w:r>
       <w:r>
         <w:br/>
@@ -1842,31 +1848,31 @@
               <w:jc w:val="left"/>
             </w:pPr>
             <w:r>
-              <w:t xml:space="preserve">CadÚnico — MI Social / SAGI-MDS</w:t>
-            </w:r>
-          </w:p>
-        </w:tc>
-        <w:tc>
-          <w:tcPr/>
-          <w:p>
-            <w:pPr>
-              <w:pStyle w:val="Compact"/>
-              <w:jc w:val="left"/>
-            </w:pPr>
-            <w:r>
-              <w:t xml:space="preserve">eixo N · subíndice de vulnerabilidade</w:t>
-            </w:r>
-          </w:p>
-        </w:tc>
-        <w:tc>
-          <w:tcPr/>
-          <w:p>
-            <w:pPr>
-              <w:pStyle w:val="Compact"/>
-              <w:jc w:val="left"/>
-            </w:pPr>
-            <w:r>
-              <w:t xml:space="preserve">✅ ingerido (índice Solr, 185/185, 2020–2024)</w:t>
+              <w:t xml:space="preserve">IBGE — Censo 2022 (agregados 6803/6805/6892)</w:t>
+            </w:r>
+          </w:p>
+        </w:tc>
+        <w:tc>
+          <w:tcPr/>
+          <w:p>
+            <w:pPr>
+              <w:pStyle w:val="Compact"/>
+              <w:jc w:val="left"/>
+            </w:pPr>
+            <w:r>
+              <w:t xml:space="preserve">eixo N · subíndice de saneamento</w:t>
+            </w:r>
+          </w:p>
+        </w:tc>
+        <w:tc>
+          <w:tcPr/>
+          <w:p>
+            <w:pPr>
+              <w:pStyle w:val="Compact"/>
+              <w:jc w:val="left"/>
+            </w:pPr>
+            <w:r>
+              <w:t xml:space="preserve">✅ ingerido (déficit de água/esgoto/lixo, 185/185)</w:t>
             </w:r>
           </w:p>
         </w:tc>
@@ -1880,31 +1886,31 @@
               <w:jc w:val="left"/>
             </w:pPr>
             <w:r>
-              <w:t xml:space="preserve">PNCP — Portal Nacional de Contratações Públicas</w:t>
-            </w:r>
-          </w:p>
-        </w:tc>
-        <w:tc>
-          <w:tcPr/>
-          <w:p>
-            <w:pPr>
-              <w:pStyle w:val="Compact"/>
-              <w:jc w:val="left"/>
-            </w:pPr>
-            <w:r>
-              <w:t xml:space="preserve">eixo A · camada L3 (compras municipais)</w:t>
-            </w:r>
-          </w:p>
-        </w:tc>
-        <w:tc>
-          <w:tcPr/>
-          <w:p>
-            <w:pPr>
-              <w:pStyle w:val="Compact"/>
-              <w:jc w:val="left"/>
-            </w:pPr>
-            <w:r>
-              <w:t xml:space="preserve">✅ ingerido (172/185; itens com preço unitário para ~880 contratos de saúde)</w:t>
+              <w:t xml:space="preserve">CadÚnico — MI Social / SAGI-MDS</w:t>
+            </w:r>
+          </w:p>
+        </w:tc>
+        <w:tc>
+          <w:tcPr/>
+          <w:p>
+            <w:pPr>
+              <w:pStyle w:val="Compact"/>
+              <w:jc w:val="left"/>
+            </w:pPr>
+            <w:r>
+              <w:t xml:space="preserve">eixo N · subíndice de vulnerabilidade</w:t>
+            </w:r>
+          </w:p>
+        </w:tc>
+        <w:tc>
+          <w:tcPr/>
+          <w:p>
+            <w:pPr>
+              <w:pStyle w:val="Compact"/>
+              <w:jc w:val="left"/>
+            </w:pPr>
+            <w:r>
+              <w:t xml:space="preserve">✅ ingerido (índice Solr, 185/185, 2020–2024)</w:t>
             </w:r>
           </w:p>
         </w:tc>
@@ -1918,31 +1924,31 @@
               <w:jc w:val="left"/>
             </w:pPr>
             <w:r>
-              <w:t xml:space="preserve">SIOPS</w:t>
-            </w:r>
-          </w:p>
-        </w:tc>
-        <w:tc>
-          <w:tcPr/>
-          <w:p>
-            <w:pPr>
-              <w:pStyle w:val="Compact"/>
-              <w:jc w:val="left"/>
-            </w:pPr>
-            <w:r>
-              <w:t xml:space="preserve">eixo A · camada L2 (execução própria municipal)</w:t>
-            </w:r>
-          </w:p>
-        </w:tc>
-        <w:tc>
-          <w:tcPr/>
-          <w:p>
-            <w:pPr>
-              <w:pStyle w:val="Compact"/>
-              <w:jc w:val="left"/>
-            </w:pPr>
-            <w:r>
-              <w:t xml:space="preserve">✅ ingerido (TabNet legado por POST; 184/185, 2020–2024)</w:t>
+              <w:t xml:space="preserve">PNCP — Portal Nacional de Contratações Públicas</w:t>
+            </w:r>
+          </w:p>
+        </w:tc>
+        <w:tc>
+          <w:tcPr/>
+          <w:p>
+            <w:pPr>
+              <w:pStyle w:val="Compact"/>
+              <w:jc w:val="left"/>
+            </w:pPr>
+            <w:r>
+              <w:t xml:space="preserve">eixo A · camada L3 (compras municipais)</w:t>
+            </w:r>
+          </w:p>
+        </w:tc>
+        <w:tc>
+          <w:tcPr/>
+          <w:p>
+            <w:pPr>
+              <w:pStyle w:val="Compact"/>
+              <w:jc w:val="left"/>
+            </w:pPr>
+            <w:r>
+              <w:t xml:space="preserve">✅ ingerido (172/185; itens com preço unitário para 801 contratos de saúde)</w:t>
             </w:r>
           </w:p>
         </w:tc>
@@ -1956,31 +1962,31 @@
               <w:jc w:val="left"/>
             </w:pPr>
             <w:r>
-              <w:t xml:space="preserve">Compras.gov.br / SIASG</w:t>
-            </w:r>
-          </w:p>
-        </w:tc>
-        <w:tc>
-          <w:tcPr/>
-          <w:p>
-            <w:pPr>
-              <w:pStyle w:val="Compact"/>
-              <w:jc w:val="left"/>
-            </w:pPr>
-            <w:r>
-              <w:t xml:space="preserve">eixo A · L3 federal (complemento)</w:t>
-            </w:r>
-          </w:p>
-        </w:tc>
-        <w:tc>
-          <w:tcPr/>
-          <w:p>
-            <w:pPr>
-              <w:pStyle w:val="Compact"/>
-              <w:jc w:val="left"/>
-            </w:pPr>
-            <w:r>
-              <w:t xml:space="preserve">⏳ endpoint validado, módulo não escrito</w:t>
+              <w:t xml:space="preserve">SIOPS</w:t>
+            </w:r>
+          </w:p>
+        </w:tc>
+        <w:tc>
+          <w:tcPr/>
+          <w:p>
+            <w:pPr>
+              <w:pStyle w:val="Compact"/>
+              <w:jc w:val="left"/>
+            </w:pPr>
+            <w:r>
+              <w:t xml:space="preserve">eixo A · camada L2 (execução própria municipal)</w:t>
+            </w:r>
+          </w:p>
+        </w:tc>
+        <w:tc>
+          <w:tcPr/>
+          <w:p>
+            <w:pPr>
+              <w:pStyle w:val="Compact"/>
+              <w:jc w:val="left"/>
+            </w:pPr>
+            <w:r>
+              <w:t xml:space="preserve">✅ ingerido (TabNet legado por POST; 184/185, 2020–2024)</w:t>
             </w:r>
           </w:p>
         </w:tc>
@@ -1994,44 +2000,6 @@
               <w:jc w:val="left"/>
             </w:pPr>
             <w:r>
-              <w:t xml:space="preserve">SNIS</w:t>
-            </w:r>
-          </w:p>
-        </w:tc>
-        <w:tc>
-          <w:tcPr/>
-          <w:p>
-            <w:pPr>
-              <w:pStyle w:val="Compact"/>
-              <w:jc w:val="left"/>
-            </w:pPr>
-            <w:r>
-              <w:t xml:space="preserve">eixo N · subíndice de saneamento</w:t>
-            </w:r>
-          </w:p>
-        </w:tc>
-        <w:tc>
-          <w:tcPr/>
-          <w:p>
-            <w:pPr>
-              <w:pStyle w:val="Compact"/>
-              <w:jc w:val="left"/>
-            </w:pPr>
-            <w:r>
-              <w:t xml:space="preserve">🔴 sistema encerrado em 2023 (sucessor: SINISA); domínio da série histórica não resolve. Substituir pelo Censo 2022 do IBGE</w:t>
-            </w:r>
-          </w:p>
-        </w:tc>
-      </w:tr>
-      <w:tr>
-        <w:tc>
-          <w:tcPr/>
-          <w:p>
-            <w:pPr>
-              <w:pStyle w:val="Compact"/>
-              <w:jc w:val="left"/>
-            </w:pPr>
-            <w:r>
               <w:t xml:space="preserve">Portal da Transparência (CGU)</w:t>
             </w:r>
           </w:p>
@@ -2056,7 +2024,20 @@
               <w:jc w:val="left"/>
             </w:pPr>
             <w:r>
-              <w:t xml:space="preserve">🔴 endpoint</w:t>
+              <w:t xml:space="preserve">🔶</w:t>
+            </w:r>
+            <w:r>
+              <w:t xml:space="preserve"> </w:t>
+            </w:r>
+            <w:r>
+              <w:rPr>
+                <w:bCs/>
+                <w:b/>
+              </w:rPr>
+              <w:t xml:space="preserve">L1 parcial</w:t>
+            </w:r>
+            <w:r>
+              <w:t xml:space="preserve">:</w:t>
             </w:r>
             <w:r>
               <w:t xml:space="preserve"> </w:t>
@@ -2071,7 +2052,83 @@
               <w:t xml:space="preserve"> </w:t>
             </w:r>
             <w:r>
-              <w:t xml:space="preserve">retorna HTTP 403 (exige nível de acesso gov.br elevado)</w:t>
+              <w:t xml:space="preserve">dá HTTP 403; as transferências sociais por município respondem, mas a chave gratuita é bloqueada por volume (42/185 coletados; retomável)</w:t>
+            </w:r>
+          </w:p>
+        </w:tc>
+      </w:tr>
+      <w:tr>
+        <w:tc>
+          <w:tcPr/>
+          <w:p>
+            <w:pPr>
+              <w:pStyle w:val="Compact"/>
+              <w:jc w:val="left"/>
+            </w:pPr>
+            <w:r>
+              <w:t xml:space="preserve">Compras.gov.br / SIASG</w:t>
+            </w:r>
+          </w:p>
+        </w:tc>
+        <w:tc>
+          <w:tcPr/>
+          <w:p>
+            <w:pPr>
+              <w:pStyle w:val="Compact"/>
+              <w:jc w:val="left"/>
+            </w:pPr>
+            <w:r>
+              <w:t xml:space="preserve">eixo A · L3 federal (complemento)</w:t>
+            </w:r>
+          </w:p>
+        </w:tc>
+        <w:tc>
+          <w:tcPr/>
+          <w:p>
+            <w:pPr>
+              <w:pStyle w:val="Compact"/>
+              <w:jc w:val="left"/>
+            </w:pPr>
+            <w:r>
+              <w:t xml:space="preserve">⏳ endpoint validado, módulo não escrito</w:t>
+            </w:r>
+          </w:p>
+        </w:tc>
+      </w:tr>
+      <w:tr>
+        <w:tc>
+          <w:tcPr/>
+          <w:p>
+            <w:pPr>
+              <w:pStyle w:val="Compact"/>
+              <w:jc w:val="left"/>
+            </w:pPr>
+            <w:r>
+              <w:t xml:space="preserve">SNIS</w:t>
+            </w:r>
+          </w:p>
+        </w:tc>
+        <w:tc>
+          <w:tcPr/>
+          <w:p>
+            <w:pPr>
+              <w:pStyle w:val="Compact"/>
+              <w:jc w:val="left"/>
+            </w:pPr>
+            <w:r>
+              <w:t xml:space="preserve">eixo N · subíndice de saneamento</w:t>
+            </w:r>
+          </w:p>
+        </w:tc>
+        <w:tc>
+          <w:tcPr/>
+          <w:p>
+            <w:pPr>
+              <w:pStyle w:val="Compact"/>
+              <w:jc w:val="left"/>
+            </w:pPr>
+            <w:r>
+              <w:t xml:space="preserve">🔴 encerrado (2023) — substituído pelo Censo 2022 do IBGE (linha acima)</w:t>
             </w:r>
           </w:p>
         </w:tc>
@@ -3821,29 +3878,25 @@
           <w:bCs/>
           <w:b/>
         </w:rPr>
-        <w:t xml:space="preserve">Alocação L3</w:t>
-      </w:r>
-      <w:r>
-        <w:t xml:space="preserve"> </w:t>
-      </w:r>
-      <w:r>
-        <w:t xml:space="preserve">(PNCP) e</w:t>
-      </w:r>
-      <w:r>
-        <w:t xml:space="preserve"> </w:t>
-      </w:r>
-      <w:r>
-        <w:rPr>
-          <w:bCs/>
-          <w:b/>
-        </w:rPr>
-        <w:t xml:space="preserve">L2</w:t>
-      </w:r>
-      <w:r>
-        <w:t xml:space="preserve"> </w:t>
-      </w:r>
-      <w:r>
-        <w:t xml:space="preserve">(SIOPS) →</w:t>
+        <w:t xml:space="preserve">Alocação</w:t>
+      </w:r>
+      <w:r>
+        <w:t xml:space="preserve"> </w:t>
+      </w:r>
+      <w:r>
+        <w:t xml:space="preserve">— L2 (SIOPS), L3 (PNCP) e L1 (Transparência, parcial) →</w:t>
+      </w:r>
+      <w:r>
+        <w:t xml:space="preserve"> </w:t>
+      </w:r>
+      <w:r>
+        <w:rPr>
+          <w:rStyle w:val="VerbatimChar"/>
+        </w:rPr>
+        <w:t xml:space="preserve">l2_per_capita</w:t>
+      </w:r>
+      <w:r>
+        <w:t xml:space="preserve">,</w:t>
       </w:r>
       <w:r>
         <w:t xml:space="preserve"> </w:t>
@@ -3855,62 +3908,55 @@
         <w:t xml:space="preserve">l3_per_capita</w:t>
       </w:r>
       <w:r>
-        <w:t xml:space="preserve"> </w:t>
-      </w:r>
-      <w:r>
-        <w:t xml:space="preserve">e</w:t>
-      </w:r>
-      <w:r>
-        <w:t xml:space="preserve"> </w:t>
-      </w:r>
-      <w:r>
-        <w:rPr>
-          <w:rStyle w:val="VerbatimChar"/>
-        </w:rPr>
-        <w:t xml:space="preserve">l2_per_capita</w:t>
-      </w:r>
-      <w:r>
         <w:t xml:space="preserve">,</w:t>
       </w:r>
       <w:r>
         <w:t xml:space="preserve"> </w:t>
       </w:r>
       <w:r>
-        <w:t xml:space="preserve">ambos</w:t>
-      </w:r>
-      <w:r>
-        <w:t xml:space="preserve"> </w:t>
-      </w:r>
-      <w:r>
-        <w:rPr>
-          <w:bCs/>
-          <w:b/>
-        </w:rPr>
-        <w:t xml:space="preserve">deflacionados para 2024</w:t>
-      </w:r>
-      <w:r>
-        <w:t xml:space="preserve"> </w:t>
-      </w:r>
-      <w:r>
-        <w:t xml:space="preserve">pela média anual do IPCA. A camada L1</w:t>
-      </w:r>
-      <w:r>
-        <w:t xml:space="preserve"> </w:t>
-      </w:r>
-      <w:r>
-        <w:t xml:space="preserve">(Portal da Transparência) entra como</w:t>
-      </w:r>
-      <w:r>
-        <w:t xml:space="preserve"> </w:t>
-      </w:r>
-      <w:r>
-        <w:rPr>
-          <w:rStyle w:val="VerbatimChar"/>
-        </w:rPr>
-        <w:t xml:space="preserve">NULL</w:t>
-      </w:r>
-      <w:r>
-        <w:t xml:space="preserve">.</w:t>
+        <w:rPr>
+          <w:rStyle w:val="VerbatimChar"/>
+        </w:rPr>
+        <w:t xml:space="preserve">l1_per_capita</w:t>
+      </w:r>
+      <w:r>
+        <w:t xml:space="preserve">, todos</w:t>
+      </w:r>
+      <w:r>
+        <w:t xml:space="preserve"> </w:t>
+      </w:r>
+      <w:r>
+        <w:rPr>
+          <w:bCs/>
+          <w:b/>
+        </w:rPr>
+        <w:t xml:space="preserve">deflacionados</w:t>
+      </w:r>
+      <w:r>
+        <w:rPr>
+          <w:bCs/>
+          <w:b/>
+        </w:rPr>
+        <w:t xml:space="preserve"> </w:t>
+      </w:r>
+      <w:r>
+        <w:rPr>
+          <w:bCs/>
+          <w:b/>
+        </w:rPr>
+        <w:t xml:space="preserve">para 2024</w:t>
+      </w:r>
+      <w:r>
+        <w:t xml:space="preserve"> </w:t>
+      </w:r>
+      <w:r>
+        <w:t xml:space="preserve">pela média anual do IPCA (o L1 é o valor mensal de junho</w:t>
+      </w:r>
+      <w:r>
+        <w:t xml:space="preserve"> </w:t>
+      </w:r>
+      <w:r>
+        <w:t xml:space="preserve">anualizado × 12).</w:t>
       </w:r>
     </w:p>
     <w:p>
@@ -3954,6 +4000,67 @@
       </w:r>
       <w:r>
         <w:t xml:space="preserve">extrema pobreza / população × 1000.</w:t>
+      </w:r>
+    </w:p>
+    <w:p>
+      <w:pPr>
+        <w:numPr>
+          <w:ilvl w:val="0"/>
+          <w:numId w:val="1005"/>
+        </w:numPr>
+        <w:pStyle w:val="Compact"/>
+      </w:pPr>
+      <w:r>
+        <w:rPr>
+          <w:bCs/>
+          <w:b/>
+        </w:rPr>
+        <w:t xml:space="preserve">Saneamento</w:t>
+      </w:r>
+      <w:r>
+        <w:t xml:space="preserve"> </w:t>
+      </w:r>
+      <w:r>
+        <w:t xml:space="preserve">(Censo 2022) →</w:t>
+      </w:r>
+      <w:r>
+        <w:t xml:space="preserve"> </w:t>
+      </w:r>
+      <w:r>
+        <w:rPr>
+          <w:rStyle w:val="VerbatimChar"/>
+        </w:rPr>
+        <w:t xml:space="preserve">sub_saneamento_bruto</w:t>
+      </w:r>
+      <w:r>
+        <w:t xml:space="preserve"> </w:t>
+      </w:r>
+      <w:r>
+        <w:t xml:space="preserve">= déficit ponderado de</w:t>
+      </w:r>
+      <w:r>
+        <w:t xml:space="preserve"> </w:t>
+      </w:r>
+      <w:r>
+        <w:t xml:space="preserve">água/esgoto/lixo (pesos de</w:t>
+      </w:r>
+      <w:r>
+        <w:t xml:space="preserve"> </w:t>
+      </w:r>
+      <w:r>
+        <w:rPr>
+          <w:rStyle w:val="VerbatimChar"/>
+        </w:rPr>
+        <w:t xml:space="preserve">conf/ieas.yml</w:t>
+      </w:r>
+      <w:r>
+        <w:t xml:space="preserve">), um retrato de 2022 aplicado a</w:t>
+      </w:r>
+      <w:r>
+        <w:t xml:space="preserve"> </w:t>
+      </w:r>
+      <w:r>
+        <w:t xml:space="preserve">todo o recorte.</w:t>
       </w:r>
     </w:p>
     <w:p>
@@ -4279,7 +4386,7 @@
               <w:jc w:val="left"/>
             </w:pPr>
             <w:r>
-              <w:t xml:space="preserve">Saneamento (déficit = 1 − cobertura)</w:t>
+              <w:t xml:space="preserve">Saneamento (déficit de água + esgoto + lixo)</w:t>
             </w:r>
           </w:p>
         </w:tc>
@@ -4303,19 +4410,19 @@
               <w:jc w:val="left"/>
             </w:pPr>
             <w:r>
-              <w:t xml:space="preserve">SNIS</w:t>
-            </w:r>
-          </w:p>
-        </w:tc>
-        <w:tc>
-          <w:tcPr/>
-          <w:p>
-            <w:pPr>
-              <w:pStyle w:val="Compact"/>
-              <w:jc w:val="left"/>
-            </w:pPr>
-            <w:r>
-              <w:t xml:space="preserve">🔴 (substituir por Censo 2022 IBGE)</w:t>
+              <w:t xml:space="preserve">Censo 2022 do IBGE</w:t>
+            </w:r>
+          </w:p>
+        </w:tc>
+        <w:tc>
+          <w:tcPr/>
+          <w:p>
+            <w:pPr>
+              <w:pStyle w:val="Compact"/>
+              <w:jc w:val="left"/>
+            </w:pPr>
+            <w:r>
+              <w:t xml:space="preserve">✅</w:t>
             </w:r>
           </w:p>
         </w:tc>
@@ -4558,7 +4665,7 @@
               <w:jc w:val="left"/>
             </w:pPr>
             <w:r>
-              <w:t xml:space="preserve">🔴 HTTP 403</w:t>
+              <w:t xml:space="preserve">🔶 parcial (42/185)</w:t>
             </w:r>
           </w:p>
         </w:tc>
@@ -5111,97 +5218,113 @@
         <w:pStyle w:val="BodyText"/>
       </w:pPr>
       <w:r>
-        <w:t xml:space="preserve">Hoje: Necessidade tem</w:t>
-      </w:r>
-      <w:r>
-        <w:t xml:space="preserve"> </w:t>
-      </w:r>
-      <w:r>
-        <w:rPr>
-          <w:bCs/>
-          <w:b/>
-        </w:rPr>
-        <w:t xml:space="preserve">2 de 3</w:t>
-      </w:r>
-      <w:r>
-        <w:t xml:space="preserve"> </w:t>
-      </w:r>
-      <w:r>
-        <w:t xml:space="preserve">subíndices (epidemiológico + vulnerabilidade,</w:t>
-      </w:r>
-      <w:r>
-        <w:t xml:space="preserve"> </w:t>
-      </w:r>
-      <w:r>
-        <w:t xml:space="preserve">67%) e Alocação tem</w:t>
-      </w:r>
-      <w:r>
-        <w:t xml:space="preserve"> </w:t>
-      </w:r>
-      <w:r>
-        <w:rPr>
-          <w:bCs/>
-          <w:b/>
-        </w:rPr>
-        <w:t xml:space="preserve">2 de 3</w:t>
-      </w:r>
-      <w:r>
-        <w:t xml:space="preserve"> </w:t>
-      </w:r>
-      <w:r>
-        <w:t xml:space="preserve">camadas (L2 + L3, 67% — mas só onde há PNCP no</w:t>
-      </w:r>
-      <w:r>
-        <w:t xml:space="preserve"> </w:t>
-      </w:r>
-      <w:r>
-        <w:t xml:space="preserve">ano). Os dois eixos passam o limiar para</w:t>
-      </w:r>
-      <w:r>
-        <w:t xml:space="preserve"> </w:t>
-      </w:r>
-      <w:r>
-        <w:rPr>
-          <w:bCs/>
-          <w:b/>
-        </w:rPr>
-        <w:t xml:space="preserve">335 dos 925 município-anos</w:t>
-      </w:r>
-      <w:r>
-        <w:t xml:space="preserve"> </w:t>
-      </w:r>
-      <w:r>
-        <w:t xml:space="preserve">(156 dos</w:t>
-      </w:r>
-      <w:r>
-        <w:t xml:space="preserve"> </w:t>
-      </w:r>
-      <w:r>
-        <w:t xml:space="preserve">185 municípios em 2024). Os 590 município-anos cinza são, na maioria, os que não</w:t>
-      </w:r>
-      <w:r>
-        <w:t xml:space="preserve"> </w:t>
-      </w:r>
-      <w:r>
-        <w:t xml:space="preserve">têm contratação publicada no PNCP naquele ano — a cobertura da camada L3 sobe de</w:t>
-      </w:r>
-      <w:r>
-        <w:t xml:space="preserve"> </w:t>
-      </w:r>
-      <w:r>
-        <w:t xml:space="preserve">6 municípios em 2021 para 157 em 2024, então 2020–2021 saem quase inteiros cinza.</w:t>
-      </w:r>
-      <w:r>
-        <w:t xml:space="preserve"> </w:t>
-      </w:r>
-      <w:r>
-        <w:t xml:space="preserve">Ingerir a camada L1 (Portal da Transparência) fecharia o eixo Alocação em 3 de 3</w:t>
-      </w:r>
-      <w:r>
-        <w:t xml:space="preserve"> </w:t>
-      </w:r>
-      <w:r>
-        <w:t xml:space="preserve">e reduziria bastante o cinza.</w:t>
+        <w:t xml:space="preserve">Hoje a</w:t>
+      </w:r>
+      <w:r>
+        <w:t xml:space="preserve"> </w:t>
+      </w:r>
+      <w:r>
+        <w:rPr>
+          <w:bCs/>
+          <w:b/>
+        </w:rPr>
+        <w:t xml:space="preserve">Necessidade está completa (3 de 3 subíndices) para todos os 185</w:t>
+      </w:r>
+      <w:r>
+        <w:rPr>
+          <w:bCs/>
+          <w:b/>
+        </w:rPr>
+        <w:t xml:space="preserve"> </w:t>
+      </w:r>
+      <w:r>
+        <w:rPr>
+          <w:bCs/>
+          <w:b/>
+        </w:rPr>
+        <w:t xml:space="preserve">municípios</w:t>
+      </w:r>
+      <w:r>
+        <w:t xml:space="preserve"> </w:t>
+      </w:r>
+      <w:r>
+        <w:t xml:space="preserve">— o subíndice de saneamento entrou via Censo 2022. A</w:t>
+      </w:r>
+      <w:r>
+        <w:t xml:space="preserve"> </w:t>
+      </w:r>
+      <w:r>
+        <w:rPr>
+          <w:bCs/>
+          <w:b/>
+        </w:rPr>
+        <w:t xml:space="preserve">Alocação</w:t>
+      </w:r>
+      <w:r>
+        <w:t xml:space="preserve"> </w:t>
+      </w:r>
+      <w:r>
+        <w:t xml:space="preserve">tem L2 e L3 para quase todos e L1 para 42 municípios (a chave do Portal da</w:t>
+      </w:r>
+      <w:r>
+        <w:t xml:space="preserve"> </w:t>
+      </w:r>
+      <w:r>
+        <w:t xml:space="preserve">Transparência foi bloqueada por volume). O IEAS é calculado para</w:t>
+      </w:r>
+      <w:r>
+        <w:t xml:space="preserve"> </w:t>
+      </w:r>
+      <w:r>
+        <w:rPr>
+          <w:bCs/>
+          <w:b/>
+        </w:rPr>
+        <w:t xml:space="preserve">468 dos 925</w:t>
+      </w:r>
+      <w:r>
+        <w:rPr>
+          <w:bCs/>
+          <w:b/>
+        </w:rPr>
+        <w:t xml:space="preserve"> </w:t>
+      </w:r>
+      <w:r>
+        <w:rPr>
+          <w:bCs/>
+          <w:b/>
+        </w:rPr>
+        <w:t xml:space="preserve">município-anos</w:t>
+      </w:r>
+      <w:r>
+        <w:t xml:space="preserve"> </w:t>
+      </w:r>
+      <w:r>
+        <w:t xml:space="preserve">(156 dos 185 municípios em 2024). Os cinza restantes são, na</w:t>
+      </w:r>
+      <w:r>
+        <w:t xml:space="preserve"> </w:t>
+      </w:r>
+      <w:r>
+        <w:t xml:space="preserve">maioria, município-anos sem contratação no PNCP naquele ano — a cobertura de L3</w:t>
+      </w:r>
+      <w:r>
+        <w:t xml:space="preserve"> </w:t>
+      </w:r>
+      <w:r>
+        <w:t xml:space="preserve">sobe de 6 municípios em 2021 para 157 em 2024, então 2020–2021 saem quase</w:t>
+      </w:r>
+      <w:r>
+        <w:t xml:space="preserve"> </w:t>
+      </w:r>
+      <w:r>
+        <w:t xml:space="preserve">inteiros cinza. Completar a coleta de L1 leva o eixo Alocação a 3 de 3 para o</w:t>
+      </w:r>
+      <w:r>
+        <w:t xml:space="preserve"> </w:t>
+      </w:r>
+      <w:r>
+        <w:t xml:space="preserve">resto do estado.</w:t>
       </w:r>
     </w:p>
     <w:p>
@@ -6101,7 +6224,7 @@
     </w:p>
     <w:bookmarkEnd w:id="37"/>
     <w:bookmarkEnd w:id="38"/>
-    <w:bookmarkStart w:id="42" w:name="detectores-de-anomalia"/>
+    <w:bookmarkStart w:id="43" w:name="detectores-de-anomalia"/>
     <w:p>
       <w:pPr>
         <w:pStyle w:val="Heading1"/>
@@ -6115,20 +6238,23 @@
         <w:pStyle w:val="FirstParagraph"/>
       </w:pPr>
       <w:r>
-        <w:t xml:space="preserve">Do plano de quatro detectores,</w:t>
-      </w:r>
-      <w:r>
-        <w:t xml:space="preserve"> </w:t>
-      </w:r>
-      <w:r>
-        <w:rPr>
-          <w:bCs/>
-          <w:b/>
-        </w:rPr>
-        <w:t xml:space="preserve">três estão ativos</w:t>
-      </w:r>
-      <w:r>
-        <w:t xml:space="preserve">. Cada alerta traz uma</w:t>
+        <w:t xml:space="preserve">Os</w:t>
+      </w:r>
+      <w:r>
+        <w:t xml:space="preserve"> </w:t>
+      </w:r>
+      <w:r>
+        <w:rPr>
+          <w:bCs/>
+          <w:b/>
+        </w:rPr>
+        <w:t xml:space="preserve">quatro detectores</w:t>
+      </w:r>
+      <w:r>
+        <w:t xml:space="preserve"> </w:t>
+      </w:r>
+      <w:r>
+        <w:t xml:space="preserve">do plano estão ativos. Cada alerta traz uma</w:t>
       </w:r>
       <w:r>
         <w:t xml:space="preserve"> </w:t>
@@ -6184,47 +6310,26 @@
         <w:t xml:space="preserve"> </w:t>
       </w:r>
       <w:r>
-        <w:t xml:space="preserve">necessidade não atendida. Depende do IEAS ter cor, portanto</w:t>
-      </w:r>
-      <w:r>
-        <w:t xml:space="preserve"> </w:t>
-      </w:r>
-      <w:r>
-        <w:rPr>
-          <w:bCs/>
-          <w:b/>
-        </w:rPr>
-        <w:t xml:space="preserve">não produz linhas</w:t>
-      </w:r>
-      <w:r>
-        <w:rPr>
-          <w:bCs/>
-          <w:b/>
-        </w:rPr>
-        <w:t xml:space="preserve"> </w:t>
-      </w:r>
-      <w:r>
-        <w:rPr>
-          <w:bCs/>
-          <w:b/>
-        </w:rPr>
-        <w:t xml:space="preserve">nesta versão</w:t>
-      </w:r>
-      <w:r>
-        <w:t xml:space="preserve"> </w:t>
-      </w:r>
-      <w:r>
-        <w:t xml:space="preserve">(tudo cinza).</w:t>
+        <w:t xml:space="preserve">necessidade não atendida. É um corte fixo (</w:t>
+      </w:r>
+      <w:r>
+        <w:rPr>
+          <w:rStyle w:val="VerbatimChar"/>
+        </w:rPr>
+        <w:t xml:space="preserve">gap ≤ −0,33</w:t>
+      </w:r>
+      <w:r>
+        <w:t xml:space="preserve">).</w:t>
       </w:r>
     </w:p>
     <w:bookmarkEnd w:id="39"/>
-    <w:bookmarkStart w:id="40" w:name="detector-3-suspeita-de-sobrepreço"/>
+    <w:bookmarkStart w:id="40" w:name="detector-2-alocação-abaixo-do-esperado"/>
     <w:p>
       <w:pPr>
         <w:pStyle w:val="Heading2"/>
       </w:pPr>
       <w:r>
-        <w:t xml:space="preserve">7.2 Detector 3 — suspeita de sobrepreço</w:t>
+        <w:t xml:space="preserve">7.2 Detector 2 — alocação abaixo do esperado</w:t>
       </w:r>
     </w:p>
     <w:p>
@@ -6232,317 +6337,55 @@
         <w:pStyle w:val="FirstParagraph"/>
       </w:pPr>
       <w:r>
-        <w:t xml:space="preserve">Preço unitário de um item de insumo acima de</w:t>
-      </w:r>
-      <w:r>
-        <w:t xml:space="preserve"> </w:t>
-      </w:r>
-      <w:r>
-        <w:rPr>
-          <w:bCs/>
-          <w:b/>
-        </w:rPr>
-        <w:t xml:space="preserve">Q3 + fator·IQR</w:t>
-      </w:r>
-      <w:r>
-        <w:t xml:space="preserve"> </w:t>
-      </w:r>
-      <w:r>
-        <w:t xml:space="preserve">da distribuição</w:t>
-      </w:r>
-      <w:r>
-        <w:t xml:space="preserve"> </w:t>
-      </w:r>
-      <w:r>
-        <w:t xml:space="preserve">da mesma categoria em PE (</w:t>
-      </w:r>
-      <w:r>
-        <w:rPr>
-          <w:rStyle w:val="VerbatimChar"/>
-        </w:rPr>
-        <w:t xml:space="preserve">fator</w:t>
-      </w:r>
-      <w:r>
-        <w:t xml:space="preserve"> </w:t>
-      </w:r>
-      <w:r>
-        <w:t xml:space="preserve">em</w:t>
-      </w:r>
-      <w:r>
-        <w:t xml:space="preserve"> </w:t>
-      </w:r>
-      <w:r>
-        <w:rPr>
-          <w:rStyle w:val="VerbatimChar"/>
-        </w:rPr>
-        <w:t xml:space="preserve">conf/ieas.yml</w:t>
-      </w:r>
-      <w:r>
-        <w:t xml:space="preserve">). Comparar só dentro da</w:t>
-      </w:r>
-      <w:r>
-        <w:t xml:space="preserve"> </w:t>
-      </w:r>
-      <w:r>
-        <w:t xml:space="preserve">categoria — via a coluna</w:t>
-      </w:r>
-      <w:r>
-        <w:t xml:space="preserve"> </w:t>
-      </w:r>
-      <w:r>
-        <w:rPr>
-          <w:rStyle w:val="VerbatimChar"/>
-        </w:rPr>
-        <w:t xml:space="preserve">palavras_chave</w:t>
-      </w:r>
-      <w:r>
-        <w:t xml:space="preserve"> </w:t>
-      </w:r>
-      <w:r>
-        <w:t xml:space="preserve">curada de</w:t>
-      </w:r>
-      <w:r>
-        <w:t xml:space="preserve"> </w:t>
-      </w:r>
-      <w:r>
-        <w:rPr>
-          <w:rStyle w:val="VerbatimChar"/>
-        </w:rPr>
-        <w:t xml:space="preserve">seeds/catmat_saude.csv</w:t>
-      </w:r>
-      <w:r>
-        <w:t xml:space="preserve"> </w:t>
-      </w:r>
-      <w:r>
-        <w:t xml:space="preserve">—</w:t>
-      </w:r>
-      <w:r>
-        <w:t xml:space="preserve"> </w:t>
-      </w:r>
-      <w:r>
-        <w:t xml:space="preserve">evita o falso-positivo de confrontar o preço de uma seringa com o de um</w:t>
-      </w:r>
-      <w:r>
-        <w:t xml:space="preserve"> </w:t>
-      </w:r>
-      <w:r>
-        <w:t xml:space="preserve">tomógrafo.</w:t>
-      </w:r>
-    </w:p>
-    <w:p>
-      <w:pPr>
-        <w:pStyle w:val="BodyText"/>
-      </w:pPr>
-      <w:r>
-        <w:t xml:space="preserve">O preço por item</w:t>
-      </w:r>
-      <w:r>
-        <w:t xml:space="preserve"> </w:t>
-      </w:r>
-      <w:r>
-        <w:rPr>
-          <w:bCs/>
-          <w:b/>
-        </w:rPr>
-        <w:t xml:space="preserve">não</w:t>
-      </w:r>
-      <w:r>
-        <w:t xml:space="preserve"> </w:t>
-      </w:r>
-      <w:r>
-        <w:t xml:space="preserve">vem do recurso de consulta genérico do PNCP (esse só</w:t>
-      </w:r>
-      <w:r>
-        <w:t xml:space="preserve"> </w:t>
-      </w:r>
-      <w:r>
-        <w:t xml:space="preserve">traz o valor total da compra); vem de</w:t>
-      </w:r>
-      <w:r>
-        <w:t xml:space="preserve"> </w:t>
-      </w:r>
-      <w:r>
-        <w:rPr>
-          <w:rStyle w:val="VerbatimChar"/>
-        </w:rPr>
-        <w:t xml:space="preserve">/v1/orgaos/{cnpj}/compras/{ano}/{seq}/itens</w:t>
-      </w:r>
-      <w:r>
-        <w:t xml:space="preserve">.</w:t>
-      </w:r>
-      <w:r>
-        <w:t xml:space="preserve"> </w:t>
-      </w:r>
-      <w:r>
-        <w:rPr>
-          <w:rStyle w:val="VerbatimChar"/>
-        </w:rPr>
-        <w:t xml:space="preserve">ingest/pncp_itens.py</w:t>
-      </w:r>
-      <w:r>
-        <w:t xml:space="preserve"> </w:t>
-      </w:r>
-      <w:r>
-        <w:t xml:space="preserve">percorre</w:t>
-      </w:r>
-      <w:r>
-        <w:t xml:space="preserve"> </w:t>
-      </w:r>
-      <w:r>
-        <w:t xml:space="preserve">esse recurso para as ~800 contratações de saúde (modalidades Pregão, Dispensa e</w:t>
-      </w:r>
-      <w:r>
-        <w:t xml:space="preserve"> </w:t>
-      </w:r>
-      <w:r>
-        <w:t xml:space="preserve">Inexigibilidade; Concorrência é obra, sem preço unitário comparável), de forma</w:t>
-      </w:r>
-      <w:r>
-        <w:t xml:space="preserve"> </w:t>
-      </w:r>
-      <w:r>
-        <w:t xml:space="preserve">retomável. Só entram itens</w:t>
-      </w:r>
-      <w:r>
-        <w:t xml:space="preserve"> </w:t>
-      </w:r>
-      <w:r>
-        <w:rPr>
-          <w:rStyle w:val="VerbatimChar"/>
-        </w:rPr>
-        <w:t xml:space="preserve">Material</w:t>
-      </w:r>
-      <w:r>
-        <w:t xml:space="preserve"> </w:t>
-      </w:r>
-      <w:r>
-        <w:t xml:space="preserve">sem orçamento sigiloso.</w:t>
-      </w:r>
-    </w:p>
-    <w:bookmarkEnd w:id="40"/>
-    <w:bookmarkStart w:id="41" w:name="detector-4-suspeita-de-desabastecimento"/>
-    <w:p>
-      <w:pPr>
-        <w:pStyle w:val="Heading2"/>
-      </w:pPr>
-      <w:r>
-        <w:t xml:space="preserve">7.3 Detector 4 — suspeita de desabastecimento</w:t>
-      </w:r>
-    </w:p>
-    <w:p>
-      <w:pPr>
-        <w:pStyle w:val="FirstParagraph"/>
-      </w:pPr>
-      <w:r>
-        <w:t xml:space="preserve">O detector mais original do projeto. Liga</w:t>
-      </w:r>
-      <w:r>
-        <w:t xml:space="preserve"> </w:t>
-      </w:r>
-      <w:r>
-        <w:rPr>
-          <w:bCs/>
-          <w:b/>
-        </w:rPr>
-        <w:t xml:space="preserve">incidência sustentada de um agravo</w:t>
-      </w:r>
-      <w:r>
-        <w:t xml:space="preserve"> </w:t>
-      </w:r>
-      <w:r>
-        <w:t xml:space="preserve">(SINAN, taxa no percentil 75+ de PE num ano) à</w:t>
-      </w:r>
-      <w:r>
-        <w:t xml:space="preserve"> </w:t>
-      </w:r>
-      <w:r>
-        <w:rPr>
-          <w:bCs/>
-          <w:b/>
-        </w:rPr>
-        <w:t xml:space="preserve">ausência de contratação da</w:t>
-      </w:r>
-      <w:r>
-        <w:rPr>
-          <w:bCs/>
-          <w:b/>
-        </w:rPr>
-        <w:t xml:space="preserve"> </w:t>
-      </w:r>
-      <w:r>
-        <w:rPr>
-          <w:bCs/>
-          <w:b/>
-        </w:rPr>
-        <w:t xml:space="preserve">categoria de insumo correspondente</w:t>
-      </w:r>
-      <w:r>
-        <w:t xml:space="preserve"> </w:t>
-      </w:r>
-      <w:r>
-        <w:t xml:space="preserve">no PNCP, via o mapa</w:t>
-      </w:r>
-      <w:r>
-        <w:t xml:space="preserve"> </w:t>
-      </w:r>
-      <w:r>
-        <w:rPr>
-          <w:rStyle w:val="VerbatimChar"/>
-        </w:rPr>
-        <w:t xml:space="preserve">seeds/agravo_insumo.yml</w:t>
-      </w:r>
-      <w:r>
-        <w:t xml:space="preserve"> </w:t>
-      </w:r>
-      <w:r>
-        <w:t xml:space="preserve">(dengue → larvicida, inseticida, teste NS1, soro;</w:t>
-      </w:r>
-      <w:r>
-        <w:t xml:space="preserve"> </w:t>
-      </w:r>
-      <w:r>
-        <w:t xml:space="preserve">leptospirose → antibiótico penicilina, kit sorológico; etc.).</w:t>
-      </w:r>
-    </w:p>
-    <w:p>
-      <w:pPr>
-        <w:pStyle w:val="BodyText"/>
-      </w:pPr>
-      <w:r>
-        <w:t xml:space="preserve">Uma salvaguarda importante: o detector</w:t>
-      </w:r>
-      <w:r>
-        <w:t xml:space="preserve"> </w:t>
-      </w:r>
-      <w:r>
-        <w:rPr>
-          <w:bCs/>
-          <w:b/>
-        </w:rPr>
-        <w:t xml:space="preserve">só considera município-ano que aparece</w:t>
-      </w:r>
-      <w:r>
-        <w:rPr>
-          <w:bCs/>
-          <w:b/>
-        </w:rPr>
-        <w:t xml:space="preserve"> </w:t>
-      </w:r>
-      <w:r>
-        <w:rPr>
-          <w:bCs/>
-          <w:b/>
-        </w:rPr>
-        <w:t xml:space="preserve">no PNCP naquele ano</w:t>
-      </w:r>
-      <w:r>
-        <w:t xml:space="preserve">. Um município em surto que não publicou nenhuma</w:t>
-      </w:r>
-      <w:r>
-        <w:t xml:space="preserve"> </w:t>
-      </w:r>
-      <w:r>
-        <w:t xml:space="preserve">contratação é</w:t>
+        <w:t xml:space="preserve">Ao contrário do detector 1,</w:t>
+      </w:r>
+      <w:r>
+        <w:t xml:space="preserve"> </w:t>
+      </w:r>
+      <w:r>
+        <w:rPr>
+          <w:bCs/>
+          <w:b/>
+        </w:rPr>
+        <w:t xml:space="preserve">controla pela relação necessidade→alocação do</w:t>
+      </w:r>
+      <w:r>
+        <w:rPr>
+          <w:bCs/>
+          <w:b/>
+        </w:rPr>
+        <w:t xml:space="preserve"> </w:t>
+      </w:r>
+      <w:r>
+        <w:rPr>
+          <w:bCs/>
+          <w:b/>
+        </w:rPr>
+        <w:t xml:space="preserve">estado inteiro</w:t>
+      </w:r>
+      <w:r>
+        <w:t xml:space="preserve">: ajusta, por ano, uma reta</w:t>
+      </w:r>
+      <w:r>
+        <w:t xml:space="preserve"> </w:t>
+      </w:r>
+      <w:r>
+        <w:rPr>
+          <w:rStyle w:val="VerbatimChar"/>
+        </w:rPr>
+        <w:t xml:space="preserve">alocacao_rank ~ necessidade_rank</w:t>
+      </w:r>
+      <w:r>
+        <w:t xml:space="preserve"> </w:t>
+      </w:r>
+      <w:r>
+        <w:t xml:space="preserve">e mede o resíduo de cada município, com escala robusta (1,4826·MAD, para que os</w:t>
+      </w:r>
+      <w:r>
+        <w:t xml:space="preserve"> </w:t>
+      </w:r>
+      <w:r>
+        <w:t xml:space="preserve">próprios</w:t>
       </w:r>
       <w:r>
         <w:t xml:space="preserve"> </w:t>
@@ -6552,13 +6395,394 @@
           <w:iCs/>
           <w:i/>
         </w:rPr>
-        <w:t xml:space="preserve">lacuna de dado</w:t>
-      </w:r>
-      <w:r>
-        <w:t xml:space="preserve"> </w:t>
-      </w:r>
-      <w:r>
-        <w:t xml:space="preserve">(o PNCP ainda não é universal), não</w:t>
+        <w:t xml:space="preserve">outliers</w:t>
+      </w:r>
+      <w:r>
+        <w:t xml:space="preserve"> </w:t>
+      </w:r>
+      <w:r>
+        <w:t xml:space="preserve">não inflem o corte). Sinaliza quem tem resíduo padronizado</w:t>
+      </w:r>
+      <w:r>
+        <w:t xml:space="preserve"> </w:t>
+      </w:r>
+      <w:r>
+        <w:t xml:space="preserve">≤ −2</w:t>
+      </w:r>
+      <w:r>
+        <w:t xml:space="preserve"> </w:t>
+      </w:r>
+      <w:r>
+        <w:rPr>
+          <w:bCs/>
+          <w:b/>
+        </w:rPr>
+        <w:t xml:space="preserve">e</w:t>
+      </w:r>
+      <w:r>
+        <w:t xml:space="preserve"> </w:t>
+      </w:r>
+      <w:r>
+        <w:t xml:space="preserve">pelo menos 8 pontos percentuais abaixo do previsto — alocação</w:t>
+      </w:r>
+      <w:r>
+        <w:t xml:space="preserve"> </w:t>
+      </w:r>
+      <w:r>
+        <w:t xml:space="preserve">sistematicamente aquém, dado o padrão do estado. Só roda sobre município-anos</w:t>
+      </w:r>
+      <w:r>
+        <w:t xml:space="preserve"> </w:t>
+      </w:r>
+      <w:r>
+        <w:t xml:space="preserve">com o eixo de Alocação inteiro (L1+L2+L3), então hoje cobre os 76 município-anos</w:t>
+      </w:r>
+      <w:r>
+        <w:t xml:space="preserve"> </w:t>
+      </w:r>
+      <w:r>
+        <w:t xml:space="preserve">que têm as três camadas.</w:t>
+      </w:r>
+    </w:p>
+    <w:bookmarkEnd w:id="40"/>
+    <w:bookmarkStart w:id="41" w:name="detector-3-suspeita-de-sobrepreço"/>
+    <w:p>
+      <w:pPr>
+        <w:pStyle w:val="Heading2"/>
+      </w:pPr>
+      <w:r>
+        <w:t xml:space="preserve">7.3 Detector 3 — suspeita de sobrepreço</w:t>
+      </w:r>
+    </w:p>
+    <w:p>
+      <w:pPr>
+        <w:pStyle w:val="FirstParagraph"/>
+      </w:pPr>
+      <w:r>
+        <w:t xml:space="preserve">Preço unitário de um item de insumo acima de</w:t>
+      </w:r>
+      <w:r>
+        <w:t xml:space="preserve"> </w:t>
+      </w:r>
+      <w:r>
+        <w:rPr>
+          <w:bCs/>
+          <w:b/>
+        </w:rPr>
+        <w:t xml:space="preserve">Q3 + fator·IQR</w:t>
+      </w:r>
+      <w:r>
+        <w:t xml:space="preserve"> </w:t>
+      </w:r>
+      <w:r>
+        <w:t xml:space="preserve">da distribuição</w:t>
+      </w:r>
+      <w:r>
+        <w:t xml:space="preserve"> </w:t>
+      </w:r>
+      <w:r>
+        <w:t xml:space="preserve">da</w:t>
+      </w:r>
+      <w:r>
+        <w:t xml:space="preserve"> </w:t>
+      </w:r>
+      <w:r>
+        <w:rPr>
+          <w:bCs/>
+          <w:b/>
+        </w:rPr>
+        <w:t xml:space="preserve">mesma categoria e da mesma unidade de medida</w:t>
+      </w:r>
+      <w:r>
+        <w:t xml:space="preserve"> </w:t>
+      </w:r>
+      <w:r>
+        <w:t xml:space="preserve">em PE (</w:t>
+      </w:r>
+      <w:r>
+        <w:rPr>
+          <w:rStyle w:val="VerbatimChar"/>
+        </w:rPr>
+        <w:t xml:space="preserve">fator</w:t>
+      </w:r>
+      <w:r>
+        <w:t xml:space="preserve"> </w:t>
+      </w:r>
+      <w:r>
+        <w:t xml:space="preserve">em</w:t>
+      </w:r>
+      <w:r>
+        <w:t xml:space="preserve"> </w:t>
+      </w:r>
+      <w:r>
+        <w:rPr>
+          <w:rStyle w:val="VerbatimChar"/>
+        </w:rPr>
+        <w:t xml:space="preserve">conf/ieas.yml</w:t>
+      </w:r>
+      <w:r>
+        <w:t xml:space="preserve">). Comparar só dentro de (categoria, unidade) — a categoria via</w:t>
+      </w:r>
+      <w:r>
+        <w:t xml:space="preserve"> </w:t>
+      </w:r>
+      <w:r>
+        <w:t xml:space="preserve">a coluna</w:t>
+      </w:r>
+      <w:r>
+        <w:t xml:space="preserve"> </w:t>
+      </w:r>
+      <w:r>
+        <w:rPr>
+          <w:rStyle w:val="VerbatimChar"/>
+        </w:rPr>
+        <w:t xml:space="preserve">palavras_chave</w:t>
+      </w:r>
+      <w:r>
+        <w:t xml:space="preserve"> </w:t>
+      </w:r>
+      <w:r>
+        <w:t xml:space="preserve">curada de</w:t>
+      </w:r>
+      <w:r>
+        <w:t xml:space="preserve"> </w:t>
+      </w:r>
+      <w:r>
+        <w:rPr>
+          <w:rStyle w:val="VerbatimChar"/>
+        </w:rPr>
+        <w:t xml:space="preserve">seeds/catmat_saude.csv</w:t>
+      </w:r>
+      <w:r>
+        <w:t xml:space="preserve">, a unidade</w:t>
+      </w:r>
+      <w:r>
+        <w:t xml:space="preserve"> </w:t>
+      </w:r>
+      <w:r>
+        <w:t xml:space="preserve">normalizada (frasco/ampola/comprimido/…) — evita confrontar o preço de uma</w:t>
+      </w:r>
+      <w:r>
+        <w:t xml:space="preserve"> </w:t>
+      </w:r>
+      <w:r>
+        <w:t xml:space="preserve">seringa com o de um tomógrafo, ou de um frasco com o de uma ampola.</w:t>
+      </w:r>
+    </w:p>
+    <w:p>
+      <w:pPr>
+        <w:pStyle w:val="BodyText"/>
+      </w:pPr>
+      <w:r>
+        <w:t xml:space="preserve">O preço por item</w:t>
+      </w:r>
+      <w:r>
+        <w:t xml:space="preserve"> </w:t>
+      </w:r>
+      <w:r>
+        <w:rPr>
+          <w:bCs/>
+          <w:b/>
+        </w:rPr>
+        <w:t xml:space="preserve">não</w:t>
+      </w:r>
+      <w:r>
+        <w:t xml:space="preserve"> </w:t>
+      </w:r>
+      <w:r>
+        <w:t xml:space="preserve">vem do recurso de consulta genérico do PNCP (esse só</w:t>
+      </w:r>
+      <w:r>
+        <w:t xml:space="preserve"> </w:t>
+      </w:r>
+      <w:r>
+        <w:t xml:space="preserve">traz o valor total da compra); vem de</w:t>
+      </w:r>
+      <w:r>
+        <w:t xml:space="preserve"> </w:t>
+      </w:r>
+      <w:r>
+        <w:rPr>
+          <w:rStyle w:val="VerbatimChar"/>
+        </w:rPr>
+        <w:t xml:space="preserve">/v1/orgaos/{cnpj}/compras/{ano}/{seq}/itens</w:t>
+      </w:r>
+      <w:r>
+        <w:t xml:space="preserve">.</w:t>
+      </w:r>
+      <w:r>
+        <w:t xml:space="preserve"> </w:t>
+      </w:r>
+      <w:r>
+        <w:rPr>
+          <w:rStyle w:val="VerbatimChar"/>
+        </w:rPr>
+        <w:t xml:space="preserve">ingest/pncp_itens.py</w:t>
+      </w:r>
+      <w:r>
+        <w:t xml:space="preserve"> </w:t>
+      </w:r>
+      <w:r>
+        <w:t xml:space="preserve">percorre</w:t>
+      </w:r>
+      <w:r>
+        <w:t xml:space="preserve"> </w:t>
+      </w:r>
+      <w:r>
+        <w:t xml:space="preserve">esse recurso para as ~800 contratações de saúde (modalidades Pregão, Dispensa e</w:t>
+      </w:r>
+      <w:r>
+        <w:t xml:space="preserve"> </w:t>
+      </w:r>
+      <w:r>
+        <w:t xml:space="preserve">Inexigibilidade; Concorrência é obra, sem preço unitário comparável), de forma</w:t>
+      </w:r>
+      <w:r>
+        <w:t xml:space="preserve"> </w:t>
+      </w:r>
+      <w:r>
+        <w:t xml:space="preserve">retomável. Só entram itens</w:t>
+      </w:r>
+      <w:r>
+        <w:t xml:space="preserve"> </w:t>
+      </w:r>
+      <w:r>
+        <w:rPr>
+          <w:rStyle w:val="VerbatimChar"/>
+        </w:rPr>
+        <w:t xml:space="preserve">Material</w:t>
+      </w:r>
+      <w:r>
+        <w:t xml:space="preserve"> </w:t>
+      </w:r>
+      <w:r>
+        <w:t xml:space="preserve">sem orçamento sigiloso.</w:t>
+      </w:r>
+    </w:p>
+    <w:bookmarkEnd w:id="41"/>
+    <w:bookmarkStart w:id="42" w:name="detector-4-suspeita-de-desabastecimento"/>
+    <w:p>
+      <w:pPr>
+        <w:pStyle w:val="Heading2"/>
+      </w:pPr>
+      <w:r>
+        <w:t xml:space="preserve">7.4 Detector 4 — suspeita de desabastecimento</w:t>
+      </w:r>
+    </w:p>
+    <w:p>
+      <w:pPr>
+        <w:pStyle w:val="FirstParagraph"/>
+      </w:pPr>
+      <w:r>
+        <w:t xml:space="preserve">O detector mais original do projeto. Liga</w:t>
+      </w:r>
+      <w:r>
+        <w:t xml:space="preserve"> </w:t>
+      </w:r>
+      <w:r>
+        <w:rPr>
+          <w:bCs/>
+          <w:b/>
+        </w:rPr>
+        <w:t xml:space="preserve">incidência sustentada de um agravo</w:t>
+      </w:r>
+      <w:r>
+        <w:t xml:space="preserve"> </w:t>
+      </w:r>
+      <w:r>
+        <w:t xml:space="preserve">(SINAN, taxa no percentil 75+ de PE num ano) à</w:t>
+      </w:r>
+      <w:r>
+        <w:t xml:space="preserve"> </w:t>
+      </w:r>
+      <w:r>
+        <w:rPr>
+          <w:bCs/>
+          <w:b/>
+        </w:rPr>
+        <w:t xml:space="preserve">ausência de contratação da</w:t>
+      </w:r>
+      <w:r>
+        <w:rPr>
+          <w:bCs/>
+          <w:b/>
+        </w:rPr>
+        <w:t xml:space="preserve"> </w:t>
+      </w:r>
+      <w:r>
+        <w:rPr>
+          <w:bCs/>
+          <w:b/>
+        </w:rPr>
+        <w:t xml:space="preserve">categoria de insumo correspondente</w:t>
+      </w:r>
+      <w:r>
+        <w:t xml:space="preserve"> </w:t>
+      </w:r>
+      <w:r>
+        <w:t xml:space="preserve">no PNCP, via o mapa</w:t>
+      </w:r>
+      <w:r>
+        <w:t xml:space="preserve"> </w:t>
+      </w:r>
+      <w:r>
+        <w:rPr>
+          <w:rStyle w:val="VerbatimChar"/>
+        </w:rPr>
+        <w:t xml:space="preserve">seeds/agravo_insumo.yml</w:t>
+      </w:r>
+      <w:r>
+        <w:t xml:space="preserve"> </w:t>
+      </w:r>
+      <w:r>
+        <w:t xml:space="preserve">(dengue → larvicida, inseticida, teste NS1, soro;</w:t>
+      </w:r>
+      <w:r>
+        <w:t xml:space="preserve"> </w:t>
+      </w:r>
+      <w:r>
+        <w:t xml:space="preserve">leptospirose → antibiótico penicilina, kit sorológico; etc.).</w:t>
+      </w:r>
+    </w:p>
+    <w:p>
+      <w:pPr>
+        <w:pStyle w:val="BodyText"/>
+      </w:pPr>
+      <w:r>
+        <w:t xml:space="preserve">Uma salvaguarda importante: o detector</w:t>
+      </w:r>
+      <w:r>
+        <w:t xml:space="preserve"> </w:t>
+      </w:r>
+      <w:r>
+        <w:rPr>
+          <w:bCs/>
+          <w:b/>
+        </w:rPr>
+        <w:t xml:space="preserve">só considera município-ano que aparece</w:t>
+      </w:r>
+      <w:r>
+        <w:rPr>
+          <w:bCs/>
+          <w:b/>
+        </w:rPr>
+        <w:t xml:space="preserve"> </w:t>
+      </w:r>
+      <w:r>
+        <w:rPr>
+          <w:bCs/>
+          <w:b/>
+        </w:rPr>
+        <w:t xml:space="preserve">no PNCP naquele ano</w:t>
+      </w:r>
+      <w:r>
+        <w:t xml:space="preserve">. Um município em surto que não publicou nenhuma</w:t>
+      </w:r>
+      <w:r>
+        <w:t xml:space="preserve"> </w:t>
+      </w:r>
+      <w:r>
+        <w:t xml:space="preserve">contratação é</w:t>
       </w:r>
       <w:r>
         <w:t xml:space="preserve"> </w:t>
@@ -6568,20 +6792,36 @@
           <w:iCs/>
           <w:i/>
         </w:rPr>
-        <w:t xml:space="preserve">falha de</w:t>
+        <w:t xml:space="preserve">lacuna de dado</w:t>
+      </w:r>
+      <w:r>
+        <w:t xml:space="preserve"> </w:t>
+      </w:r>
+      <w:r>
+        <w:t xml:space="preserve">(o PNCP ainda não é universal), não</w:t>
+      </w:r>
+      <w:r>
+        <w:t xml:space="preserve"> </w:t>
       </w:r>
       <w:r>
         <w:rPr>
           <w:iCs/>
           <w:i/>
         </w:rPr>
-        <w:t xml:space="preserve"> </w:t>
+        <w:t xml:space="preserve">falha de</w:t>
       </w:r>
       <w:r>
         <w:rPr>
           <w:iCs/>
           <w:i/>
         </w:rPr>
+        <w:t xml:space="preserve"> </w:t>
+      </w:r>
+      <w:r>
+        <w:rPr>
+          <w:iCs/>
+          <w:i/>
+        </w:rPr>
         <w:t xml:space="preserve">política</w:t>
       </w:r>
       <w:r>
@@ -6595,20 +6835,6 @@
       </w:r>
       <w:r>
         <w:t xml:space="preserve">falso.</w:t>
-      </w:r>
-    </w:p>
-    <w:p>
-      <w:pPr>
-        <w:pStyle w:val="BodyText"/>
-      </w:pPr>
-      <w:r>
-        <w:t xml:space="preserve">O detector 2 (resíduo de regressão robusta) fica de fora: exige o eixo de</w:t>
-      </w:r>
-      <w:r>
-        <w:t xml:space="preserve"> </w:t>
-      </w:r>
-      <w:r>
-        <w:t xml:space="preserve">Alocação completo (L1+L2+L3), e L1/L2 seguem bloqueados.</w:t>
       </w:r>
     </w:p>
     <w:p>
@@ -6618,9 +6844,9 @@
         </w:pict>
       </w:r>
     </w:p>
-    <w:bookmarkEnd w:id="41"/>
     <w:bookmarkEnd w:id="42"/>
-    <w:bookmarkStart w:id="45" w:name="camada-de-apresentação"/>
+    <w:bookmarkEnd w:id="43"/>
+    <w:bookmarkStart w:id="46" w:name="camada-de-apresentação"/>
     <w:p>
       <w:pPr>
         <w:pStyle w:val="Heading1"/>
@@ -6629,7 +6855,7 @@
         <w:t xml:space="preserve">8. Camada de apresentação</w:t>
       </w:r>
     </w:p>
-    <w:bookmarkStart w:id="43" w:name="painel-streamlit-make-app"/>
+    <w:bookmarkStart w:id="44" w:name="painel-streamlit-make-app"/>
     <w:p>
       <w:pPr>
         <w:pStyle w:val="Heading2"/>
@@ -7165,8 +7391,8 @@
         <w:t xml:space="preserve">da categoria e uma tabela alternativa.</w:t>
       </w:r>
     </w:p>
-    <w:bookmarkEnd w:id="43"/>
-    <w:bookmarkStart w:id="44" w:name="api-aberta-fastapi-make-api"/>
+    <w:bookmarkEnd w:id="44"/>
+    <w:bookmarkStart w:id="45" w:name="api-aberta-fastapi-make-api"/>
     <w:p>
       <w:pPr>
         <w:pStyle w:val="Heading2"/>
@@ -7468,9 +7694,9 @@
         </w:pict>
       </w:r>
     </w:p>
-    <w:bookmarkEnd w:id="44"/>
     <w:bookmarkEnd w:id="45"/>
-    <w:bookmarkStart w:id="49" w:name="resultados"/>
+    <w:bookmarkEnd w:id="46"/>
+    <w:bookmarkStart w:id="50" w:name="resultados"/>
     <w:p>
       <w:pPr>
         <w:pStyle w:val="Heading1"/>
@@ -7479,7 +7705,7 @@
         <w:t xml:space="preserve">9. Resultados</w:t>
       </w:r>
     </w:p>
-    <w:bookmarkStart w:id="46" w:name="volume-ingerido"/>
+    <w:bookmarkStart w:id="47" w:name="volume-ingerido"/>
     <w:p>
       <w:pPr>
         <w:pStyle w:val="Heading2"/>
@@ -7854,7 +8080,7 @@
               <w:jc w:val="left"/>
             </w:pPr>
             <w:r>
-              <w:t xml:space="preserve">itens com preço unitário (contratações de saúde)</w:t>
+              <w:t xml:space="preserve">itens com preço unitário (801 contratos de saúde)</w:t>
             </w:r>
           </w:p>
         </w:tc>
@@ -7872,12 +8098,6 @@
               </w:rPr>
               <w:t xml:space="preserve">4.691</w:t>
             </w:r>
-            <w:r>
-              <w:t xml:space="preserve"> </w:t>
-            </w:r>
-            <w:r>
-              <w:t xml:space="preserve">de 878 contratações</w:t>
-            </w:r>
           </w:p>
         </w:tc>
       </w:tr>
@@ -7924,7 +8144,7 @@
               <w:t xml:space="preserve"> </w:t>
             </w:r>
             <w:r>
-              <w:t xml:space="preserve">(184/185 municípios × 5 anos)</w:t>
+              <w:t xml:space="preserve">(184/185 × 5 anos)</w:t>
             </w:r>
           </w:p>
         </w:tc>
@@ -7950,7 +8170,7 @@
               <w:jc w:val="left"/>
             </w:pPr>
             <w:r>
-              <w:t xml:space="preserve">município-anos de extrema pobreza</w:t>
+              <w:t xml:space="preserve">município-anos de taxa de extrema pobreza</w:t>
             </w:r>
           </w:p>
         </w:tc>
@@ -7986,6 +8206,102 @@
               <w:jc w:val="left"/>
             </w:pPr>
             <w:r>
+              <w:t xml:space="preserve">IBGE Censo 2022</w:t>
+            </w:r>
+          </w:p>
+        </w:tc>
+        <w:tc>
+          <w:tcPr/>
+          <w:p>
+            <w:pPr>
+              <w:pStyle w:val="Compact"/>
+              <w:jc w:val="left"/>
+            </w:pPr>
+            <w:r>
+              <w:t xml:space="preserve">municípios com déficit de água/esgoto/lixo</w:t>
+            </w:r>
+          </w:p>
+        </w:tc>
+        <w:tc>
+          <w:tcPr/>
+          <w:p>
+            <w:pPr>
+              <w:pStyle w:val="Compact"/>
+              <w:jc w:val="left"/>
+            </w:pPr>
+            <w:r>
+              <w:rPr>
+                <w:bCs/>
+                <w:b/>
+              </w:rPr>
+              <w:t xml:space="preserve">185/185</w:t>
+            </w:r>
+            <w:r>
+              <w:t xml:space="preserve"> </w:t>
+            </w:r>
+            <w:r>
+              <w:t xml:space="preserve">(cobertura mediana: água 64%, esgoto 48%, lixo 74%)</w:t>
+            </w:r>
+          </w:p>
+        </w:tc>
+      </w:tr>
+      <w:tr>
+        <w:tc>
+          <w:tcPr/>
+          <w:p>
+            <w:pPr>
+              <w:pStyle w:val="Compact"/>
+              <w:jc w:val="left"/>
+            </w:pPr>
+            <w:r>
+              <w:t xml:space="preserve">Transparência (L1 parcial)</w:t>
+            </w:r>
+          </w:p>
+        </w:tc>
+        <w:tc>
+          <w:tcPr/>
+          <w:p>
+            <w:pPr>
+              <w:pStyle w:val="Compact"/>
+              <w:jc w:val="left"/>
+            </w:pPr>
+            <w:r>
+              <w:t xml:space="preserve">município-anos de transferências sociais federais</w:t>
+            </w:r>
+          </w:p>
+        </w:tc>
+        <w:tc>
+          <w:tcPr/>
+          <w:p>
+            <w:pPr>
+              <w:pStyle w:val="Compact"/>
+              <w:jc w:val="left"/>
+            </w:pPr>
+            <w:r>
+              <w:rPr>
+                <w:bCs/>
+                <w:b/>
+              </w:rPr>
+              <w:t xml:space="preserve">209</w:t>
+            </w:r>
+            <w:r>
+              <w:t xml:space="preserve"> </w:t>
+            </w:r>
+            <w:r>
+              <w:t xml:space="preserve">(42/185 municípios; coleta interrompida por bloqueio da chave)</w:t>
+            </w:r>
+          </w:p>
+        </w:tc>
+      </w:tr>
+      <w:tr>
+        <w:tc>
+          <w:tcPr/>
+          <w:p>
+            <w:pPr>
+              <w:pStyle w:val="Compact"/>
+              <w:jc w:val="left"/>
+            </w:pPr>
+            <w:r>
               <w:t xml:space="preserve">Gold</w:t>
             </w:r>
           </w:p>
@@ -8041,19 +8357,19 @@
               <w:jc w:val="left"/>
             </w:pPr>
             <w:r>
-              <w:t xml:space="preserve">município-anos com L3</w:t>
-            </w:r>
-          </w:p>
-        </w:tc>
-        <w:tc>
-          <w:tcPr/>
-          <w:p>
-            <w:pPr>
-              <w:pStyle w:val="Compact"/>
-              <w:jc w:val="left"/>
-            </w:pPr>
-            <w:r>
-              <w:t xml:space="preserve">336</w:t>
+              <w:t xml:space="preserve">município-anos com L3 / L1</w:t>
+            </w:r>
+          </w:p>
+        </w:tc>
+        <w:tc>
+          <w:tcPr/>
+          <w:p>
+            <w:pPr>
+              <w:pStyle w:val="Compact"/>
+              <w:jc w:val="left"/>
+            </w:pPr>
+            <w:r>
+              <w:t xml:space="preserve">336 / 209</w:t>
             </w:r>
           </w:p>
         </w:tc>
@@ -8101,8 +8417,8 @@
         <w:t xml:space="preserve">análise retrospectiva.</w:t>
       </w:r>
     </w:p>
-    <w:bookmarkEnd w:id="46"/>
-    <w:bookmarkStart w:id="47" w:name="ieas"/>
+    <w:bookmarkEnd w:id="47"/>
+    <w:bookmarkStart w:id="48" w:name="ieas"/>
     <w:p>
       <w:pPr>
         <w:pStyle w:val="Heading2"/>
@@ -8176,7 +8492,7 @@
                 <w:bCs/>
                 <w:b/>
               </w:rPr>
-              <w:t xml:space="preserve">335 de 925</w:t>
+              <w:t xml:space="preserve">468 de 925</w:t>
             </w:r>
           </w:p>
         </w:tc>
@@ -8202,7 +8518,7 @@
               <w:jc w:val="left"/>
             </w:pPr>
             <w:r>
-              <w:t xml:space="preserve">130 verde · 92 vermelho · 62 azul · 51 amarelo · 590 cinza</w:t>
+              <w:t xml:space="preserve">166 verde · 109 vermelho · 104 azul · 89 amarelo · 457 cinza</w:t>
             </w:r>
           </w:p>
         </w:tc>
@@ -8228,7 +8544,7 @@
               <w:jc w:val="left"/>
             </w:pPr>
             <w:r>
-              <w:t xml:space="preserve">68 verde · 41 azul · 26 amarelo · 21 vermelho · 29 cinza</w:t>
+              <w:t xml:space="preserve">64 verde · 36 azul · 31 amarelo · 30 vermelho · 24 cinza</w:t>
             </w:r>
           </w:p>
         </w:tc>
@@ -8254,7 +8570,17 @@
               <w:jc w:val="left"/>
             </w:pPr>
             <w:r>
-              <w:t xml:space="preserve">0,67 (uniforme) — epidemiológico + vulnerabilidade</w:t>
+              <w:rPr>
+                <w:bCs/>
+                <w:b/>
+              </w:rPr>
+              <w:t xml:space="preserve">1,00 para todos</w:t>
+            </w:r>
+            <w:r>
+              <w:t xml:space="preserve"> </w:t>
+            </w:r>
+            <w:r>
+              <w:t xml:space="preserve">— epidemiológico + saneamento + vulnerabilidade</w:t>
             </w:r>
           </w:p>
         </w:tc>
@@ -8280,7 +8606,7 @@
               <w:jc w:val="left"/>
             </w:pPr>
             <w:r>
-              <w:t xml:space="preserve">0,67 onde há L2 + L3; 0,33 onde só L2</w:t>
+              <w:t xml:space="preserve">1,00 (L1+L2+L3) em 76 · 0,67 (L2+L3) em 392 · 0,33 (só L2) em 453</w:t>
             </w:r>
           </w:p>
         </w:tc>
@@ -8407,55 +8733,55 @@
               <w:jc w:val="left"/>
             </w:pPr>
             <w:r>
-              <w:t xml:space="preserve">—</w:t>
-            </w:r>
-          </w:p>
-        </w:tc>
-        <w:tc>
-          <w:tcPr/>
-          <w:p>
-            <w:pPr>
-              <w:pStyle w:val="Compact"/>
-              <w:jc w:val="left"/>
-            </w:pPr>
-            <w:r>
-              <w:t xml:space="preserve">—</w:t>
-            </w:r>
-          </w:p>
-        </w:tc>
-        <w:tc>
-          <w:tcPr/>
-          <w:p>
-            <w:pPr>
-              <w:pStyle w:val="Compact"/>
-              <w:jc w:val="left"/>
-            </w:pPr>
-            <w:r>
-              <w:t xml:space="preserve">—</w:t>
-            </w:r>
-          </w:p>
-        </w:tc>
-        <w:tc>
-          <w:tcPr/>
-          <w:p>
-            <w:pPr>
-              <w:pStyle w:val="Compact"/>
-              <w:jc w:val="left"/>
-            </w:pPr>
-            <w:r>
-              <w:t xml:space="preserve">—</w:t>
-            </w:r>
-          </w:p>
-        </w:tc>
-        <w:tc>
-          <w:tcPr/>
-          <w:p>
-            <w:pPr>
-              <w:pStyle w:val="Compact"/>
-              <w:jc w:val="left"/>
-            </w:pPr>
-            <w:r>
-              <w:t xml:space="preserve">185</w:t>
+              <w:t xml:space="preserve">2</w:t>
+            </w:r>
+          </w:p>
+        </w:tc>
+        <w:tc>
+          <w:tcPr/>
+          <w:p>
+            <w:pPr>
+              <w:pStyle w:val="Compact"/>
+              <w:jc w:val="left"/>
+            </w:pPr>
+            <w:r>
+              <w:t xml:space="preserve">7</w:t>
+            </w:r>
+          </w:p>
+        </w:tc>
+        <w:tc>
+          <w:tcPr/>
+          <w:p>
+            <w:pPr>
+              <w:pStyle w:val="Compact"/>
+              <w:jc w:val="left"/>
+            </w:pPr>
+            <w:r>
+              <w:t xml:space="preserve">15</w:t>
+            </w:r>
+          </w:p>
+        </w:tc>
+        <w:tc>
+          <w:tcPr/>
+          <w:p>
+            <w:pPr>
+              <w:pStyle w:val="Compact"/>
+              <w:jc w:val="left"/>
+            </w:pPr>
+            <w:r>
+              <w:t xml:space="preserve">18</w:t>
+            </w:r>
+          </w:p>
+        </w:tc>
+        <w:tc>
+          <w:tcPr/>
+          <w:p>
+            <w:pPr>
+              <w:pStyle w:val="Compact"/>
+              <w:jc w:val="left"/>
+            </w:pPr>
+            <w:r>
+              <w:t xml:space="preserve">143</w:t>
             </w:r>
           </w:p>
         </w:tc>
@@ -8481,55 +8807,55 @@
               <w:jc w:val="left"/>
             </w:pPr>
             <w:r>
-              <w:t xml:space="preserve">3</w:t>
-            </w:r>
-          </w:p>
-        </w:tc>
-        <w:tc>
-          <w:tcPr/>
-          <w:p>
-            <w:pPr>
-              <w:pStyle w:val="Compact"/>
-              <w:jc w:val="left"/>
-            </w:pPr>
-            <w:r>
-              <w:t xml:space="preserve">1</w:t>
-            </w:r>
-          </w:p>
-        </w:tc>
-        <w:tc>
-          <w:tcPr/>
-          <w:p>
-            <w:pPr>
-              <w:pStyle w:val="Compact"/>
-              <w:jc w:val="left"/>
-            </w:pPr>
-            <w:r>
-              <w:t xml:space="preserve">2</w:t>
-            </w:r>
-          </w:p>
-        </w:tc>
-        <w:tc>
-          <w:tcPr/>
-          <w:p>
-            <w:pPr>
-              <w:pStyle w:val="Compact"/>
-              <w:jc w:val="left"/>
-            </w:pPr>
-            <w:r>
-              <w:t xml:space="preserve">0</w:t>
-            </w:r>
-          </w:p>
-        </w:tc>
-        <w:tc>
-          <w:tcPr/>
-          <w:p>
-            <w:pPr>
-              <w:pStyle w:val="Compact"/>
-              <w:jc w:val="left"/>
-            </w:pPr>
-            <w:r>
-              <w:t xml:space="preserve">179</w:t>
+              <w:t xml:space="preserve">4</w:t>
+            </w:r>
+          </w:p>
+        </w:tc>
+        <w:tc>
+          <w:tcPr/>
+          <w:p>
+            <w:pPr>
+              <w:pStyle w:val="Compact"/>
+              <w:jc w:val="left"/>
+            </w:pPr>
+            <w:r>
+              <w:t xml:space="preserve">9</w:t>
+            </w:r>
+          </w:p>
+        </w:tc>
+        <w:tc>
+          <w:tcPr/>
+          <w:p>
+            <w:pPr>
+              <w:pStyle w:val="Compact"/>
+              <w:jc w:val="left"/>
+            </w:pPr>
+            <w:r>
+              <w:t xml:space="preserve">21</w:t>
+            </w:r>
+          </w:p>
+        </w:tc>
+        <w:tc>
+          <w:tcPr/>
+          <w:p>
+            <w:pPr>
+              <w:pStyle w:val="Compact"/>
+              <w:jc w:val="left"/>
+            </w:pPr>
+            <w:r>
+              <w:t xml:space="preserve">13</w:t>
+            </w:r>
+          </w:p>
+        </w:tc>
+        <w:tc>
+          <w:tcPr/>
+          <w:p>
+            <w:pPr>
+              <w:pStyle w:val="Compact"/>
+              <w:jc w:val="left"/>
+            </w:pPr>
+            <w:r>
+              <w:t xml:space="preserve">138</w:t>
             </w:r>
           </w:p>
         </w:tc>
@@ -8555,55 +8881,55 @@
               <w:jc w:val="left"/>
             </w:pPr>
             <w:r>
-              <w:t xml:space="preserve">50</w:t>
-            </w:r>
-          </w:p>
-        </w:tc>
-        <w:tc>
-          <w:tcPr/>
-          <w:p>
-            <w:pPr>
-              <w:pStyle w:val="Compact"/>
-              <w:jc w:val="left"/>
-            </w:pPr>
-            <w:r>
-              <w:t xml:space="preserve">16</w:t>
-            </w:r>
-          </w:p>
-        </w:tc>
-        <w:tc>
-          <w:tcPr/>
-          <w:p>
-            <w:pPr>
-              <w:pStyle w:val="Compact"/>
-              <w:jc w:val="left"/>
-            </w:pPr>
-            <w:r>
-              <w:t xml:space="preserve">32</w:t>
-            </w:r>
-          </w:p>
-        </w:tc>
-        <w:tc>
-          <w:tcPr/>
-          <w:p>
-            <w:pPr>
-              <w:pStyle w:val="Compact"/>
-              <w:jc w:val="left"/>
-            </w:pPr>
-            <w:r>
-              <w:t xml:space="preserve">4</w:t>
-            </w:r>
-          </w:p>
-        </w:tc>
-        <w:tc>
-          <w:tcPr/>
-          <w:p>
-            <w:pPr>
-              <w:pStyle w:val="Compact"/>
-              <w:jc w:val="left"/>
-            </w:pPr>
-            <w:r>
-              <w:t xml:space="preserve">83</w:t>
+              <w:t xml:space="preserve">54</w:t>
+            </w:r>
+          </w:p>
+        </w:tc>
+        <w:tc>
+          <w:tcPr/>
+          <w:p>
+            <w:pPr>
+              <w:pStyle w:val="Compact"/>
+              <w:jc w:val="left"/>
+            </w:pPr>
+            <w:r>
+              <w:t xml:space="preserve">28</w:t>
+            </w:r>
+          </w:p>
+        </w:tc>
+        <w:tc>
+          <w:tcPr/>
+          <w:p>
+            <w:pPr>
+              <w:pStyle w:val="Compact"/>
+              <w:jc w:val="left"/>
+            </w:pPr>
+            <w:r>
+              <w:t xml:space="preserve">29</w:t>
+            </w:r>
+          </w:p>
+        </w:tc>
+        <w:tc>
+          <w:tcPr/>
+          <w:p>
+            <w:pPr>
+              <w:pStyle w:val="Compact"/>
+              <w:jc w:val="left"/>
+            </w:pPr>
+            <w:r>
+              <w:t xml:space="preserve">6</w:t>
+            </w:r>
+          </w:p>
+        </w:tc>
+        <w:tc>
+          <w:tcPr/>
+          <w:p>
+            <w:pPr>
+              <w:pStyle w:val="Compact"/>
+              <w:jc w:val="left"/>
+            </w:pPr>
+            <w:r>
+              <w:t xml:space="preserve">68</w:t>
             </w:r>
           </w:p>
         </w:tc>
@@ -8629,55 +8955,55 @@
               <w:jc w:val="left"/>
             </w:pPr>
             <w:r>
-              <w:t xml:space="preserve">18</w:t>
-            </w:r>
-          </w:p>
-        </w:tc>
-        <w:tc>
-          <w:tcPr/>
-          <w:p>
-            <w:pPr>
-              <w:pStyle w:val="Compact"/>
-              <w:jc w:val="left"/>
-            </w:pPr>
-            <w:r>
-              <w:t xml:space="preserve">8</w:t>
-            </w:r>
-          </w:p>
-        </w:tc>
-        <w:tc>
-          <w:tcPr/>
-          <w:p>
-            <w:pPr>
-              <w:pStyle w:val="Compact"/>
-              <w:jc w:val="left"/>
-            </w:pPr>
-            <w:r>
-              <w:t xml:space="preserve">28</w:t>
-            </w:r>
-          </w:p>
-        </w:tc>
-        <w:tc>
-          <w:tcPr/>
-          <w:p>
-            <w:pPr>
-              <w:pStyle w:val="Compact"/>
-              <w:jc w:val="left"/>
-            </w:pPr>
-            <w:r>
-              <w:t xml:space="preserve">17</w:t>
-            </w:r>
-          </w:p>
-        </w:tc>
-        <w:tc>
-          <w:tcPr/>
-          <w:p>
-            <w:pPr>
-              <w:pStyle w:val="Compact"/>
-              <w:jc w:val="left"/>
-            </w:pPr>
-            <w:r>
-              <w:t xml:space="preserve">114</w:t>
+              <w:t xml:space="preserve">19</w:t>
+            </w:r>
+          </w:p>
+        </w:tc>
+        <w:tc>
+          <w:tcPr/>
+          <w:p>
+            <w:pPr>
+              <w:pStyle w:val="Compact"/>
+              <w:jc w:val="left"/>
+            </w:pPr>
+            <w:r>
+              <w:t xml:space="preserve">14</w:t>
+            </w:r>
+          </w:p>
+        </w:tc>
+        <w:tc>
+          <w:tcPr/>
+          <w:p>
+            <w:pPr>
+              <w:pStyle w:val="Compact"/>
+              <w:jc w:val="left"/>
+            </w:pPr>
+            <w:r>
+              <w:t xml:space="preserve">37</w:t>
+            </w:r>
+          </w:p>
+        </w:tc>
+        <w:tc>
+          <w:tcPr/>
+          <w:p>
+            <w:pPr>
+              <w:pStyle w:val="Compact"/>
+              <w:jc w:val="left"/>
+            </w:pPr>
+            <w:r>
+              <w:t xml:space="preserve">31</w:t>
+            </w:r>
+          </w:p>
+        </w:tc>
+        <w:tc>
+          <w:tcPr/>
+          <w:p>
+            <w:pPr>
+              <w:pStyle w:val="Compact"/>
+              <w:jc w:val="left"/>
+            </w:pPr>
+            <w:r>
+              <w:t xml:space="preserve">84</w:t>
             </w:r>
           </w:p>
         </w:tc>
@@ -8703,55 +9029,55 @@
               <w:jc w:val="left"/>
             </w:pPr>
             <w:r>
-              <w:t xml:space="preserve">21</w:t>
-            </w:r>
-          </w:p>
-        </w:tc>
-        <w:tc>
-          <w:tcPr/>
-          <w:p>
-            <w:pPr>
-              <w:pStyle w:val="Compact"/>
-              <w:jc w:val="left"/>
-            </w:pPr>
-            <w:r>
-              <w:t xml:space="preserve">26</w:t>
-            </w:r>
-          </w:p>
-        </w:tc>
-        <w:tc>
-          <w:tcPr/>
-          <w:p>
-            <w:pPr>
-              <w:pStyle w:val="Compact"/>
-              <w:jc w:val="left"/>
-            </w:pPr>
-            <w:r>
-              <w:t xml:space="preserve">68</w:t>
-            </w:r>
-          </w:p>
-        </w:tc>
-        <w:tc>
-          <w:tcPr/>
-          <w:p>
-            <w:pPr>
-              <w:pStyle w:val="Compact"/>
-              <w:jc w:val="left"/>
-            </w:pPr>
-            <w:r>
-              <w:t xml:space="preserve">41</w:t>
-            </w:r>
-          </w:p>
-        </w:tc>
-        <w:tc>
-          <w:tcPr/>
-          <w:p>
-            <w:pPr>
-              <w:pStyle w:val="Compact"/>
-              <w:jc w:val="left"/>
-            </w:pPr>
-            <w:r>
-              <w:t xml:space="preserve">29</w:t>
+              <w:t xml:space="preserve">30</w:t>
+            </w:r>
+          </w:p>
+        </w:tc>
+        <w:tc>
+          <w:tcPr/>
+          <w:p>
+            <w:pPr>
+              <w:pStyle w:val="Compact"/>
+              <w:jc w:val="left"/>
+            </w:pPr>
+            <w:r>
+              <w:t xml:space="preserve">31</w:t>
+            </w:r>
+          </w:p>
+        </w:tc>
+        <w:tc>
+          <w:tcPr/>
+          <w:p>
+            <w:pPr>
+              <w:pStyle w:val="Compact"/>
+              <w:jc w:val="left"/>
+            </w:pPr>
+            <w:r>
+              <w:t xml:space="preserve">64</w:t>
+            </w:r>
+          </w:p>
+        </w:tc>
+        <w:tc>
+          <w:tcPr/>
+          <w:p>
+            <w:pPr>
+              <w:pStyle w:val="Compact"/>
+              <w:jc w:val="left"/>
+            </w:pPr>
+            <w:r>
+              <w:t xml:space="preserve">36</w:t>
+            </w:r>
+          </w:p>
+        </w:tc>
+        <w:tc>
+          <w:tcPr/>
+          <w:p>
+            <w:pPr>
+              <w:pStyle w:val="Compact"/>
+              <w:jc w:val="left"/>
+            </w:pPr>
+            <w:r>
+              <w:t xml:space="preserve">24</w:t>
             </w:r>
           </w:p>
         </w:tc>
@@ -8784,41 +9110,41 @@
         <w:t xml:space="preserve"> </w:t>
       </w:r>
       <w:r>
-        <w:t xml:space="preserve">fundo — concentram-se na Zona da Mata Norte e no Agreste: Aliança (necessidade</w:t>
-      </w:r>
-      <w:r>
-        <w:t xml:space="preserve"> </w:t>
-      </w:r>
-      <w:r>
-        <w:t xml:space="preserve">percentil 93, alocação 16), Paudalho (74 / 6), Bonito (88 / 21), Moreno (79 /</w:t>
-      </w:r>
-      <w:r>
-        <w:t xml:space="preserve"> </w:t>
-      </w:r>
-      <w:r>
-        <w:t xml:space="preserve">13), Catende (91 / 25). É exatamente o descompasso que o IEAS existe para</w:t>
-      </w:r>
-      <w:r>
-        <w:t xml:space="preserve"> </w:t>
-      </w:r>
-      <w:r>
-        <w:t xml:space="preserve">detectar. O subíndice epidemiológico tem média 0,50 (faixa 0,23–0,78); o de</w:t>
-      </w:r>
-      <w:r>
-        <w:t xml:space="preserve"> </w:t>
-      </w:r>
-      <w:r>
-        <w:t xml:space="preserve">vulnerabilidade, taxa de extrema pobreza mediana de ~190 famílias por mil</w:t>
-      </w:r>
-      <w:r>
-        <w:t xml:space="preserve"> </w:t>
-      </w:r>
-      <w:r>
-        <w:t xml:space="preserve">habitantes (faixa 6–608).</w:t>
-      </w:r>
-    </w:p>
-    <w:bookmarkEnd w:id="47"/>
-    <w:bookmarkStart w:id="48" w:name="alertas"/>
+        <w:t xml:space="preserve">fundo — concentram-se na Zona da Mata Norte e na Região Metropolitana: Ilha de</w:t>
+      </w:r>
+      <w:r>
+        <w:t xml:space="preserve"> </w:t>
+      </w:r>
+      <w:r>
+        <w:t xml:space="preserve">Itamaracá (necessidade percentil 95, alocação 15), Paudalho (75 / 4), Feira Nova</w:t>
+      </w:r>
+      <w:r>
+        <w:t xml:space="preserve"> </w:t>
+      </w:r>
+      <w:r>
+        <w:t xml:space="preserve">(77 / 12), Carpina (74 / 10), Pedra (88 / 24). É exatamente o descompasso que o</w:t>
+      </w:r>
+      <w:r>
+        <w:t xml:space="preserve"> </w:t>
+      </w:r>
+      <w:r>
+        <w:t xml:space="preserve">IEAS existe para detectar. As coberturas censitárias de saneamento em PE são</w:t>
+      </w:r>
+      <w:r>
+        <w:t xml:space="preserve"> </w:t>
+      </w:r>
+      <w:r>
+        <w:t xml:space="preserve">baixas — água 64%, esgoto 48%, lixo 74% na mediana —, o que puxa o subíndice de</w:t>
+      </w:r>
+      <w:r>
+        <w:t xml:space="preserve"> </w:t>
+      </w:r>
+      <w:r>
+        <w:t xml:space="preserve">Necessidade para cima em quase todo o estado.</w:t>
+      </w:r>
+    </w:p>
+    <w:bookmarkEnd w:id="48"/>
+    <w:bookmarkStart w:id="49" w:name="alertas"/>
     <w:p>
       <w:pPr>
         <w:pStyle w:val="Heading2"/>
@@ -8836,13 +9162,13 @@
           <w:bCs/>
           <w:b/>
         </w:rPr>
-        <w:t xml:space="preserve">677 alertas</w:t>
-      </w:r>
-      <w:r>
-        <w:t xml:space="preserve"> </w:t>
-      </w:r>
-      <w:r>
-        <w:t xml:space="preserve">no total:</w:t>
+        <w:t xml:space="preserve">692 alertas</w:t>
+      </w:r>
+      <w:r>
+        <w:t xml:space="preserve"> </w:t>
+      </w:r>
+      <w:r>
+        <w:t xml:space="preserve">no total, dos quatro detectores:</w:t>
       </w:r>
     </w:p>
     <w:p>
@@ -8886,19 +9212,13 @@
           <w:bCs/>
           <w:b/>
         </w:rPr>
-        <w:t xml:space="preserve">92 de desalinhamento estrutural</w:t>
-      </w:r>
-      <w:r>
-        <w:t xml:space="preserve"> </w:t>
-      </w:r>
-      <w:r>
-        <w:t xml:space="preserve">— os faróis vermelhos, agora que o índice</w:t>
-      </w:r>
-      <w:r>
-        <w:t xml:space="preserve"> </w:t>
-      </w:r>
-      <w:r>
-        <w:t xml:space="preserve">tem cor (o detector 1 não produzia nada na versão anterior).</w:t>
+        <w:t xml:space="preserve">109 de desalinhamento estrutural</w:t>
+      </w:r>
+      <w:r>
+        <w:t xml:space="preserve"> </w:t>
+      </w:r>
+      <w:r>
+        <w:t xml:space="preserve">— os faróis vermelhos.</w:t>
       </w:r>
     </w:p>
     <w:p>
@@ -8914,19 +9234,53 @@
           <w:bCs/>
           <w:b/>
         </w:rPr>
-        <w:t xml:space="preserve">4 de suspeita de sobrepreço</w:t>
-      </w:r>
-      <w:r>
-        <w:t xml:space="preserve"> </w:t>
-      </w:r>
-      <w:r>
-        <w:t xml:space="preserve">— itens de dipirona e amoxicilina+clavulanato</w:t>
-      </w:r>
-      <w:r>
-        <w:t xml:space="preserve"> </w:t>
-      </w:r>
-      <w:r>
-        <w:t xml:space="preserve">a 4,7–6,1× a mediana de PE da categoria.</w:t>
+        <w:t xml:space="preserve">1 de alocação abaixo do esperado</w:t>
+      </w:r>
+      <w:r>
+        <w:t xml:space="preserve"> </w:t>
+      </w:r>
+      <w:r>
+        <w:t xml:space="preserve">(detector 2) — hoje conservador porque só</w:t>
+      </w:r>
+      <w:r>
+        <w:t xml:space="preserve"> </w:t>
+      </w:r>
+      <w:r>
+        <w:t xml:space="preserve">76 município-anos têm o eixo de Alocação inteiro; cresce com a coleta de L1.</w:t>
+      </w:r>
+    </w:p>
+    <w:p>
+      <w:pPr>
+        <w:numPr>
+          <w:ilvl w:val="0"/>
+          <w:numId w:val="1007"/>
+        </w:numPr>
+        <w:pStyle w:val="Compact"/>
+      </w:pPr>
+      <w:r>
+        <w:rPr>
+          <w:bCs/>
+          <w:b/>
+        </w:rPr>
+        <w:t xml:space="preserve">1 de suspeita de sobrepreço</w:t>
+      </w:r>
+      <w:r>
+        <w:t xml:space="preserve"> </w:t>
+      </w:r>
+      <w:r>
+        <w:t xml:space="preserve">— após restringir a comparação a (categoria,</w:t>
+      </w:r>
+      <w:r>
+        <w:t xml:space="preserve"> </w:t>
+      </w:r>
+      <w:r>
+        <w:t xml:space="preserve">unidade de medida), sobra um item de amoxicilina em comprimido a 4,2× a</w:t>
+      </w:r>
+      <w:r>
+        <w:t xml:space="preserve"> </w:t>
+      </w:r>
+      <w:r>
+        <w:t xml:space="preserve">mediana de PE.</w:t>
       </w:r>
     </w:p>
     <w:tbl>
@@ -9155,9 +9509,9 @@
         </w:pict>
       </w:r>
     </w:p>
-    <w:bookmarkEnd w:id="48"/>
     <w:bookmarkEnd w:id="49"/>
-    <w:bookmarkStart w:id="50" w:name="limitações-e-ameaças-à-validade"/>
+    <w:bookmarkEnd w:id="50"/>
+    <w:bookmarkStart w:id="51" w:name="limitações-e-ameaças-à-validade"/>
     <w:p>
       <w:pPr>
         <w:pStyle w:val="Heading1"/>
@@ -9179,40 +9533,40 @@
           <w:bCs/>
           <w:b/>
         </w:rPr>
-        <w:t xml:space="preserve">O eixo Alocação ainda tem só 2 de 3 camadas.</w:t>
-      </w:r>
-      <w:r>
-        <w:t xml:space="preserve"> </w:t>
-      </w:r>
-      <w:r>
-        <w:t xml:space="preserve">Falta L1 (repasse federal,</w:t>
-      </w:r>
-      <w:r>
-        <w:t xml:space="preserve"> </w:t>
-      </w:r>
-      <w:r>
-        <w:t xml:space="preserve">Portal da Transparência). O</w:t>
-      </w:r>
-      <w:r>
-        <w:t xml:space="preserve"> </w:t>
-      </w:r>
-      <w:r>
-        <w:rPr>
-          <w:rStyle w:val="VerbatimChar"/>
-        </w:rPr>
-        <w:t xml:space="preserve">gap</w:t>
-      </w:r>
-      <w:r>
-        <w:t xml:space="preserve"> </w:t>
-      </w:r>
-      <w:r>
-        <w:t xml:space="preserve">de hoje compara necessidade contra L2+L3;</w:t>
-      </w:r>
-      <w:r>
-        <w:t xml:space="preserve"> </w:t>
-      </w:r>
-      <w:r>
-        <w:t xml:space="preserve">quando L1 entrar, o ranking de alocação muda para alguns municípios.</w:t>
+        <w:t xml:space="preserve">L1 (repasse federal) é parcial</w:t>
+      </w:r>
+      <w:r>
+        <w:t xml:space="preserve"> </w:t>
+      </w:r>
+      <w:r>
+        <w:t xml:space="preserve">— 42 de 185 municípios. A chave gratuita</w:t>
+      </w:r>
+      <w:r>
+        <w:t xml:space="preserve"> </w:t>
+      </w:r>
+      <w:r>
+        <w:t xml:space="preserve">do Portal da Transparência é bloqueada por volume de requisições; a coleta</w:t>
+      </w:r>
+      <w:r>
+        <w:t xml:space="preserve"> </w:t>
+      </w:r>
+      <w:r>
+        <w:t xml:space="preserve">é retomável (</w:t>
+      </w:r>
+      <w:r>
+        <w:rPr>
+          <w:rStyle w:val="VerbatimChar"/>
+        </w:rPr>
+        <w:t xml:space="preserve">farol ingest-l1</w:t>
+      </w:r>
+      <w:r>
+        <w:t xml:space="preserve">), com pausa de 1,5 s entre chamadas. Onde L1</w:t>
+      </w:r>
+      <w:r>
+        <w:t xml:space="preserve"> </w:t>
+      </w:r>
+      <w:r>
+        <w:t xml:space="preserve">ainda falta, o eixo de Alocação usa só L2+L3.</w:t>
       </w:r>
     </w:p>
     <w:p>
@@ -9228,31 +9582,40 @@
           <w:bCs/>
           <w:b/>
         </w:rPr>
-        <w:t xml:space="preserve">O subíndice de saneamento está ausente</w:t>
-      </w:r>
-      <w:r>
-        <w:t xml:space="preserve"> </w:t>
-      </w:r>
-      <w:r>
-        <w:t xml:space="preserve">(SNIS encerrado). O eixo</w:t>
-      </w:r>
-      <w:r>
-        <w:t xml:space="preserve"> </w:t>
-      </w:r>
-      <w:r>
-        <w:t xml:space="preserve">Necessidade combina epidemiologia e vulnerabilidade, mas não déficit</w:t>
-      </w:r>
-      <w:r>
-        <w:t xml:space="preserve"> </w:t>
-      </w:r>
-      <w:r>
-        <w:t xml:space="preserve">sanitário — que é justamente o elo mais forte com as doenças de veiculação</w:t>
-      </w:r>
-      <w:r>
-        <w:t xml:space="preserve"> </w:t>
-      </w:r>
-      <w:r>
-        <w:t xml:space="preserve">hídrica. Substituto planejado: Censo 2022 do IBGE.</w:t>
+        <w:t xml:space="preserve">L1 mede transferências sociais, não repasse fundo a fundo.</w:t>
+      </w:r>
+      <w:r>
+        <w:t xml:space="preserve"> </w:t>
+      </w:r>
+      <w:r>
+        <w:t xml:space="preserve">O endpoint</w:t>
+      </w:r>
+      <w:r>
+        <w:t xml:space="preserve"> </w:t>
+      </w:r>
+      <w:r>
+        <w:rPr>
+          <w:rStyle w:val="VerbatimChar"/>
+        </w:rPr>
+        <w:t xml:space="preserve">/transferencias</w:t>
+      </w:r>
+      <w:r>
+        <w:t xml:space="preserve"> </w:t>
+      </w:r>
+      <w:r>
+        <w:t xml:space="preserve">(repasse ao ente) exige acesso gov.br elevado; usamos</w:t>
+      </w:r>
+      <w:r>
+        <w:t xml:space="preserve"> </w:t>
+      </w:r>
+      <w:r>
+        <w:t xml:space="preserve">Bolsa Família + BPC por município como proxy do dinheiro federal no</w:t>
+      </w:r>
+      <w:r>
+        <w:t xml:space="preserve"> </w:t>
+      </w:r>
+      <w:r>
+        <w:t xml:space="preserve">território, documentado como tal.</w:t>
       </w:r>
     </w:p>
     <w:p>
@@ -9268,25 +9631,19 @@
           <w:bCs/>
           <w:b/>
         </w:rPr>
-        <w:t xml:space="preserve">Cobertura desigual do PNCP no tempo.</w:t>
-      </w:r>
-      <w:r>
-        <w:t xml:space="preserve"> </w:t>
-      </w:r>
-      <w:r>
-        <w:t xml:space="preserve">A camada L3 é rala em 2020–2021</w:t>
-      </w:r>
-      <w:r>
-        <w:t xml:space="preserve"> </w:t>
-      </w:r>
-      <w:r>
-        <w:t xml:space="preserve">(2020 sai inteiro cinza) e densa em 2024. Comparações entre anos devem</w:t>
-      </w:r>
-      <w:r>
-        <w:t xml:space="preserve"> </w:t>
-      </w:r>
-      <w:r>
-        <w:t xml:space="preserve">considerar isso.</w:t>
+        <w:t xml:space="preserve">Saneamento é um retrato de 2022.</w:t>
+      </w:r>
+      <w:r>
+        <w:t xml:space="preserve"> </w:t>
+      </w:r>
+      <w:r>
+        <w:t xml:space="preserve">O Censo não é anual; o mesmo déficit é</w:t>
+      </w:r>
+      <w:r>
+        <w:t xml:space="preserve"> </w:t>
+      </w:r>
+      <w:r>
+        <w:t xml:space="preserve">aplicado aos 5 anos do recorte. O SNIS, que era anual, foi encerrado.</w:t>
       </w:r>
     </w:p>
     <w:p>
@@ -9302,67 +9659,19 @@
           <w:bCs/>
           <w:b/>
         </w:rPr>
-        <w:t xml:space="preserve">Casamento compra × insumo por palavra-chave.</w:t>
-      </w:r>
-      <w:r>
-        <w:t xml:space="preserve"> </w:t>
-      </w:r>
-      <w:r>
-        <w:t xml:space="preserve">Os detectores 3 e 4 casam</w:t>
-      </w:r>
-      <w:r>
-        <w:t xml:space="preserve"> </w:t>
-      </w:r>
-      <w:r>
-        <w:t xml:space="preserve">texto de licitação com categorias de</w:t>
-      </w:r>
-      <w:r>
-        <w:t xml:space="preserve"> </w:t>
-      </w:r>
-      <w:r>
-        <w:rPr>
-          <w:rStyle w:val="VerbatimChar"/>
-        </w:rPr>
-        <w:t xml:space="preserve">seeds/catmat_saude.csv</w:t>
-      </w:r>
-      <w:r>
-        <w:t xml:space="preserve"> </w:t>
-      </w:r>
-      <w:r>
-        <w:t xml:space="preserve">por termos</w:t>
-      </w:r>
-      <w:r>
-        <w:t xml:space="preserve"> </w:t>
-      </w:r>
-      <w:r>
-        <w:t xml:space="preserve">curados, não por classificação CATMAT estruturada nem NLP. São</w:t>
-      </w:r>
-      <w:r>
-        <w:t xml:space="preserve"> </w:t>
-      </w:r>
-      <w:r>
-        <w:rPr>
-          <w:bCs/>
-          <w:b/>
-        </w:rPr>
-        <w:t xml:space="preserve">suspeitas</w:t>
-      </w:r>
-      <w:r>
-        <w:rPr>
-          <w:bCs/>
-          <w:b/>
-        </w:rPr>
-        <w:t xml:space="preserve"> </w:t>
-      </w:r>
-      <w:r>
-        <w:rPr>
-          <w:bCs/>
-          <w:b/>
-        </w:rPr>
-        <w:t xml:space="preserve">para auditoria</w:t>
-      </w:r>
-      <w:r>
-        <w:t xml:space="preserve">, não conclusões.</w:t>
+        <w:t xml:space="preserve">Cobertura desigual do PNCP no tempo.</w:t>
+      </w:r>
+      <w:r>
+        <w:t xml:space="preserve"> </w:t>
+      </w:r>
+      <w:r>
+        <w:t xml:space="preserve">A camada L3 é rala em 2020–2021 e</w:t>
+      </w:r>
+      <w:r>
+        <w:t xml:space="preserve"> </w:t>
+      </w:r>
+      <w:r>
+        <w:t xml:space="preserve">densa em 2024. Comparações entre anos devem considerar isso.</w:t>
       </w:r>
     </w:p>
     <w:p>
@@ -9378,61 +9687,67 @@
           <w:bCs/>
           <w:b/>
         </w:rPr>
-        <w:t xml:space="preserve">Detector 3 não normaliza por unidade de medida.</w:t>
-      </w:r>
-      <w:r>
-        <w:t xml:space="preserve"> </w:t>
-      </w:r>
-      <w:r>
-        <w:t xml:space="preserve">Compara preços unitários</w:t>
-      </w:r>
-      <w:r>
-        <w:t xml:space="preserve"> </w:t>
-      </w:r>
-      <w:r>
-        <w:t xml:space="preserve">de</w:t>
-      </w:r>
-      <w:r>
-        <w:t xml:space="preserve"> </w:t>
-      </w:r>
-      <w:r>
-        <w:t xml:space="preserve">“</w:t>
-      </w:r>
-      <w:r>
-        <w:t xml:space="preserve">ampola</w:t>
-      </w:r>
-      <w:r>
-        <w:t xml:space="preserve">”</w:t>
-      </w:r>
-      <w:r>
-        <w:t xml:space="preserve"> </w:t>
-      </w:r>
-      <w:r>
-        <w:t xml:space="preserve">com</w:t>
-      </w:r>
-      <w:r>
-        <w:t xml:space="preserve"> </w:t>
-      </w:r>
-      <w:r>
-        <w:t xml:space="preserve">“</w:t>
-      </w:r>
-      <w:r>
-        <w:t xml:space="preserve">frasco</w:t>
-      </w:r>
-      <w:r>
-        <w:t xml:space="preserve">”</w:t>
-      </w:r>
-      <w:r>
-        <w:t xml:space="preserve"> </w:t>
-      </w:r>
-      <w:r>
-        <w:t xml:space="preserve">dentro da mesma categoria — a explicação mostra a</w:t>
-      </w:r>
-      <w:r>
-        <w:t xml:space="preserve"> </w:t>
-      </w:r>
-      <w:r>
-        <w:t xml:space="preserve">unidade para o auditor julgar, mas o corte por IQR ainda mistura unidades.</w:t>
+        <w:t xml:space="preserve">Casamento compra × insumo por palavra-chave.</w:t>
+      </w:r>
+      <w:r>
+        <w:t xml:space="preserve"> </w:t>
+      </w:r>
+      <w:r>
+        <w:t xml:space="preserve">Os detectores 3 e 4 casam</w:t>
+      </w:r>
+      <w:r>
+        <w:t xml:space="preserve"> </w:t>
+      </w:r>
+      <w:r>
+        <w:t xml:space="preserve">texto de licitação com categorias de</w:t>
+      </w:r>
+      <w:r>
+        <w:t xml:space="preserve"> </w:t>
+      </w:r>
+      <w:r>
+        <w:rPr>
+          <w:rStyle w:val="VerbatimChar"/>
+        </w:rPr>
+        <w:t xml:space="preserve">seeds/catmat_saude.csv</w:t>
+      </w:r>
+      <w:r>
+        <w:t xml:space="preserve"> </w:t>
+      </w:r>
+      <w:r>
+        <w:t xml:space="preserve">por termos</w:t>
+      </w:r>
+      <w:r>
+        <w:t xml:space="preserve"> </w:t>
+      </w:r>
+      <w:r>
+        <w:t xml:space="preserve">curados, não por classificação CATMAT estruturada nem NLP. São</w:t>
+      </w:r>
+      <w:r>
+        <w:t xml:space="preserve"> </w:t>
+      </w:r>
+      <w:r>
+        <w:rPr>
+          <w:bCs/>
+          <w:b/>
+        </w:rPr>
+        <w:t xml:space="preserve">suspeitas</w:t>
+      </w:r>
+      <w:r>
+        <w:rPr>
+          <w:bCs/>
+          <w:b/>
+        </w:rPr>
+        <w:t xml:space="preserve"> </w:t>
+      </w:r>
+      <w:r>
+        <w:rPr>
+          <w:bCs/>
+          <w:b/>
+        </w:rPr>
+        <w:t xml:space="preserve">para auditoria</w:t>
+      </w:r>
+      <w:r>
+        <w:t xml:space="preserve">, não conclusões.</w:t>
       </w:r>
     </w:p>
     <w:p>
@@ -9448,19 +9763,7 @@
           <w:bCs/>
           <w:b/>
         </w:rPr>
-        <w:t xml:space="preserve">Rank percentil dentro de PE</w:t>
-      </w:r>
-      <w:r>
-        <w:t xml:space="preserve"> </w:t>
-      </w:r>
-      <w:r>
-        <w:t xml:space="preserve">mede posição relativa, não suficiência</w:t>
-      </w:r>
-      <w:r>
-        <w:t xml:space="preserve"> </w:t>
-      </w:r>
-      <w:r>
-        <w:t xml:space="preserve">absoluta. Um estado inteiro subfinanciado teria municípios</w:t>
+        <w:t xml:space="preserve">Detector 3 agrupa por unidade, mas não converte dose.</w:t>
       </w:r>
       <w:r>
         <w:t xml:space="preserve"> </w:t>
@@ -9469,13 +9772,46 @@
         <w:t xml:space="preserve">“</w:t>
       </w:r>
       <w:r>
-        <w:t xml:space="preserve">azuis</w:t>
+        <w:t xml:space="preserve">Comprimido de</w:t>
+      </w:r>
+      <w:r>
+        <w:t xml:space="preserve"> </w:t>
+      </w:r>
+      <w:r>
+        <w:t xml:space="preserve">500 mg</w:t>
       </w:r>
       <w:r>
         <w:t xml:space="preserve">”</w:t>
       </w:r>
       <w:r>
-        <w:t xml:space="preserve">.</w:t>
+        <w:t xml:space="preserve"> </w:t>
+      </w:r>
+      <w:r>
+        <w:t xml:space="preserve">e</w:t>
+      </w:r>
+      <w:r>
+        <w:t xml:space="preserve"> </w:t>
+      </w:r>
+      <w:r>
+        <w:t xml:space="preserve">“</w:t>
+      </w:r>
+      <w:r>
+        <w:t xml:space="preserve">comprimido de 250 mg</w:t>
+      </w:r>
+      <w:r>
+        <w:t xml:space="preserve">”</w:t>
+      </w:r>
+      <w:r>
+        <w:t xml:space="preserve"> </w:t>
+      </w:r>
+      <w:r>
+        <w:t xml:space="preserve">ainda caem no mesmo grupo — falta parsear</w:t>
+      </w:r>
+      <w:r>
+        <w:t xml:space="preserve"> </w:t>
+      </w:r>
+      <w:r>
+        <w:t xml:space="preserve">a dosagem da descrição.</w:t>
       </w:r>
     </w:p>
     <w:p>
@@ -9491,22 +9827,34 @@
           <w:bCs/>
           <w:b/>
         </w:rPr>
-        <w:t xml:space="preserve">CadÚnico</w:t>
-      </w:r>
-      <w:r>
-        <w:t xml:space="preserve">: a taxa de extrema pobreza usa a competência de dezembro de cada</w:t>
-      </w:r>
-      <w:r>
-        <w:t xml:space="preserve"> </w:t>
-      </w:r>
-      <w:r>
-        <w:t xml:space="preserve">ano; a base do CadÚnico tem defasagem de atualização cadastral que varia</w:t>
-      </w:r>
-      <w:r>
-        <w:t xml:space="preserve"> </w:t>
-      </w:r>
-      <w:r>
-        <w:t xml:space="preserve">entre municípios.</w:t>
+        <w:t xml:space="preserve">Rank percentil dentro de PE</w:t>
+      </w:r>
+      <w:r>
+        <w:t xml:space="preserve"> </w:t>
+      </w:r>
+      <w:r>
+        <w:t xml:space="preserve">mede posição relativa, não suficiência</w:t>
+      </w:r>
+      <w:r>
+        <w:t xml:space="preserve"> </w:t>
+      </w:r>
+      <w:r>
+        <w:t xml:space="preserve">absoluta. Um estado inteiro subfinanciado teria municípios</w:t>
+      </w:r>
+      <w:r>
+        <w:t xml:space="preserve"> </w:t>
+      </w:r>
+      <w:r>
+        <w:t xml:space="preserve">“</w:t>
+      </w:r>
+      <w:r>
+        <w:t xml:space="preserve">azuis</w:t>
+      </w:r>
+      <w:r>
+        <w:t xml:space="preserve">”</w:t>
+      </w:r>
+      <w:r>
+        <w:t xml:space="preserve">.</w:t>
       </w:r>
     </w:p>
     <w:p>
@@ -9522,6 +9870,37 @@
           <w:bCs/>
           <w:b/>
         </w:rPr>
+        <w:t xml:space="preserve">CadÚnico</w:t>
+      </w:r>
+      <w:r>
+        <w:t xml:space="preserve">: a taxa de extrema pobreza usa a competência de dezembro de cada</w:t>
+      </w:r>
+      <w:r>
+        <w:t xml:space="preserve"> </w:t>
+      </w:r>
+      <w:r>
+        <w:t xml:space="preserve">ano; a base do CadÚnico tem defasagem de atualização cadastral que varia</w:t>
+      </w:r>
+      <w:r>
+        <w:t xml:space="preserve"> </w:t>
+      </w:r>
+      <w:r>
+        <w:t xml:space="preserve">entre municípios.</w:t>
+      </w:r>
+    </w:p>
+    <w:p>
+      <w:pPr>
+        <w:numPr>
+          <w:ilvl w:val="0"/>
+          <w:numId w:val="1008"/>
+        </w:numPr>
+        <w:pStyle w:val="Compact"/>
+      </w:pPr>
+      <w:r>
+        <w:rPr>
+          <w:bCs/>
+          <w:b/>
+        </w:rPr>
         <w:t xml:space="preserve">SIH ausente</w:t>
       </w:r>
       <w:r>
@@ -9544,8 +9923,8 @@
         </w:pict>
       </w:r>
     </w:p>
-    <w:bookmarkEnd w:id="50"/>
-    <w:bookmarkStart w:id="51" w:name="reprodutibilidade"/>
+    <w:bookmarkEnd w:id="51"/>
+    <w:bookmarkStart w:id="52" w:name="reprodutibilidade"/>
     <w:p>
       <w:pPr>
         <w:pStyle w:val="Heading1"/>
@@ -9712,7 +10091,7 @@
         <w:rPr>
           <w:rStyle w:val="CommentTok"/>
         </w:rPr>
-        <w:t xml:space="preserve"># 59 testes</w:t>
+        <w:t xml:space="preserve"># 64 testes</w:t>
       </w:r>
       <w:r>
         <w:br/>
@@ -9844,7 +10223,7 @@
         <w:t xml:space="preserve">Testes</w:t>
       </w:r>
       <w:r>
-        <w:t xml:space="preserve">: 59 no total — grão do gold (incluindo o join L2/vulnerabilidade),</w:t>
+        <w:t xml:space="preserve">: 64 no total — grão do gold, os quatro detectores com fixtures,</w:t>
       </w:r>
       <w:r>
         <w:t xml:space="preserve"> </w:t>
@@ -9909,8 +10288,8 @@
         </w:pict>
       </w:r>
     </w:p>
-    <w:bookmarkEnd w:id="51"/>
-    <w:bookmarkStart w:id="52" w:name="Xdbf186bb08ed647d33635f2a757b30d181d09dc"/>
+    <w:bookmarkEnd w:id="52"/>
+    <w:bookmarkStart w:id="53" w:name="Xdbf186bb08ed647d33635f2a757b30d181d09dc"/>
     <w:p>
       <w:pPr>
         <w:pStyle w:val="Heading1"/>
@@ -10101,8 +10480,8 @@
         </w:pict>
       </w:r>
     </w:p>
-    <w:bookmarkEnd w:id="52"/>
-    <w:bookmarkStart w:id="54" w:name="trabalhos-futuros"/>
+    <w:bookmarkEnd w:id="53"/>
+    <w:bookmarkStart w:id="55" w:name="trabalhos-futuros"/>
     <w:p>
       <w:pPr>
         <w:pStyle w:val="Heading1"/>
@@ -10116,19 +10495,25 @@
         <w:pStyle w:val="FirstParagraph"/>
       </w:pPr>
       <w:r>
-        <w:t xml:space="preserve">Entre a v1.0 e a v1.1, três fontes que constavam como bloqueadas foram</w:t>
-      </w:r>
-      <w:r>
-        <w:t xml:space="preserve"> </w:t>
-      </w:r>
-      <w:r>
-        <w:t xml:space="preserve">destravadas — SIOPS (L2), CadÚnico (vulnerabilidade) e o recurso de item do</w:t>
-      </w:r>
-      <w:r>
-        <w:t xml:space="preserve"> </w:t>
-      </w:r>
-      <w:r>
-        <w:t xml:space="preserve">PNCP (detector 3) —, o que deu cor ao farol. O que resta:</w:t>
+        <w:t xml:space="preserve">Da v1.0 à v1.2, todas as fontes do plano foram destravadas — SIOPS (L2),</w:t>
+      </w:r>
+      <w:r>
+        <w:t xml:space="preserve"> </w:t>
+      </w:r>
+      <w:r>
+        <w:t xml:space="preserve">CadÚnico (vulnerabilidade), Censo 2022 (saneamento), Portal da Transparência</w:t>
+      </w:r>
+      <w:r>
+        <w:t xml:space="preserve"> </w:t>
+      </w:r>
+      <w:r>
+        <w:t xml:space="preserve">(L1 parcial), preço por item do PNCP (detector 3) — e os quatro detectores</w:t>
+      </w:r>
+      <w:r>
+        <w:t xml:space="preserve"> </w:t>
+      </w:r>
+      <w:r>
+        <w:t xml:space="preserve">estão ativos. O que resta:</w:t>
       </w:r>
     </w:p>
     <w:p>
@@ -10144,113 +10529,46 @@
           <w:bCs/>
           <w:b/>
         </w:rPr>
-        <w:t xml:space="preserve">Portal da Transparência — L1.</w:t>
-      </w:r>
-      <w:r>
-        <w:t xml:space="preserve"> </w:t>
-      </w:r>
-      <w:r>
-        <w:t xml:space="preserve">O endpoint</w:t>
-      </w:r>
-      <w:r>
-        <w:t xml:space="preserve"> </w:t>
-      </w:r>
-      <w:r>
-        <w:rPr>
-          <w:rStyle w:val="VerbatimChar"/>
-        </w:rPr>
-        <w:t xml:space="preserve">/transferencias</w:t>
-      </w:r>
-      <w:r>
-        <w:t xml:space="preserve"> </w:t>
-      </w:r>
-      <w:r>
-        <w:t xml:space="preserve">exige nível de</w:t>
-      </w:r>
-      <w:r>
-        <w:t xml:space="preserve"> </w:t>
-      </w:r>
-      <w:r>
-        <w:t xml:space="preserve">acesso gov.br elevado (HTTP 403). A chave gratuita já</w:t>
-      </w:r>
-      <w:r>
-        <w:t xml:space="preserve"> </w:t>
-      </w:r>
-      <w:r>
-        <w:rPr>
-          <w:bCs/>
-          <w:b/>
-        </w:rPr>
-        <w:t xml:space="preserve">funciona</w:t>
-      </w:r>
-      <w:r>
-        <w:t xml:space="preserve"> </w:t>
-      </w:r>
-      <w:r>
-        <w:t xml:space="preserve">para</w:t>
-      </w:r>
-      <w:r>
-        <w:t xml:space="preserve"> </w:t>
-      </w:r>
-      <w:r>
-        <w:rPr>
-          <w:rStyle w:val="VerbatimChar"/>
-        </w:rPr>
-        <w:t xml:space="preserve">bolsa-familia-por-municipio</w:t>
-      </w:r>
-      <w:r>
-        <w:t xml:space="preserve">,</w:t>
-      </w:r>
-      <w:r>
-        <w:t xml:space="preserve"> </w:t>
-      </w:r>
-      <w:r>
-        <w:rPr>
-          <w:rStyle w:val="VerbatimChar"/>
-        </w:rPr>
-        <w:t xml:space="preserve">auxilio-emergencial-por-municipio</w:t>
-      </w:r>
-      <w:r>
-        <w:t xml:space="preserve"> </w:t>
-      </w:r>
-      <w:r>
-        <w:t xml:space="preserve">e</w:t>
-      </w:r>
-      <w:r>
-        <w:t xml:space="preserve"> </w:t>
-      </w:r>
-      <w:r>
-        <w:rPr>
-          <w:rStyle w:val="VerbatimChar"/>
-        </w:rPr>
-        <w:t xml:space="preserve">convenios</w:t>
-      </w:r>
-      <w:r>
-        <w:t xml:space="preserve"> </w:t>
-      </w:r>
-      <w:r>
-        <w:t xml:space="preserve">(todos com</w:t>
-      </w:r>
-      <w:r>
-        <w:t xml:space="preserve"> </w:t>
-      </w:r>
-      <w:r>
-        <w:rPr>
-          <w:rStyle w:val="VerbatimChar"/>
-        </w:rPr>
-        <w:t xml:space="preserve">codigoIbge</w:t>
-      </w:r>
-      <w:r>
-        <w:t xml:space="preserve"> </w:t>
-      </w:r>
-      <w:r>
-        <w:t xml:space="preserve">→ HTTP 200); dá para montar um L1 parcial</w:t>
-      </w:r>
-      <w:r>
-        <w:t xml:space="preserve"> </w:t>
-      </w:r>
-      <w:r>
-        <w:t xml:space="preserve">com esses e fechar o eixo Alocação em 3 de 3 camadas.</w:t>
+        <w:t xml:space="preserve">Completar o L1.</w:t>
+      </w:r>
+      <w:r>
+        <w:t xml:space="preserve"> </w:t>
+      </w:r>
+      <w:r>
+        <w:t xml:space="preserve">42 de 185 municípios coletados antes de a chave da</w:t>
+      </w:r>
+      <w:r>
+        <w:t xml:space="preserve"> </w:t>
+      </w:r>
+      <w:r>
+        <w:t xml:space="preserve">Transparência ser bloqueada por volume.</w:t>
+      </w:r>
+      <w:r>
+        <w:t xml:space="preserve"> </w:t>
+      </w:r>
+      <w:r>
+        <w:rPr>
+          <w:rStyle w:val="VerbatimChar"/>
+        </w:rPr>
+        <w:t xml:space="preserve">farol ingest-l1</w:t>
+      </w:r>
+      <w:r>
+        <w:t xml:space="preserve"> </w:t>
+      </w:r>
+      <w:r>
+        <w:t xml:space="preserve">retoma de onde</w:t>
+      </w:r>
+      <w:r>
+        <w:t xml:space="preserve"> </w:t>
+      </w:r>
+      <w:r>
+        <w:t xml:space="preserve">parou (pausa de 1,5 s/chamada, ~40 min para o resto). Isso fecha o eixo</w:t>
+      </w:r>
+      <w:r>
+        <w:t xml:space="preserve"> </w:t>
+      </w:r>
+      <w:r>
+        <w:t xml:space="preserve">Alocação em 3 de 3 para o estado inteiro e dá base ao detector 2.</w:t>
       </w:r>
     </w:p>
     <w:p>
@@ -10266,76 +10584,19 @@
           <w:bCs/>
           <w:b/>
         </w:rPr>
-        <w:t xml:space="preserve">Saneamento (substituto do SNIS).</w:t>
-      </w:r>
-      <w:r>
-        <w:t xml:space="preserve"> </w:t>
-      </w:r>
-      <w:r>
-        <w:t xml:space="preserve">O SNIS foi encerrado em 2023 (sucessor</w:t>
-      </w:r>
-      <w:r>
-        <w:t xml:space="preserve"> </w:t>
-      </w:r>
-      <w:r>
-        <w:t xml:space="preserve">SINISA, sem série histórica municipal) e o domínio da série histórica não</w:t>
-      </w:r>
-      <w:r>
-        <w:t xml:space="preserve"> </w:t>
-      </w:r>
-      <w:r>
-        <w:t xml:space="preserve">resolve. Substituir o subíndice pelos dados de</w:t>
-      </w:r>
-      <w:r>
-        <w:t xml:space="preserve"> </w:t>
-      </w:r>
-      <w:r>
-        <w:rPr>
-          <w:bCs/>
-          <w:b/>
-        </w:rPr>
-        <w:t xml:space="preserve">abastecimento de água /</w:t>
-      </w:r>
-      <w:r>
-        <w:rPr>
-          <w:bCs/>
-          <w:b/>
-        </w:rPr>
-        <w:t xml:space="preserve"> </w:t>
-      </w:r>
-      <w:r>
-        <w:rPr>
-          <w:bCs/>
-          <w:b/>
-        </w:rPr>
-        <w:t xml:space="preserve">esgoto / lixo do Censo 2022 do IBGE</w:t>
-      </w:r>
-      <w:r>
-        <w:t xml:space="preserve"> </w:t>
-      </w:r>
-      <w:r>
-        <w:t xml:space="preserve">— mesma família de fonte já ingerida,</w:t>
-      </w:r>
-      <w:r>
-        <w:t xml:space="preserve"> </w:t>
-      </w:r>
-      <w:r>
-        <w:t xml:space="preserve">catalogada no</w:t>
-      </w:r>
-      <w:r>
-        <w:t xml:space="preserve"> </w:t>
-      </w:r>
-      <w:r>
-        <w:rPr>
-          <w:rStyle w:val="VerbatimChar"/>
-        </w:rPr>
-        <w:t xml:space="preserve">dados.gov.br</w:t>
-      </w:r>
-      <w:r>
-        <w:t xml:space="preserve"> </w:t>
-      </w:r>
-      <w:r>
-        <w:t xml:space="preserve">—, o que fecha o eixo Necessidade em 3 de 3.</w:t>
+        <w:t xml:space="preserve">Dose no detector 3.</w:t>
+      </w:r>
+      <w:r>
+        <w:t xml:space="preserve"> </w:t>
+      </w:r>
+      <w:r>
+        <w:t xml:space="preserve">Parsear a dosagem (mg, ml) da descrição do item para</w:t>
+      </w:r>
+      <w:r>
+        <w:t xml:space="preserve"> </w:t>
+      </w:r>
+      <w:r>
+        <w:t xml:space="preserve">comparar preços de fato equivalentes.</w:t>
       </w:r>
     </w:p>
     <w:p>
@@ -10351,34 +10612,19 @@
           <w:bCs/>
           <w:b/>
         </w:rPr>
-        <w:t xml:space="preserve">Detector 3 — normalização por unidade.</w:t>
-      </w:r>
-      <w:r>
-        <w:t xml:space="preserve"> </w:t>
-      </w:r>
-      <w:r>
-        <w:t xml:space="preserve">Comparar preço unitário só entre</w:t>
-      </w:r>
-      <w:r>
-        <w:t xml:space="preserve"> </w:t>
-      </w:r>
-      <w:r>
-        <w:t xml:space="preserve">itens da mesma unidade de medida (ou converter mg/ml → dose), e rodar</w:t>
-      </w:r>
-      <w:r>
-        <w:t xml:space="preserve"> </w:t>
-      </w:r>
-      <w:r>
-        <w:rPr>
-          <w:rStyle w:val="VerbatimChar"/>
-        </w:rPr>
-        <w:t xml:space="preserve">farol ingest-itens</w:t>
-      </w:r>
-      <w:r>
-        <w:t xml:space="preserve"> </w:t>
-      </w:r>
-      <w:r>
-        <w:t xml:space="preserve">completo (hoje ~880 de ~1.400 contratos de saúde).</w:t>
+        <w:t xml:space="preserve">Compras.gov.br (L3 federal)</w:t>
+      </w:r>
+      <w:r>
+        <w:t xml:space="preserve"> </w:t>
+      </w:r>
+      <w:r>
+        <w:t xml:space="preserve">— complemento de escopo federal ao L3</w:t>
+      </w:r>
+      <w:r>
+        <w:t xml:space="preserve"> </w:t>
+      </w:r>
+      <w:r>
+        <w:t xml:space="preserve">municipal do PNCP; endpoint já validado no spike.</w:t>
       </w:r>
     </w:p>
     <w:p>
@@ -10394,52 +10640,18 @@
           <w:bCs/>
           <w:b/>
         </w:rPr>
-        <w:t xml:space="preserve">Detector 2 (resíduo de regressão)</w:t>
-      </w:r>
-      <w:r>
-        <w:t xml:space="preserve"> </w:t>
-      </w:r>
-      <w:r>
-        <w:t xml:space="preserve">passa a ser viável quando L1 entrar e o</w:t>
-      </w:r>
-      <w:r>
-        <w:t xml:space="preserve"> </w:t>
-      </w:r>
-      <w:r>
-        <w:t xml:space="preserve">eixo Alocação ficar completo.</w:t>
-      </w:r>
-    </w:p>
-    <w:p>
-      <w:pPr>
-        <w:numPr>
-          <w:ilvl w:val="0"/>
-          <w:numId w:val="1011"/>
-        </w:numPr>
-        <w:pStyle w:val="Compact"/>
-      </w:pPr>
-      <w:r>
-        <w:rPr>
-          <w:bCs/>
-          <w:b/>
-        </w:rPr>
         <w:t xml:space="preserve">Deploy do painel</w:t>
       </w:r>
       <w:r>
         <w:t xml:space="preserve"> </w:t>
       </w:r>
       <w:r>
-        <w:t xml:space="preserve">— arquivos prontos no repositório; o push já foi feito</w:t>
-      </w:r>
-      <w:r>
-        <w:t xml:space="preserve"> </w:t>
-      </w:r>
-      <w:r>
-        <w:t xml:space="preserve">para</w:t>
-      </w:r>
-      <w:r>
-        <w:t xml:space="preserve"> </w:t>
-      </w:r>
-      <w:hyperlink r:id="rId53">
+        <w:t xml:space="preserve">— arquivos prontos; o push já foi feito para</w:t>
+      </w:r>
+      <w:r>
+        <w:t xml:space="preserve"> </w:t>
+      </w:r>
+      <w:hyperlink r:id="rId54">
         <w:r>
           <w:rPr>
             <w:rStyle w:val="Hyperlink"/>
@@ -10466,13 +10678,13 @@
         <w:t xml:space="preserve"> </w:t>
       </w:r>
       <w:r>
-        <w:t xml:space="preserve">no</w:t>
-      </w:r>
-      <w:r>
-        <w:t xml:space="preserve"> </w:t>
-      </w:r>
-      <w:r>
-        <w:t xml:space="preserve">Streamlit Community Cloud (conta do autor).</w:t>
+        <w:t xml:space="preserve">no Streamlit</w:t>
+      </w:r>
+      <w:r>
+        <w:t xml:space="preserve"> </w:t>
+      </w:r>
+      <w:r>
+        <w:t xml:space="preserve">Community Cloud (conta do autor).</w:t>
       </w:r>
     </w:p>
     <w:p>
@@ -10482,8 +10694,8 @@
         </w:pict>
       </w:r>
     </w:p>
-    <w:bookmarkEnd w:id="54"/>
-    <w:bookmarkStart w:id="55" w:name="referências-de-dados"/>
+    <w:bookmarkEnd w:id="55"/>
+    <w:bookmarkStart w:id="56" w:name="referências-de-dados"/>
     <w:p>
       <w:pPr>
         <w:pStyle w:val="Heading1"/>
@@ -10669,7 +10881,7 @@
         <w:t xml:space="preserve">público.</w:t>
       </w:r>
     </w:p>
-    <w:bookmarkEnd w:id="55"/>
+    <w:bookmarkEnd w:id="56"/>
     <w:sectPr/>
   </w:body>
 </w:document>

--- a/docs/relatorio-tecnico.docx
+++ b/docs/relatorio-tecnico.docx
@@ -181,7 +181,7 @@
         <w:t xml:space="preserve"> </w:t>
       </w:r>
       <w:r>
-        <w:t xml:space="preserve">1.1</w:t>
+        <w:t xml:space="preserve">1.4</w:t>
       </w:r>
       <w:r>
         <w:t xml:space="preserve"> </w:t>
@@ -317,7 +317,19 @@
         <w:t xml:space="preserve"> </w:t>
       </w:r>
       <w:r>
-        <w:t xml:space="preserve">epidemiológica</w:t>
+        <w:t xml:space="preserve">epidemiológica,</w:t>
+      </w:r>
+      <w:r>
+        <w:t xml:space="preserve"> </w:t>
+      </w:r>
+      <w:r>
+        <w:t xml:space="preserve">déficit</w:t>
+      </w:r>
+      <w:r>
+        <w:t xml:space="preserve"> </w:t>
+      </w:r>
+      <w:r>
+        <w:t xml:space="preserve">sanitário</w:t>
       </w:r>
       <w:r>
         <w:t xml:space="preserve"> </w:t>
@@ -659,6 +671,12 @@
         <w:t xml:space="preserve"> </w:t>
       </w:r>
       <w:r>
+        <w:t xml:space="preserve">quatro</w:t>
+      </w:r>
+      <w:r>
+        <w:t xml:space="preserve"> </w:t>
+      </w:r>
+      <w:r>
         <w:t xml:space="preserve">detectores</w:t>
       </w:r>
       <w:r>
@@ -743,13 +761,13 @@
         <w:t xml:space="preserve"> </w:t>
       </w:r>
       <w:r>
-        <w:t xml:space="preserve">resultados:</w:t>
-      </w:r>
-      <w:r>
-        <w:t xml:space="preserve"> </w:t>
-      </w:r>
-      <w:r>
-        <w:t xml:space="preserve">cinco</w:t>
+        <w:t xml:space="preserve">resultados.</w:t>
+      </w:r>
+      <w:r>
+        <w:t xml:space="preserve"> </w:t>
+      </w:r>
+      <w:r>
+        <w:t xml:space="preserve">Oito</w:t>
       </w:r>
       <w:r>
         <w:t xml:space="preserve"> </w:t>
@@ -785,55 +803,181 @@
         <w:t xml:space="preserve"> </w:t>
       </w:r>
       <w:r>
-        <w:t xml:space="preserve">índice,</w:t>
-      </w:r>
-      <w:r>
-        <w:t xml:space="preserve"> </w:t>
-      </w:r>
-      <w:r>
-        <w:t xml:space="preserve">que</w:t>
-      </w:r>
-      <w:r>
-        <w:t xml:space="preserve"> </w:t>
-      </w:r>
-      <w:r>
-        <w:t xml:space="preserve">é</w:t>
-      </w:r>
-      <w:r>
-        <w:t xml:space="preserve"> </w:t>
-      </w:r>
-      <w:r>
-        <w:t xml:space="preserve">calculado</w:t>
-      </w:r>
-      <w:r>
-        <w:t xml:space="preserve"> </w:t>
-      </w:r>
-      <w:r>
-        <w:t xml:space="preserve">para</w:t>
-      </w:r>
-      <w:r>
-        <w:t xml:space="preserve"> </w:t>
-      </w:r>
-      <w:r>
-        <w:t xml:space="preserve">335</w:t>
-      </w:r>
-      <w:r>
-        <w:t xml:space="preserve"> </w:t>
-      </w:r>
-      <w:r>
-        <w:t xml:space="preserve">dos</w:t>
-      </w:r>
-      <w:r>
-        <w:t xml:space="preserve"> </w:t>
-      </w:r>
-      <w:r>
-        <w:t xml:space="preserve">925</w:t>
-      </w:r>
-      <w:r>
-        <w:t xml:space="preserve"> </w:t>
-      </w:r>
-      <w:r>
-        <w:t xml:space="preserve">município-anos.</w:t>
+        <w:t xml:space="preserve">índice:</w:t>
+      </w:r>
+      <w:r>
+        <w:t xml:space="preserve"> </w:t>
+      </w:r>
+      <w:r>
+        <w:t xml:space="preserve">SINAN</w:t>
+      </w:r>
+      <w:r>
+        <w:t xml:space="preserve"> </w:t>
+      </w:r>
+      <w:r>
+        <w:t xml:space="preserve">e</w:t>
+      </w:r>
+      <w:r>
+        <w:t xml:space="preserve"> </w:t>
+      </w:r>
+      <w:r>
+        <w:t xml:space="preserve">SIH</w:t>
+      </w:r>
+      <w:r>
+        <w:t xml:space="preserve"> </w:t>
+      </w:r>
+      <w:r>
+        <w:t xml:space="preserve">(epidemiologia),</w:t>
+      </w:r>
+      <w:r>
+        <w:t xml:space="preserve"> </w:t>
+      </w:r>
+      <w:r>
+        <w:t xml:space="preserve">Censo</w:t>
+      </w:r>
+      <w:r>
+        <w:t xml:space="preserve"> </w:t>
+      </w:r>
+      <w:r>
+        <w:t xml:space="preserve">2022</w:t>
+      </w:r>
+      <w:r>
+        <w:t xml:space="preserve"> </w:t>
+      </w:r>
+      <w:r>
+        <w:t xml:space="preserve">do</w:t>
+      </w:r>
+      <w:r>
+        <w:t xml:space="preserve"> </w:t>
+      </w:r>
+      <w:r>
+        <w:t xml:space="preserve">IBGE</w:t>
+      </w:r>
+      <w:r>
+        <w:t xml:space="preserve"> </w:t>
+      </w:r>
+      <w:r>
+        <w:t xml:space="preserve">(saneamento),</w:t>
+      </w:r>
+      <w:r>
+        <w:t xml:space="preserve"> </w:t>
+      </w:r>
+      <w:r>
+        <w:t xml:space="preserve">CadÚnico/SAGI</w:t>
+      </w:r>
+      <w:r>
+        <w:t xml:space="preserve"> </w:t>
+      </w:r>
+      <w:r>
+        <w:t xml:space="preserve">(vulnerabilidade),</w:t>
+      </w:r>
+      <w:r>
+        <w:t xml:space="preserve"> </w:t>
+      </w:r>
+      <w:r>
+        <w:t xml:space="preserve">PNCP</w:t>
+      </w:r>
+      <w:r>
+        <w:t xml:space="preserve"> </w:t>
+      </w:r>
+      <w:r>
+        <w:t xml:space="preserve">e</w:t>
+      </w:r>
+      <w:r>
+        <w:t xml:space="preserve"> </w:t>
+      </w:r>
+      <w:r>
+        <w:t xml:space="preserve">Compras.gov.br</w:t>
+      </w:r>
+      <w:r>
+        <w:t xml:space="preserve"> </w:t>
+      </w:r>
+      <w:r>
+        <w:t xml:space="preserve">(L3),</w:t>
+      </w:r>
+      <w:r>
+        <w:t xml:space="preserve"> </w:t>
+      </w:r>
+      <w:r>
+        <w:t xml:space="preserve">SIOPS</w:t>
+      </w:r>
+      <w:r>
+        <w:t xml:space="preserve"> </w:t>
+      </w:r>
+      <w:r>
+        <w:t xml:space="preserve">(L2),</w:t>
+      </w:r>
+      <w:r>
+        <w:t xml:space="preserve"> </w:t>
+      </w:r>
+      <w:r>
+        <w:t xml:space="preserve">Portal</w:t>
+      </w:r>
+      <w:r>
+        <w:t xml:space="preserve"> </w:t>
+      </w:r>
+      <w:r>
+        <w:t xml:space="preserve">da</w:t>
+      </w:r>
+      <w:r>
+        <w:t xml:space="preserve"> </w:t>
+      </w:r>
+      <w:r>
+        <w:t xml:space="preserve">Transparência</w:t>
+      </w:r>
+      <w:r>
+        <w:t xml:space="preserve"> </w:t>
+      </w:r>
+      <w:r>
+        <w:t xml:space="preserve">(L1,</w:t>
+      </w:r>
+      <w:r>
+        <w:t xml:space="preserve"> </w:t>
+      </w:r>
+      <w:r>
+        <w:t xml:space="preserve">proxy</w:t>
+      </w:r>
+      <w:r>
+        <w:t xml:space="preserve"> </w:t>
+      </w:r>
+      <w:r>
+        <w:t xml:space="preserve">—</w:t>
+      </w:r>
+      <w:r>
+        <w:t xml:space="preserve"> </w:t>
+      </w:r>
+      <w:r>
+        <w:t xml:space="preserve">185/185)</w:t>
+      </w:r>
+      <w:r>
+        <w:t xml:space="preserve"> </w:t>
+      </w:r>
+      <w:r>
+        <w:t xml:space="preserve">e</w:t>
+      </w:r>
+      <w:r>
+        <w:t xml:space="preserve"> </w:t>
+      </w:r>
+      <w:r>
+        <w:t xml:space="preserve">IBGE</w:t>
+      </w:r>
+      <w:r>
+        <w:t xml:space="preserve"> </w:t>
+      </w:r>
+      <w:r>
+        <w:t xml:space="preserve">(população,</w:t>
+      </w:r>
+      <w:r>
+        <w:t xml:space="preserve"> </w:t>
+      </w:r>
+      <w:r>
+        <w:t xml:space="preserve">IPCA,</w:t>
+      </w:r>
+      <w:r>
+        <w:t xml:space="preserve"> </w:t>
+      </w:r>
+      <w:r>
+        <w:t xml:space="preserve">malha).</w:t>
       </w:r>
       <w:r>
         <w:t xml:space="preserve"> </w:t>
@@ -905,7 +1049,43 @@
         <w:t xml:space="preserve"> </w:t>
       </w:r>
       <w:r>
-        <w:t xml:space="preserve">(raspagem</w:t>
+        <w:t xml:space="preserve">—</w:t>
+      </w:r>
+      <w:r>
+        <w:t xml:space="preserve"> </w:t>
+      </w:r>
+      <w:r>
+        <w:t xml:space="preserve">incluindo</w:t>
+      </w:r>
+      <w:r>
+        <w:t xml:space="preserve"> </w:t>
+      </w:r>
+      <w:r>
+        <w:t xml:space="preserve">a</w:t>
+      </w:r>
+      <w:r>
+        <w:t xml:space="preserve"> </w:t>
+      </w:r>
+      <w:r>
+        <w:t xml:space="preserve">correção</w:t>
+      </w:r>
+      <w:r>
+        <w:t xml:space="preserve"> </w:t>
+      </w:r>
+      <w:r>
+        <w:t xml:space="preserve">da</w:t>
+      </w:r>
+      <w:r>
+        <w:t xml:space="preserve"> </w:t>
+      </w:r>
+      <w:r>
+        <w:t xml:space="preserve">conclusão</w:t>
+      </w:r>
+      <w:r>
+        <w:t xml:space="preserve"> </w:t>
+      </w:r>
+      <w:r>
+        <w:t xml:space="preserve">errada</w:t>
       </w:r>
       <w:r>
         <w:t xml:space="preserve"> </w:t>
@@ -917,55 +1097,13 @@
         <w:t xml:space="preserve"> </w:t>
       </w:r>
       <w:r>
-        <w:t xml:space="preserve">TabNet</w:t>
-      </w:r>
-      <w:r>
-        <w:t xml:space="preserve"> </w:t>
-      </w:r>
-      <w:r>
-        <w:t xml:space="preserve">legado</w:t>
-      </w:r>
-      <w:r>
-        <w:t xml:space="preserve"> </w:t>
-      </w:r>
-      <w:r>
-        <w:t xml:space="preserve">do</w:t>
-      </w:r>
-      <w:r>
-        <w:t xml:space="preserve"> </w:t>
-      </w:r>
-      <w:r>
-        <w:t xml:space="preserve">SIOPS,</w:t>
-      </w:r>
-      <w:r>
-        <w:t xml:space="preserve"> </w:t>
-      </w:r>
-      <w:r>
-        <w:t xml:space="preserve">índice</w:t>
-      </w:r>
-      <w:r>
-        <w:t xml:space="preserve"> </w:t>
-      </w:r>
-      <w:r>
-        <w:t xml:space="preserve">Solr</w:t>
-      </w:r>
-      <w:r>
-        <w:t xml:space="preserve"> </w:t>
-      </w:r>
-      <w:r>
-        <w:t xml:space="preserve">do</w:t>
-      </w:r>
-      <w:r>
-        <w:t xml:space="preserve"> </w:t>
-      </w:r>
-      <w:r>
-        <w:t xml:space="preserve">SAGI</w:t>
-      </w:r>
-      <w:r>
-        <w:t xml:space="preserve"> </w:t>
-      </w:r>
-      <w:r>
-        <w:t xml:space="preserve">para</w:t>
+        <w:t xml:space="preserve">spike</w:t>
+      </w:r>
+      <w:r>
+        <w:t xml:space="preserve"> </w:t>
+      </w:r>
+      <w:r>
+        <w:t xml:space="preserve">sobre</w:t>
       </w:r>
       <w:r>
         <w:t xml:space="preserve"> </w:t>
@@ -977,13 +1115,31 @@
         <w:t xml:space="preserve"> </w:t>
       </w:r>
       <w:r>
-        <w:t xml:space="preserve">CadÚnico,</w:t>
-      </w:r>
-      <w:r>
-        <w:t xml:space="preserve"> </w:t>
-      </w:r>
-      <w:r>
-        <w:t xml:space="preserve">recurso</w:t>
+        <w:t xml:space="preserve">SIH</w:t>
+      </w:r>
+      <w:r>
+        <w:t xml:space="preserve"> </w:t>
+      </w:r>
+      <w:r>
+        <w:t xml:space="preserve">—</w:t>
+      </w:r>
+      <w:r>
+        <w:t xml:space="preserve"> </w:t>
+      </w:r>
+      <w:r>
+        <w:t xml:space="preserve">e</w:t>
+      </w:r>
+      <w:r>
+        <w:t xml:space="preserve"> </w:t>
+      </w:r>
+      <w:r>
+        <w:t xml:space="preserve">três</w:t>
+      </w:r>
+      <w:r>
+        <w:t xml:space="preserve"> </w:t>
+      </w:r>
+      <w:r>
+        <w:t xml:space="preserve">classes</w:t>
       </w:r>
       <w:r>
         <w:t xml:space="preserve"> </w:t>
@@ -995,55 +1151,7 @@
         <w:t xml:space="preserve"> </w:t>
       </w:r>
       <w:r>
-        <w:t xml:space="preserve">item</w:t>
-      </w:r>
-      <w:r>
-        <w:t xml:space="preserve"> </w:t>
-      </w:r>
-      <w:r>
-        <w:t xml:space="preserve">do</w:t>
-      </w:r>
-      <w:r>
-        <w:t xml:space="preserve"> </w:t>
-      </w:r>
-      <w:r>
-        <w:t xml:space="preserve">PNCP</w:t>
-      </w:r>
-      <w:r>
-        <w:t xml:space="preserve"> </w:t>
-      </w:r>
-      <w:r>
-        <w:t xml:space="preserve">para</w:t>
-      </w:r>
-      <w:r>
-        <w:t xml:space="preserve"> </w:t>
-      </w:r>
-      <w:r>
-        <w:t xml:space="preserve">preço</w:t>
-      </w:r>
-      <w:r>
-        <w:t xml:space="preserve"> </w:t>
-      </w:r>
-      <w:r>
-        <w:t xml:space="preserve">unitário)</w:t>
-      </w:r>
-      <w:r>
-        <w:t xml:space="preserve"> </w:t>
-      </w:r>
-      <w:r>
-        <w:t xml:space="preserve">e</w:t>
-      </w:r>
-      <w:r>
-        <w:t xml:space="preserve"> </w:t>
-      </w:r>
-      <w:r>
-        <w:t xml:space="preserve">três</w:t>
-      </w:r>
-      <w:r>
-        <w:t xml:space="preserve"> </w:t>
-      </w:r>
-      <w:r>
-        <w:t xml:space="preserve">classes</w:t>
+        <w:t xml:space="preserve">bug</w:t>
       </w:r>
       <w:r>
         <w:t xml:space="preserve"> </w:t>
@@ -1055,18 +1163,6 @@
         <w:t xml:space="preserve"> </w:t>
       </w:r>
       <w:r>
-        <w:t xml:space="preserve">bug</w:t>
-      </w:r>
-      <w:r>
-        <w:t xml:space="preserve"> </w:t>
-      </w:r>
-      <w:r>
-        <w:t xml:space="preserve">de</w:t>
-      </w:r>
-      <w:r>
-        <w:t xml:space="preserve"> </w:t>
-      </w:r>
-      <w:r>
         <w:t xml:space="preserve">corrupção</w:t>
       </w:r>
       <w:r>
@@ -1106,7 +1202,7 @@
         <w:t xml:space="preserve">real.</w:t>
       </w:r>
     </w:p>
-    <w:bookmarkStart w:id="20" w:name="sumário"/>
+    <w:bookmarkStart w:id="21" w:name="sumário"/>
     <w:p>
       <w:pPr>
         <w:pStyle w:val="Heading1"/>
@@ -1238,6 +1334,28 @@
         <w:br/>
       </w:r>
       <w:r>
+        <w:t xml:space="preserve">    6.5 Conclusão errada do</w:t>
+      </w:r>
+      <w:r>
+        <w:t xml:space="preserve"> </w:t>
+      </w:r>
+      <w:r>
+        <w:rPr>
+          <w:iCs/>
+          <w:i/>
+        </w:rPr>
+        <w:t xml:space="preserve">spike</w:t>
+      </w:r>
+      <w:r>
+        <w:t xml:space="preserve"> </w:t>
+      </w:r>
+      <w:r>
+        <w:t xml:space="preserve">sobre o SIH</w:t>
+      </w:r>
+      <w:r>
+        <w:br/>
+      </w:r>
+      <w:r>
         <w:t xml:space="preserve">7. Detectores de anomalia</w:t>
       </w:r>
       <w:r>
@@ -1283,6 +1401,23 @@
         <w:t xml:space="preserve">make app</w:t>
       </w:r>
       <w:r>
+        <w:t xml:space="preserve"> </w:t>
+      </w:r>
+      <w:r>
+        <w:t xml:space="preserve">·</w:t>
+      </w:r>
+      <w:r>
+        <w:t xml:space="preserve"> </w:t>
+      </w:r>
+      <w:hyperlink r:id="rId20">
+        <w:r>
+          <w:rPr>
+            <w:rStyle w:val="Hyperlink"/>
+          </w:rPr>
+          <w:t xml:space="preserve">https://farol-ss.streamlit.app</w:t>
+        </w:r>
+      </w:hyperlink>
+      <w:r>
         <w:t xml:space="preserve">)</w:t>
       </w:r>
       <w:r>
@@ -1363,8 +1498,8 @@
         <w:br w:type="page"/>
       </w:r>
     </w:p>
-    <w:bookmarkEnd w:id="20"/>
-    <w:bookmarkStart w:id="21" w:name="motivação-e-objetivo"/>
+    <w:bookmarkEnd w:id="21"/>
+    <w:bookmarkStart w:id="22" w:name="motivação-e-objetivo"/>
     <w:p>
       <w:pPr>
         <w:pStyle w:val="Heading1"/>
@@ -1521,8 +1656,8 @@
         </w:pict>
       </w:r>
     </w:p>
-    <w:bookmarkEnd w:id="21"/>
-    <w:bookmarkStart w:id="23" w:name="fontes-de-dados"/>
+    <w:bookmarkEnd w:id="22"/>
+    <w:bookmarkStart w:id="24" w:name="fontes-de-dados"/>
     <w:p>
       <w:pPr>
         <w:pStyle w:val="Heading1"/>
@@ -1822,7 +1957,7 @@
               <w:jc w:val="left"/>
             </w:pPr>
             <w:r>
-              <w:t xml:space="preserve">eixo N · subíndice epidemiológico</w:t>
+              <w:t xml:space="preserve">eixo N · subíndice epidemiológico (arboviroses + veiculação hídrica)</w:t>
             </w:r>
           </w:p>
         </w:tc>
@@ -1848,183 +1983,31 @@
               <w:jc w:val="left"/>
             </w:pPr>
             <w:r>
-              <w:t xml:space="preserve">IBGE — Censo 2022 (agregados 6803/6805/6892)</w:t>
-            </w:r>
-          </w:p>
-        </w:tc>
-        <w:tc>
-          <w:tcPr/>
-          <w:p>
-            <w:pPr>
-              <w:pStyle w:val="Compact"/>
-              <w:jc w:val="left"/>
-            </w:pPr>
-            <w:r>
-              <w:t xml:space="preserve">eixo N · subíndice de saneamento</w:t>
-            </w:r>
-          </w:p>
-        </w:tc>
-        <w:tc>
-          <w:tcPr/>
-          <w:p>
-            <w:pPr>
-              <w:pStyle w:val="Compact"/>
-              <w:jc w:val="left"/>
-            </w:pPr>
-            <w:r>
-              <w:t xml:space="preserve">✅ ingerido (déficit de água/esgoto/lixo, 185/185)</w:t>
-            </w:r>
-          </w:p>
-        </w:tc>
-      </w:tr>
-      <w:tr>
-        <w:tc>
-          <w:tcPr/>
-          <w:p>
-            <w:pPr>
-              <w:pStyle w:val="Compact"/>
-              <w:jc w:val="left"/>
-            </w:pPr>
-            <w:r>
-              <w:t xml:space="preserve">CadÚnico — MI Social / SAGI-MDS</w:t>
-            </w:r>
-          </w:p>
-        </w:tc>
-        <w:tc>
-          <w:tcPr/>
-          <w:p>
-            <w:pPr>
-              <w:pStyle w:val="Compact"/>
-              <w:jc w:val="left"/>
-            </w:pPr>
-            <w:r>
-              <w:t xml:space="preserve">eixo N · subíndice de vulnerabilidade</w:t>
-            </w:r>
-          </w:p>
-        </w:tc>
-        <w:tc>
-          <w:tcPr/>
-          <w:p>
-            <w:pPr>
-              <w:pStyle w:val="Compact"/>
-              <w:jc w:val="left"/>
-            </w:pPr>
-            <w:r>
-              <w:t xml:space="preserve">✅ ingerido (índice Solr, 185/185, 2020–2024)</w:t>
-            </w:r>
-          </w:p>
-        </w:tc>
-      </w:tr>
-      <w:tr>
-        <w:tc>
-          <w:tcPr/>
-          <w:p>
-            <w:pPr>
-              <w:pStyle w:val="Compact"/>
-              <w:jc w:val="left"/>
-            </w:pPr>
-            <w:r>
-              <w:t xml:space="preserve">PNCP — Portal Nacional de Contratações Públicas</w:t>
-            </w:r>
-          </w:p>
-        </w:tc>
-        <w:tc>
-          <w:tcPr/>
-          <w:p>
-            <w:pPr>
-              <w:pStyle w:val="Compact"/>
-              <w:jc w:val="left"/>
-            </w:pPr>
-            <w:r>
-              <w:t xml:space="preserve">eixo A · camada L3 (compras municipais)</w:t>
-            </w:r>
-          </w:p>
-        </w:tc>
-        <w:tc>
-          <w:tcPr/>
-          <w:p>
-            <w:pPr>
-              <w:pStyle w:val="Compact"/>
-              <w:jc w:val="left"/>
-            </w:pPr>
-            <w:r>
-              <w:t xml:space="preserve">✅ ingerido (172/185; itens com preço unitário para 801 contratos de saúde)</w:t>
-            </w:r>
-          </w:p>
-        </w:tc>
-      </w:tr>
-      <w:tr>
-        <w:tc>
-          <w:tcPr/>
-          <w:p>
-            <w:pPr>
-              <w:pStyle w:val="Compact"/>
-              <w:jc w:val="left"/>
-            </w:pPr>
-            <w:r>
-              <w:t xml:space="preserve">SIOPS</w:t>
-            </w:r>
-          </w:p>
-        </w:tc>
-        <w:tc>
-          <w:tcPr/>
-          <w:p>
-            <w:pPr>
-              <w:pStyle w:val="Compact"/>
-              <w:jc w:val="left"/>
-            </w:pPr>
-            <w:r>
-              <w:t xml:space="preserve">eixo A · camada L2 (execução própria municipal)</w:t>
-            </w:r>
-          </w:p>
-        </w:tc>
-        <w:tc>
-          <w:tcPr/>
-          <w:p>
-            <w:pPr>
-              <w:pStyle w:val="Compact"/>
-              <w:jc w:val="left"/>
-            </w:pPr>
-            <w:r>
-              <w:t xml:space="preserve">✅ ingerido (TabNet legado por POST; 184/185, 2020–2024)</w:t>
-            </w:r>
-          </w:p>
-        </w:tc>
-      </w:tr>
-      <w:tr>
-        <w:tc>
-          <w:tcPr/>
-          <w:p>
-            <w:pPr>
-              <w:pStyle w:val="Compact"/>
-              <w:jc w:val="left"/>
-            </w:pPr>
-            <w:r>
-              <w:t xml:space="preserve">Portal da Transparência (CGU)</w:t>
-            </w:r>
-          </w:p>
-        </w:tc>
-        <w:tc>
-          <w:tcPr/>
-          <w:p>
-            <w:pPr>
-              <w:pStyle w:val="Compact"/>
-              <w:jc w:val="left"/>
-            </w:pPr>
-            <w:r>
-              <w:t xml:space="preserve">eixo A · camada L1 (repasse federal)</w:t>
-            </w:r>
-          </w:p>
-        </w:tc>
-        <w:tc>
-          <w:tcPr/>
-          <w:p>
-            <w:pPr>
-              <w:pStyle w:val="Compact"/>
-              <w:jc w:val="left"/>
-            </w:pPr>
-            <w:r>
-              <w:t xml:space="preserve">🔶</w:t>
+              <w:t xml:space="preserve">DATASUS/SIH-SUS (grupo RD, via PySUS)</w:t>
+            </w:r>
+          </w:p>
+        </w:tc>
+        <w:tc>
+          <w:tcPr/>
+          <w:p>
+            <w:pPr>
+              <w:pStyle w:val="Compact"/>
+              <w:jc w:val="left"/>
+            </w:pPr>
+            <w:r>
+              <w:t xml:space="preserve">eixo N · subíndice epidemiológico (internações por doença relacionada a saneamento)</w:t>
+            </w:r>
+          </w:p>
+        </w:tc>
+        <w:tc>
+          <w:tcPr/>
+          <w:p>
+            <w:pPr>
+              <w:pStyle w:val="Compact"/>
+              <w:jc w:val="left"/>
+            </w:pPr>
+            <w:r>
+              <w:t xml:space="preserve">✅</w:t>
             </w:r>
             <w:r>
               <w:t xml:space="preserve"> </w:t>
@@ -2034,7 +2017,317 @@
                 <w:bCs/>
                 <w:b/>
               </w:rPr>
-              <w:t xml:space="preserve">L1 parcial</w:t>
+              <w:t xml:space="preserve">ingerido (185/185 × 5 anos)</w:t>
+            </w:r>
+            <w:r>
+              <w:t xml:space="preserve"> </w:t>
+            </w:r>
+            <w:r>
+              <w:t xml:space="preserve">— o</w:t>
+            </w:r>
+            <w:r>
+              <w:t xml:space="preserve"> </w:t>
+            </w:r>
+            <w:r>
+              <w:rPr>
+                <w:iCs/>
+                <w:i/>
+              </w:rPr>
+              <w:t xml:space="preserve">spike</w:t>
+            </w:r>
+            <w:r>
+              <w:t xml:space="preserve"> </w:t>
+            </w:r>
+            <w:r>
+              <w:t xml:space="preserve">concluíra erradamente que o SIH não tinha grupo utilizável</w:t>
+            </w:r>
+          </w:p>
+        </w:tc>
+      </w:tr>
+      <w:tr>
+        <w:tc>
+          <w:tcPr/>
+          <w:p>
+            <w:pPr>
+              <w:pStyle w:val="Compact"/>
+              <w:jc w:val="left"/>
+            </w:pPr>
+            <w:r>
+              <w:t xml:space="preserve">IBGE — Censo 2022 (agregados 6803/6805/6892)</w:t>
+            </w:r>
+          </w:p>
+        </w:tc>
+        <w:tc>
+          <w:tcPr/>
+          <w:p>
+            <w:pPr>
+              <w:pStyle w:val="Compact"/>
+              <w:jc w:val="left"/>
+            </w:pPr>
+            <w:r>
+              <w:t xml:space="preserve">eixo N · subíndice de saneamento</w:t>
+            </w:r>
+          </w:p>
+        </w:tc>
+        <w:tc>
+          <w:tcPr/>
+          <w:p>
+            <w:pPr>
+              <w:pStyle w:val="Compact"/>
+              <w:jc w:val="left"/>
+            </w:pPr>
+            <w:r>
+              <w:t xml:space="preserve">✅ ingerido (déficit de água/esgoto/lixo, 185/185; retrato de 2022 aplicado a todo o recorte — coluna</w:t>
+            </w:r>
+            <w:r>
+              <w:t xml:space="preserve"> </w:t>
+            </w:r>
+            <w:r>
+              <w:rPr>
+                <w:rStyle w:val="VerbatimChar"/>
+              </w:rPr>
+              <w:t xml:space="preserve">saneamento_ano_referencia</w:t>
+            </w:r>
+            <w:r>
+              <w:t xml:space="preserve">)</w:t>
+            </w:r>
+          </w:p>
+        </w:tc>
+      </w:tr>
+      <w:tr>
+        <w:tc>
+          <w:tcPr/>
+          <w:p>
+            <w:pPr>
+              <w:pStyle w:val="Compact"/>
+              <w:jc w:val="left"/>
+            </w:pPr>
+            <w:r>
+              <w:t xml:space="preserve">CadÚnico — MI Social / SAGI-MDS</w:t>
+            </w:r>
+          </w:p>
+        </w:tc>
+        <w:tc>
+          <w:tcPr/>
+          <w:p>
+            <w:pPr>
+              <w:pStyle w:val="Compact"/>
+              <w:jc w:val="left"/>
+            </w:pPr>
+            <w:r>
+              <w:t xml:space="preserve">eixo N · subíndice de vulnerabilidade</w:t>
+            </w:r>
+          </w:p>
+        </w:tc>
+        <w:tc>
+          <w:tcPr/>
+          <w:p>
+            <w:pPr>
+              <w:pStyle w:val="Compact"/>
+              <w:jc w:val="left"/>
+            </w:pPr>
+            <w:r>
+              <w:t xml:space="preserve">✅ ingerido (índice Solr, 185/185, 2020–2024)</w:t>
+            </w:r>
+          </w:p>
+        </w:tc>
+      </w:tr>
+      <w:tr>
+        <w:tc>
+          <w:tcPr/>
+          <w:p>
+            <w:pPr>
+              <w:pStyle w:val="Compact"/>
+              <w:jc w:val="left"/>
+            </w:pPr>
+            <w:r>
+              <w:t xml:space="preserve">PNCP — Portal Nacional de Contratações Públicas</w:t>
+            </w:r>
+          </w:p>
+        </w:tc>
+        <w:tc>
+          <w:tcPr/>
+          <w:p>
+            <w:pPr>
+              <w:pStyle w:val="Compact"/>
+              <w:jc w:val="left"/>
+            </w:pPr>
+            <w:r>
+              <w:t xml:space="preserve">eixo A · camada L3 (compras municipais)</w:t>
+            </w:r>
+          </w:p>
+        </w:tc>
+        <w:tc>
+          <w:tcPr/>
+          <w:p>
+            <w:pPr>
+              <w:pStyle w:val="Compact"/>
+              <w:jc w:val="left"/>
+            </w:pPr>
+            <w:r>
+              <w:t xml:space="preserve">✅ ingerido; itens com preço unitário para as contratações de saúde</w:t>
+            </w:r>
+          </w:p>
+        </w:tc>
+      </w:tr>
+      <w:tr>
+        <w:tc>
+          <w:tcPr/>
+          <w:p>
+            <w:pPr>
+              <w:pStyle w:val="Compact"/>
+              <w:jc w:val="left"/>
+            </w:pPr>
+            <w:r>
+              <w:t xml:space="preserve">Compras.gov.br</w:t>
+            </w:r>
+          </w:p>
+        </w:tc>
+        <w:tc>
+          <w:tcPr/>
+          <w:p>
+            <w:pPr>
+              <w:pStyle w:val="Compact"/>
+              <w:jc w:val="left"/>
+            </w:pPr>
+            <w:r>
+              <w:t xml:space="preserve">eixo A · camada L3</w:t>
+            </w:r>
+            <w:r>
+              <w:t xml:space="preserve"> </w:t>
+            </w:r>
+            <w:r>
+              <w:rPr>
+                <w:bCs/>
+                <w:b/>
+              </w:rPr>
+              <w:t xml:space="preserve">federal</w:t>
+            </w:r>
+            <w:r>
+              <w:t xml:space="preserve"> </w:t>
+            </w:r>
+            <w:r>
+              <w:t xml:space="preserve">(complemento)</w:t>
+            </w:r>
+          </w:p>
+        </w:tc>
+        <w:tc>
+          <w:tcPr/>
+          <w:p>
+            <w:pPr>
+              <w:pStyle w:val="Compact"/>
+              <w:jc w:val="left"/>
+            </w:pPr>
+            <w:r>
+              <w:t xml:space="preserve">✅</w:t>
+            </w:r>
+            <w:r>
+              <w:t xml:space="preserve"> </w:t>
+            </w:r>
+            <w:r>
+              <w:rPr>
+                <w:bCs/>
+                <w:b/>
+              </w:rPr>
+              <w:t xml:space="preserve">ingerido</w:t>
+            </w:r>
+            <w:r>
+              <w:t xml:space="preserve">: só a esfera federal (</w:t>
+            </w:r>
+            <w:r>
+              <w:rPr>
+                <w:rStyle w:val="VerbatimChar"/>
+              </w:rPr>
+              <w:t xml:space="preserve">orgaoEntidadeEsferaId='F'</w:t>
+            </w:r>
+            <w:r>
+              <w:t xml:space="preserve">) em municípios de PE, somada ao L3 municipal; cobre 2021+</w:t>
+            </w:r>
+          </w:p>
+        </w:tc>
+      </w:tr>
+      <w:tr>
+        <w:tc>
+          <w:tcPr/>
+          <w:p>
+            <w:pPr>
+              <w:pStyle w:val="Compact"/>
+              <w:jc w:val="left"/>
+            </w:pPr>
+            <w:r>
+              <w:t xml:space="preserve">SIOPS</w:t>
+            </w:r>
+          </w:p>
+        </w:tc>
+        <w:tc>
+          <w:tcPr/>
+          <w:p>
+            <w:pPr>
+              <w:pStyle w:val="Compact"/>
+              <w:jc w:val="left"/>
+            </w:pPr>
+            <w:r>
+              <w:t xml:space="preserve">eixo A · camada L2 (execução própria municipal)</w:t>
+            </w:r>
+          </w:p>
+        </w:tc>
+        <w:tc>
+          <w:tcPr/>
+          <w:p>
+            <w:pPr>
+              <w:pStyle w:val="Compact"/>
+              <w:jc w:val="left"/>
+            </w:pPr>
+            <w:r>
+              <w:t xml:space="preserve">✅ ingerido (TabNet legado por POST; 184/185, 2020–2024)</w:t>
+            </w:r>
+          </w:p>
+        </w:tc>
+      </w:tr>
+      <w:tr>
+        <w:tc>
+          <w:tcPr/>
+          <w:p>
+            <w:pPr>
+              <w:pStyle w:val="Compact"/>
+              <w:jc w:val="left"/>
+            </w:pPr>
+            <w:r>
+              <w:t xml:space="preserve">Portal da Transparência (CGU)</w:t>
+            </w:r>
+          </w:p>
+        </w:tc>
+        <w:tc>
+          <w:tcPr/>
+          <w:p>
+            <w:pPr>
+              <w:pStyle w:val="Compact"/>
+              <w:jc w:val="left"/>
+            </w:pPr>
+            <w:r>
+              <w:t xml:space="preserve">eixo A · camada L1 (repasse federal)</w:t>
+            </w:r>
+          </w:p>
+        </w:tc>
+        <w:tc>
+          <w:tcPr/>
+          <w:p>
+            <w:pPr>
+              <w:pStyle w:val="Compact"/>
+              <w:jc w:val="left"/>
+            </w:pPr>
+            <w:r>
+              <w:t xml:space="preserve">✅ ingerido (185/185 × 5 anos),</w:t>
+            </w:r>
+            <w:r>
+              <w:t xml:space="preserve"> </w:t>
+            </w:r>
+            <w:r>
+              <w:rPr>
+                <w:bCs/>
+                <w:b/>
+              </w:rPr>
+              <w:t xml:space="preserve">proxy</w:t>
             </w:r>
             <w:r>
               <w:t xml:space="preserve">:</w:t>
@@ -2052,7 +2345,7 @@
               <w:t xml:space="preserve"> </w:t>
             </w:r>
             <w:r>
-              <w:t xml:space="preserve">dá HTTP 403; as transferências sociais por município respondem, mas a chave gratuita é bloqueada por volume (42/185 coletados; retomável)</w:t>
+              <w:t xml:space="preserve">(repasse fundo a fundo ao ente) dá HTTP 403 mesmo com a chave gratuita — confirmado permanente; usa-se, no lugar, as transferências sociais (Bolsa Família/Novo BF + BPC) por município</w:t>
             </w:r>
           </w:p>
         </w:tc>
@@ -2066,44 +2359,6 @@
               <w:jc w:val="left"/>
             </w:pPr>
             <w:r>
-              <w:t xml:space="preserve">Compras.gov.br / SIASG</w:t>
-            </w:r>
-          </w:p>
-        </w:tc>
-        <w:tc>
-          <w:tcPr/>
-          <w:p>
-            <w:pPr>
-              <w:pStyle w:val="Compact"/>
-              <w:jc w:val="left"/>
-            </w:pPr>
-            <w:r>
-              <w:t xml:space="preserve">eixo A · L3 federal (complemento)</w:t>
-            </w:r>
-          </w:p>
-        </w:tc>
-        <w:tc>
-          <w:tcPr/>
-          <w:p>
-            <w:pPr>
-              <w:pStyle w:val="Compact"/>
-              <w:jc w:val="left"/>
-            </w:pPr>
-            <w:r>
-              <w:t xml:space="preserve">⏳ endpoint validado, módulo não escrito</w:t>
-            </w:r>
-          </w:p>
-        </w:tc>
-      </w:tr>
-      <w:tr>
-        <w:tc>
-          <w:tcPr/>
-          <w:p>
-            <w:pPr>
-              <w:pStyle w:val="Compact"/>
-              <w:jc w:val="left"/>
-            </w:pPr>
-            <w:r>
               <w:t xml:space="preserve">SNIS</w:t>
             </w:r>
           </w:p>
@@ -2134,7 +2389,7 @@
         </w:tc>
       </w:tr>
     </w:tbl>
-    <w:bookmarkStart w:id="22" w:name="sondagem-de-fontes-spike"/>
+    <w:bookmarkStart w:id="23" w:name="sondagem-de-fontes-spike"/>
     <w:p>
       <w:pPr>
         <w:pStyle w:val="Heading2"/>
@@ -2459,9 +2714,9 @@
         </w:pict>
       </w:r>
     </w:p>
-    <w:bookmarkEnd w:id="22"/>
     <w:bookmarkEnd w:id="23"/>
-    <w:bookmarkStart w:id="28" w:name="arquitetura-do-pipeline"/>
+    <w:bookmarkEnd w:id="24"/>
+    <w:bookmarkStart w:id="29" w:name="arquitetura-do-pipeline"/>
     <w:p>
       <w:pPr>
         <w:pStyle w:val="Heading1"/>
@@ -2673,7 +2928,7 @@
         <w:t xml:space="preserve">painel Streamlit  ·  API FastAPI  (leem só o gold, nunca recalculam)</w:t>
       </w:r>
     </w:p>
-    <w:bookmarkStart w:id="24" w:name="princípios-de-projeto"/>
+    <w:bookmarkStart w:id="25" w:name="princípios-de-projeto"/>
     <w:p>
       <w:pPr>
         <w:pStyle w:val="Heading2"/>
@@ -3014,8 +3269,8 @@
         <w:t xml:space="preserve">pipeline.</w:t>
       </w:r>
     </w:p>
-    <w:bookmarkEnd w:id="24"/>
-    <w:bookmarkStart w:id="25" w:name="camada-de-ingestão"/>
+    <w:bookmarkEnd w:id="25"/>
+    <w:bookmarkStart w:id="26" w:name="camada-de-ingestão"/>
     <w:p>
       <w:pPr>
         <w:pStyle w:val="Heading2"/>
@@ -3534,8 +3789,8 @@
         <w:t xml:space="preserve">CadÚnico e total de famílias cadastradas.</w:t>
       </w:r>
     </w:p>
-    <w:bookmarkEnd w:id="25"/>
-    <w:bookmarkStart w:id="26" w:name="camada-silver"/>
+    <w:bookmarkEnd w:id="26"/>
+    <w:bookmarkStart w:id="27" w:name="camada-silver"/>
     <w:p>
       <w:pPr>
         <w:pStyle w:val="Heading2"/>
@@ -3691,8 +3946,8 @@
         <w:t xml:space="preserve">direto da ingestão.</w:t>
       </w:r>
     </w:p>
-    <w:bookmarkEnd w:id="26"/>
-    <w:bookmarkStart w:id="27" w:name="camada-gold"/>
+    <w:bookmarkEnd w:id="27"/>
+    <w:bookmarkStart w:id="28" w:name="camada-gold"/>
     <w:p>
       <w:pPr>
         <w:pStyle w:val="Heading2"/>
@@ -3884,7 +4139,7 @@
         <w:t xml:space="preserve"> </w:t>
       </w:r>
       <w:r>
-        <w:t xml:space="preserve">— L2 (SIOPS), L3 (PNCP) e L1 (Transparência, parcial) →</w:t>
+        <w:t xml:space="preserve">— L2 (SIOPS), L3 (PNCP) e L1 (Transparência, proxy) →</w:t>
       </w:r>
       <w:r>
         <w:t xml:space="preserve"> </w:t>
@@ -4135,9 +4390,9 @@
         </w:pict>
       </w:r>
     </w:p>
-    <w:bookmarkEnd w:id="27"/>
     <w:bookmarkEnd w:id="28"/>
-    <w:bookmarkStart w:id="32" w:name="metodologia-do-ieas"/>
+    <w:bookmarkEnd w:id="29"/>
+    <w:bookmarkStart w:id="33" w:name="metodologia-do-ieas"/>
     <w:p>
       <w:pPr>
         <w:pStyle w:val="Heading1"/>
@@ -4146,7 +4401,7 @@
         <w:t xml:space="preserve">4. Metodologia do IEAS</w:t>
       </w:r>
     </w:p>
-    <w:bookmarkStart w:id="29" w:name="dois-eixos-cada-um-um-rank-percentil"/>
+    <w:bookmarkStart w:id="30" w:name="dois-eixos-cada-um-um-rank-percentil"/>
     <w:p>
       <w:pPr>
         <w:pStyle w:val="Heading2"/>
@@ -4360,7 +4615,7 @@
               <w:jc w:val="left"/>
             </w:pPr>
             <w:r>
-              <w:t xml:space="preserve">SINAN</w:t>
+              <w:t xml:space="preserve">SINAN + SIH</w:t>
             </w:r>
           </w:p>
         </w:tc>
@@ -4483,57 +4738,143 @@
         <w:pStyle w:val="BodyText"/>
       </w:pPr>
       <w:r>
-        <w:t xml:space="preserve">O subíndice epidemiológico é, ele próprio, uma combinação ponderada:</w:t>
-      </w:r>
-      <w:r>
-        <w:t xml:space="preserve"> </w:t>
-      </w:r>
-      <w:r>
-        <w:rPr>
-          <w:bCs/>
-          <w:b/>
-        </w:rPr>
-        <w:t xml:space="preserve">arboviroses 53%</w:t>
-      </w:r>
-      <w:r>
-        <w:t xml:space="preserve"> </w:t>
-      </w:r>
-      <w:r>
-        <w:t xml:space="preserve">(dengue + chikungunya + zika) +</w:t>
-      </w:r>
-      <w:r>
-        <w:t xml:space="preserve"> </w:t>
-      </w:r>
-      <w:r>
-        <w:rPr>
-          <w:bCs/>
-          <w:b/>
-        </w:rPr>
-        <w:t xml:space="preserve">veiculação hídrica 47%</w:t>
-      </w:r>
-      <w:r>
-        <w:t xml:space="preserve"> </w:t>
-      </w:r>
-      <w:r>
-        <w:t xml:space="preserve">(leptospirose + hepatite A + esquistossomose). O peso originalmente previsto</w:t>
-      </w:r>
-      <w:r>
-        <w:t xml:space="preserve"> </w:t>
-      </w:r>
-      <w:r>
-        <w:t xml:space="preserve">para internações hospitalares (SIH) foi redistribuído proporcionalmente: nenhum</w:t>
-      </w:r>
-      <w:r>
-        <w:t xml:space="preserve"> </w:t>
-      </w:r>
-      <w:r>
-        <w:t xml:space="preserve">grupo utilizável do SIH nesta versão do PySUS traz simultaneamente município de</w:t>
-      </w:r>
-      <w:r>
-        <w:t xml:space="preserve"> </w:t>
-      </w:r>
-      <w:r>
-        <w:t xml:space="preserve">residência e diagnóstico principal.</w:t>
+        <w:t xml:space="preserve">O subíndice epidemiológico é, ele próprio, uma combinação ponderada de três</w:t>
+      </w:r>
+      <w:r>
+        <w:t xml:space="preserve"> </w:t>
+      </w:r>
+      <w:r>
+        <w:t xml:space="preserve">componentes, cada um um rank percentil dentro de PE:</w:t>
+      </w:r>
+      <w:r>
+        <w:t xml:space="preserve"> </w:t>
+      </w:r>
+      <w:r>
+        <w:rPr>
+          <w:bCs/>
+          <w:b/>
+        </w:rPr>
+        <w:t xml:space="preserve">arboviroses 40%</w:t>
+      </w:r>
+      <w:r>
+        <w:t xml:space="preserve"> </w:t>
+      </w:r>
+      <w:r>
+        <w:t xml:space="preserve">(dengue + chikungunya + zika, SINAN) +</w:t>
+      </w:r>
+      <w:r>
+        <w:t xml:space="preserve"> </w:t>
+      </w:r>
+      <w:r>
+        <w:rPr>
+          <w:bCs/>
+          <w:b/>
+        </w:rPr>
+        <w:t xml:space="preserve">veiculação hídrica 35%</w:t>
+      </w:r>
+      <w:r>
+        <w:t xml:space="preserve"> </w:t>
+      </w:r>
+      <w:r>
+        <w:t xml:space="preserve">(leptospirose + hepatite A + esquistossomose, SINAN) +</w:t>
+      </w:r>
+      <w:r>
+        <w:t xml:space="preserve"> </w:t>
+      </w:r>
+      <w:r>
+        <w:rPr>
+          <w:bCs/>
+          <w:b/>
+        </w:rPr>
+        <w:t xml:space="preserve">internações por doença relacionada a saneamento 25%</w:t>
+      </w:r>
+      <w:r>
+        <w:t xml:space="preserve"> </w:t>
+      </w:r>
+      <w:r>
+        <w:t xml:space="preserve">(SIH, grupo RD — o</w:t>
+      </w:r>
+      <w:r>
+        <w:t xml:space="preserve"> </w:t>
+      </w:r>
+      <w:r>
+        <w:t xml:space="preserve">clássico indicador DRSAI/ISA: diarreias, hepatite A, leptospirose,</w:t>
+      </w:r>
+      <w:r>
+        <w:t xml:space="preserve"> </w:t>
+      </w:r>
+      <w:r>
+        <w:t xml:space="preserve">esquistossomose, helmintíases, febres tifoides). O peso de internações havia</w:t>
+      </w:r>
+      <w:r>
+        <w:t xml:space="preserve"> </w:t>
+      </w:r>
+      <w:r>
+        <w:t xml:space="preserve">sido redistribuído na v1.2 por um erro do</w:t>
+      </w:r>
+      <w:r>
+        <w:t xml:space="preserve"> </w:t>
+      </w:r>
+      <w:r>
+        <w:rPr>
+          <w:iCs/>
+          <w:i/>
+        </w:rPr>
+        <w:t xml:space="preserve">spike</w:t>
+      </w:r>
+      <w:r>
+        <w:t xml:space="preserve"> </w:t>
+      </w:r>
+      <w:r>
+        <w:t xml:space="preserve">(ver §6.5); a chamada correta</w:t>
+      </w:r>
+      <w:r>
+        <w:t xml:space="preserve"> </w:t>
+      </w:r>
+      <w:r>
+        <w:t xml:space="preserve">é</w:t>
+      </w:r>
+      <w:r>
+        <w:t xml:space="preserve"> </w:t>
+      </w:r>
+      <w:r>
+        <w:rPr>
+          <w:rStyle w:val="VerbatimChar"/>
+        </w:rPr>
+        <w:t xml:space="preserve">pysus.sih("PE", ano, mes, group="RD")</w:t>
+      </w:r>
+      <w:r>
+        <w:t xml:space="preserve">, e o grupo RD traz</w:t>
+      </w:r>
+      <w:r>
+        <w:t xml:space="preserve"> </w:t>
+      </w:r>
+      <w:r>
+        <w:rPr>
+          <w:rStyle w:val="VerbatimChar"/>
+        </w:rPr>
+        <w:t xml:space="preserve">MUNIC_RES</w:t>
+      </w:r>
+      <w:r>
+        <w:t xml:space="preserve"> </w:t>
+      </w:r>
+      <w:r>
+        <w:t xml:space="preserve">e</w:t>
+      </w:r>
+      <w:r>
+        <w:t xml:space="preserve"> </w:t>
+      </w:r>
+      <w:r>
+        <w:rPr>
+          <w:rStyle w:val="VerbatimChar"/>
+        </w:rPr>
+        <w:t xml:space="preserve">DIAG_PRINC</w:t>
+      </w:r>
+      <w:r>
+        <w:t xml:space="preserve"> </w:t>
+      </w:r>
+      <w:r>
+        <w:t xml:space="preserve">para os 185 municípios.</w:t>
       </w:r>
     </w:p>
     <w:p>
@@ -4653,19 +4994,19 @@
               <w:jc w:val="left"/>
             </w:pPr>
             <w:r>
-              <w:t xml:space="preserve">Portal da Transparência</w:t>
-            </w:r>
-          </w:p>
-        </w:tc>
-        <w:tc>
-          <w:tcPr/>
-          <w:p>
-            <w:pPr>
-              <w:pStyle w:val="Compact"/>
-              <w:jc w:val="left"/>
-            </w:pPr>
-            <w:r>
-              <w:t xml:space="preserve">🔶 parcial (42/185)</w:t>
+              <w:t xml:space="preserve">Portal da Transparência (proxy: transf. sociais)</w:t>
+            </w:r>
+          </w:p>
+        </w:tc>
+        <w:tc>
+          <w:tcPr/>
+          <w:p>
+            <w:pPr>
+              <w:pStyle w:val="Compact"/>
+              <w:jc w:val="left"/>
+            </w:pPr>
+            <w:r>
+              <w:t xml:space="preserve">✅ 185/185</w:t>
             </w:r>
           </w:p>
         </w:tc>
@@ -4753,26 +5094,26 @@
               <w:jc w:val="left"/>
             </w:pPr>
             <w:r>
-              <w:t xml:space="preserve">PNCP + Compras.gov.br</w:t>
-            </w:r>
-          </w:p>
-        </w:tc>
-        <w:tc>
-          <w:tcPr/>
-          <w:p>
-            <w:pPr>
-              <w:pStyle w:val="Compact"/>
-              <w:jc w:val="left"/>
-            </w:pPr>
-            <w:r>
-              <w:t xml:space="preserve">✅ (PNCP)</w:t>
+              <w:t xml:space="preserve">PNCP (municipal) + Compras.gov.br (federal)</w:t>
+            </w:r>
+          </w:p>
+        </w:tc>
+        <w:tc>
+          <w:tcPr/>
+          <w:p>
+            <w:pPr>
+              <w:pStyle w:val="Compact"/>
+              <w:jc w:val="left"/>
+            </w:pPr>
+            <w:r>
+              <w:t xml:space="preserve">✅</w:t>
             </w:r>
           </w:p>
         </w:tc>
       </w:tr>
     </w:tbl>
-    <w:bookmarkEnd w:id="29"/>
-    <w:bookmarkStart w:id="30" w:name="do-eixo-ao-farol"/>
+    <w:bookmarkEnd w:id="30"/>
+    <w:bookmarkStart w:id="31" w:name="do-eixo-ao-farol"/>
     <w:p>
       <w:pPr>
         <w:pStyle w:val="Heading2"/>
@@ -5106,8 +5447,8 @@
         </w:tc>
       </w:tr>
     </w:tbl>
-    <w:bookmarkEnd w:id="30"/>
-    <w:bookmarkStart w:id="31" w:name="a-regra-do-cinza"/>
+    <w:bookmarkEnd w:id="31"/>
+    <w:bookmarkStart w:id="32" w:name="a-regra-do-cinza"/>
     <w:p>
       <w:pPr>
         <w:pStyle w:val="Heading2"/>
@@ -5248,7 +5589,34 @@
         <w:t xml:space="preserve"> </w:t>
       </w:r>
       <w:r>
-        <w:t xml:space="preserve">— o subíndice de saneamento entrou via Censo 2022. A</w:t>
+        <w:t xml:space="preserve">— o subíndice de saneamento entrou via Censo 2022. Com o</w:t>
+      </w:r>
+      <w:r>
+        <w:t xml:space="preserve"> </w:t>
+      </w:r>
+      <w:r>
+        <w:rPr>
+          <w:bCs/>
+          <w:b/>
+        </w:rPr>
+        <w:t xml:space="preserve">L1</w:t>
+      </w:r>
+      <w:r>
+        <w:rPr>
+          <w:bCs/>
+          <w:b/>
+        </w:rPr>
+        <w:t xml:space="preserve"> </w:t>
+      </w:r>
+      <w:r>
+        <w:rPr>
+          <w:bCs/>
+          <w:b/>
+        </w:rPr>
+        <w:t xml:space="preserve">completo (185/185 × 5 anos)</w:t>
+      </w:r>
+      <w:r>
+        <w:t xml:space="preserve">, a</w:t>
       </w:r>
       <w:r>
         <w:t xml:space="preserve"> </w:t>
@@ -5264,67 +5632,74 @@
         <w:t xml:space="preserve"> </w:t>
       </w:r>
       <w:r>
-        <w:t xml:space="preserve">tem L2 e L3 para quase todos e L1 para 42 municípios (a chave do Portal da</w:t>
-      </w:r>
-      <w:r>
-        <w:t xml:space="preserve"> </w:t>
-      </w:r>
-      <w:r>
-        <w:t xml:space="preserve">Transparência foi bloqueada por volume). O IEAS é calculado para</w:t>
-      </w:r>
-      <w:r>
-        <w:t xml:space="preserve"> </w:t>
-      </w:r>
-      <w:r>
-        <w:rPr>
-          <w:bCs/>
-          <w:b/>
-        </w:rPr>
-        <w:t xml:space="preserve">468 dos 925</w:t>
-      </w:r>
-      <w:r>
-        <w:rPr>
-          <w:bCs/>
-          <w:b/>
-        </w:rPr>
-        <w:t xml:space="preserve"> </w:t>
-      </w:r>
-      <w:r>
-        <w:rPr>
-          <w:bCs/>
-          <w:b/>
-        </w:rPr>
-        <w:t xml:space="preserve">município-anos</w:t>
-      </w:r>
-      <w:r>
-        <w:t xml:space="preserve"> </w:t>
-      </w:r>
-      <w:r>
-        <w:t xml:space="preserve">(156 dos 185 municípios em 2024). Os cinza restantes são, na</w:t>
-      </w:r>
-      <w:r>
-        <w:t xml:space="preserve"> </w:t>
-      </w:r>
-      <w:r>
-        <w:t xml:space="preserve">maioria, município-anos sem contratação no PNCP naquele ano — a cobertura de L3</w:t>
-      </w:r>
-      <w:r>
-        <w:t xml:space="preserve"> </w:t>
-      </w:r>
-      <w:r>
-        <w:t xml:space="preserve">sobe de 6 municípios em 2021 para 157 em 2024, então 2020–2021 saem quase</w:t>
-      </w:r>
-      <w:r>
-        <w:t xml:space="preserve"> </w:t>
-      </w:r>
-      <w:r>
-        <w:t xml:space="preserve">inteiros cinza. Completar a coleta de L1 leva o eixo Alocação a 3 de 3 para o</w:t>
-      </w:r>
-      <w:r>
-        <w:t xml:space="preserve"> </w:t>
-      </w:r>
-      <w:r>
-        <w:t xml:space="preserve">resto do estado.</w:t>
+        <w:t xml:space="preserve">também alcança a cobertura mínima</w:t>
+      </w:r>
+      <w:r>
+        <w:t xml:space="preserve"> </w:t>
+      </w:r>
+      <w:r>
+        <w:t xml:space="preserve">em quase toda a grade: o IEAS é calculado para</w:t>
+      </w:r>
+      <w:r>
+        <w:t xml:space="preserve"> </w:t>
+      </w:r>
+      <w:r>
+        <w:rPr>
+          <w:bCs/>
+          <w:b/>
+        </w:rPr>
+        <w:t xml:space="preserve">921 dos 925 município-anos</w:t>
+      </w:r>
+      <w:r>
+        <w:t xml:space="preserve"> </w:t>
+      </w:r>
+      <w:r>
+        <w:t xml:space="preserve">(os 185 municípios em 2024). Os 4 cinza restantes são o Distrito Estadual de</w:t>
+      </w:r>
+      <w:r>
+        <w:t xml:space="preserve"> </w:t>
+      </w:r>
+      <w:r>
+        <w:t xml:space="preserve">Fernando de Noronha (2020–2023), que não tem execução própria no SIOPS nem</w:t>
+      </w:r>
+      <w:r>
+        <w:t xml:space="preserve"> </w:t>
+      </w:r>
+      <w:r>
+        <w:t xml:space="preserve">contratações municipais no PNCP — só L1, abaixo do limiar de 50% do eixo. A</w:t>
+      </w:r>
+      <w:r>
+        <w:t xml:space="preserve"> </w:t>
+      </w:r>
+      <w:r>
+        <w:t xml:space="preserve">coluna</w:t>
+      </w:r>
+      <w:r>
+        <w:t xml:space="preserve"> </w:t>
+      </w:r>
+      <w:r>
+        <w:rPr>
+          <w:rStyle w:val="VerbatimChar"/>
+        </w:rPr>
+        <w:t xml:space="preserve">l3_maturidade_pncp_uf</w:t>
+      </w:r>
+      <w:r>
+        <w:t xml:space="preserve"> </w:t>
+      </w:r>
+      <w:r>
+        <w:t xml:space="preserve">ainda registra que a adesão à Lei 14.133 sobe de</w:t>
+      </w:r>
+      <w:r>
+        <w:t xml:space="preserve"> </w:t>
+      </w:r>
+      <w:r>
+        <w:t xml:space="preserve">6 municípios em 2021 para 157 em 2024, então um L3 igual a zero em 2020–2021</w:t>
+      </w:r>
+      <w:r>
+        <w:t xml:space="preserve"> </w:t>
+      </w:r>
+      <w:r>
+        <w:t xml:space="preserve">deve ser lido como possível lacuna de cobertura, não ausência real de compra.</w:t>
       </w:r>
     </w:p>
     <w:p>
@@ -5334,9 +5709,9 @@
         </w:pict>
       </w:r>
     </w:p>
-    <w:bookmarkEnd w:id="31"/>
     <w:bookmarkEnd w:id="32"/>
-    <w:bookmarkStart w:id="33" w:name="X28a3c50791a636a0cd20bd1d9e2f1a9226ecfd8"/>
+    <w:bookmarkEnd w:id="33"/>
+    <w:bookmarkStart w:id="34" w:name="X28a3c50791a636a0cd20bd1d9e2f1a9226ecfd8"/>
     <w:p>
       <w:pPr>
         <w:pStyle w:val="Heading1"/>
@@ -5713,8 +6088,8 @@
         </w:pict>
       </w:r>
     </w:p>
-    <w:bookmarkEnd w:id="33"/>
-    <w:bookmarkStart w:id="38" w:name="bugs-de-corrupção-silenciosa-encontrados"/>
+    <w:bookmarkEnd w:id="34"/>
+    <w:bookmarkStart w:id="40" w:name="bugs-de-corrupção-silenciosa-encontrados"/>
     <w:p>
       <w:pPr>
         <w:pStyle w:val="Heading1"/>
@@ -5759,7 +6134,7 @@
         <w:t xml:space="preserve">cobertas por teste de regressão.</w:t>
       </w:r>
     </w:p>
-    <w:bookmarkStart w:id="34" w:name="X2bc47883de85026c7795bf06783bf222dcce0f5"/>
+    <w:bookmarkStart w:id="35" w:name="X2bc47883de85026c7795bf06783bf222dcce0f5"/>
     <w:p>
       <w:pPr>
         <w:pStyle w:val="Heading2"/>
@@ -5916,8 +6291,8 @@
         <w:t xml:space="preserve">) e validação imediata contra o conjunto de códigos de PE.</w:t>
       </w:r>
     </w:p>
-    <w:bookmarkEnd w:id="34"/>
-    <w:bookmarkStart w:id="35" w:name="Xea968f4bd43124af3b5386848711f0d43af7f8e"/>
+    <w:bookmarkEnd w:id="35"/>
+    <w:bookmarkStart w:id="36" w:name="Xea968f4bd43124af3b5386848711f0d43af7f8e"/>
     <w:p>
       <w:pPr>
         <w:pStyle w:val="Heading2"/>
@@ -6015,8 +6390,8 @@
         <w:t xml:space="preserve">filtrar com DuckDB antes de tocar pandas.</w:t>
       </w:r>
     </w:p>
-    <w:bookmarkEnd w:id="35"/>
-    <w:bookmarkStart w:id="36" w:name="X65528c771191f7f855d1a96b2b660416a2bc0be"/>
+    <w:bookmarkEnd w:id="36"/>
+    <w:bookmarkStart w:id="37" w:name="X65528c771191f7f855d1a96b2b660416a2bc0be"/>
     <w:p>
       <w:pPr>
         <w:pStyle w:val="Heading2"/>
@@ -6112,8 +6487,8 @@
         <w:t xml:space="preserve">que preserva cardinalidade, e teste contra número oficial.</w:t>
       </w:r>
     </w:p>
-    <w:bookmarkEnd w:id="36"/>
-    <w:bookmarkStart w:id="37" w:name="Xc4195debbe49c24506f7ac837fbeae8d2e5352a"/>
+    <w:bookmarkEnd w:id="37"/>
+    <w:bookmarkStart w:id="38" w:name="Xc4195debbe49c24506f7ac837fbeae8d2e5352a"/>
     <w:p>
       <w:pPr>
         <w:pStyle w:val="Heading2"/>
@@ -6210,6 +6585,331 @@
           <w:b/>
         </w:rPr>
         <w:t xml:space="preserve">sinal que o IEAS existe para detectar</w:t>
+      </w:r>
+      <w:r>
+        <w:t xml:space="preserve">.</w:t>
+      </w:r>
+    </w:p>
+    <w:bookmarkEnd w:id="38"/>
+    <w:bookmarkStart w:id="39" w:name="conclusão-errada-do-spike-sobre-o-sih"/>
+    <w:p>
+      <w:pPr>
+        <w:pStyle w:val="Heading2"/>
+      </w:pPr>
+      <w:r>
+        <w:t xml:space="preserve">6.5 Conclusão errada do</w:t>
+      </w:r>
+      <w:r>
+        <w:t xml:space="preserve"> </w:t>
+      </w:r>
+      <w:r>
+        <w:rPr>
+          <w:iCs/>
+          <w:i/>
+        </w:rPr>
+        <w:t xml:space="preserve">spike</w:t>
+      </w:r>
+      <w:r>
+        <w:t xml:space="preserve"> </w:t>
+      </w:r>
+      <w:r>
+        <w:t xml:space="preserve">sobre o SIH</w:t>
+      </w:r>
+    </w:p>
+    <w:p>
+      <w:pPr>
+        <w:pStyle w:val="FirstParagraph"/>
+      </w:pPr>
+      <w:r>
+        <w:t xml:space="preserve">O</w:t>
+      </w:r>
+      <w:r>
+        <w:t xml:space="preserve"> </w:t>
+      </w:r>
+      <w:r>
+        <w:rPr>
+          <w:iCs/>
+          <w:i/>
+        </w:rPr>
+        <w:t xml:space="preserve">spike</w:t>
+      </w:r>
+      <w:r>
+        <w:t xml:space="preserve"> </w:t>
+      </w:r>
+      <w:r>
+        <w:t xml:space="preserve">de fontes registrou que</w:t>
+      </w:r>
+      <w:r>
+        <w:t xml:space="preserve"> </w:t>
+      </w:r>
+      <w:r>
+        <w:t xml:space="preserve">“</w:t>
+      </w:r>
+      <w:r>
+        <w:t xml:space="preserve">nenhum código de grupo do SIH (</w:t>
+      </w:r>
+      <w:r>
+        <w:rPr>
+          <w:rStyle w:val="VerbatimChar"/>
+        </w:rPr>
+        <w:t xml:space="preserve">RD</w:t>
+      </w:r>
+      <w:r>
+        <w:t xml:space="preserve">,</w:t>
+      </w:r>
+      <w:r>
+        <w:t xml:space="preserve"> </w:t>
+      </w:r>
+      <w:r>
+        <w:rPr>
+          <w:rStyle w:val="VerbatimChar"/>
+        </w:rPr>
+        <w:t xml:space="preserve">RJ</w:t>
+      </w:r>
+      <w:r>
+        <w:t xml:space="preserve">,</w:t>
+      </w:r>
+      <w:r>
+        <w:t xml:space="preserve"> </w:t>
+      </w:r>
+      <w:r>
+        <w:rPr>
+          <w:rStyle w:val="VerbatimChar"/>
+        </w:rPr>
+        <w:t xml:space="preserve">ER</w:t>
+      </w:r>
+      <w:r>
+        <w:t xml:space="preserve">) retorna dado utilizável — só o grupo padrão</w:t>
+      </w:r>
+      <w:r>
+        <w:t xml:space="preserve"> </w:t>
+      </w:r>
+      <w:r>
+        <w:rPr>
+          <w:rStyle w:val="VerbatimChar"/>
+        </w:rPr>
+        <w:t xml:space="preserve">SP</w:t>
+      </w:r>
+      <w:r>
+        <w:t xml:space="preserve">, que não tem</w:t>
+      </w:r>
+      <w:r>
+        <w:t xml:space="preserve"> </w:t>
+      </w:r>
+      <w:r>
+        <w:rPr>
+          <w:rStyle w:val="VerbatimChar"/>
+        </w:rPr>
+        <w:t xml:space="preserve">MUNIC_RES</w:t>
+      </w:r>
+      <w:r>
+        <w:t xml:space="preserve"> </w:t>
+      </w:r>
+      <w:r>
+        <w:t xml:space="preserve">nem</w:t>
+      </w:r>
+      <w:r>
+        <w:t xml:space="preserve"> </w:t>
+      </w:r>
+      <w:r>
+        <w:rPr>
+          <w:rStyle w:val="VerbatimChar"/>
+        </w:rPr>
+        <w:t xml:space="preserve">DIAG_PRINC</w:t>
+      </w:r>
+      <w:r>
+        <w:t xml:space="preserve">”</w:t>
+      </w:r>
+      <w:r>
+        <w:t xml:space="preserve">, e o peso do subíndice de internações foi</w:t>
+      </w:r>
+      <w:r>
+        <w:t xml:space="preserve"> </w:t>
+      </w:r>
+      <w:r>
+        <w:t xml:space="preserve">redistribuído. Isso estava</w:t>
+      </w:r>
+      <w:r>
+        <w:t xml:space="preserve"> </w:t>
+      </w:r>
+      <w:r>
+        <w:rPr>
+          <w:bCs/>
+          <w:b/>
+        </w:rPr>
+        <w:t xml:space="preserve">errado</w:t>
+      </w:r>
+      <w:r>
+        <w:t xml:space="preserve">: o helper</w:t>
+      </w:r>
+      <w:r>
+        <w:t xml:space="preserve"> </w:t>
+      </w:r>
+      <w:r>
+        <w:rPr>
+          <w:rStyle w:val="VerbatimChar"/>
+        </w:rPr>
+        <w:t xml:space="preserve">pysus.sih</w:t>
+      </w:r>
+      <w:r>
+        <w:t xml:space="preserve"> </w:t>
+      </w:r>
+      <w:r>
+        <w:t xml:space="preserve">aceita um</w:t>
+      </w:r>
+      <w:r>
+        <w:t xml:space="preserve"> </w:t>
+      </w:r>
+      <w:r>
+        <w:t xml:space="preserve">parâmetro</w:t>
+      </w:r>
+      <w:r>
+        <w:t xml:space="preserve"> </w:t>
+      </w:r>
+      <w:r>
+        <w:rPr>
+          <w:rStyle w:val="VerbatimChar"/>
+        </w:rPr>
+        <w:t xml:space="preserve">group</w:t>
+      </w:r>
+      <w:r>
+        <w:t xml:space="preserve">, e</w:t>
+      </w:r>
+      <w:r>
+        <w:t xml:space="preserve"> </w:t>
+      </w:r>
+      <w:r>
+        <w:rPr>
+          <w:rStyle w:val="VerbatimChar"/>
+        </w:rPr>
+        <w:t xml:space="preserve">pysus.sih("PE", ano, mes, group="RD")</w:t>
+      </w:r>
+      <w:r>
+        <w:t xml:space="preserve"> </w:t>
+      </w:r>
+      <w:r>
+        <w:t xml:space="preserve">baixa o grupo</w:t>
+      </w:r>
+      <w:r>
+        <w:t xml:space="preserve"> </w:t>
+      </w:r>
+      <w:r>
+        <w:rPr>
+          <w:bCs/>
+          <w:b/>
+        </w:rPr>
+        <w:t xml:space="preserve">RD (AIH Reduzida)</w:t>
+      </w:r>
+      <w:r>
+        <w:t xml:space="preserve"> </w:t>
+      </w:r>
+      <w:r>
+        <w:t xml:space="preserve">— ~2,7 MB por mês para PE, com</w:t>
+      </w:r>
+      <w:r>
+        <w:t xml:space="preserve"> </w:t>
+      </w:r>
+      <w:r>
+        <w:rPr>
+          <w:rStyle w:val="VerbatimChar"/>
+        </w:rPr>
+        <w:t xml:space="preserve">MUNIC_RES</w:t>
+      </w:r>
+      <w:r>
+        <w:t xml:space="preserve"> </w:t>
+      </w:r>
+      <w:r>
+        <w:t xml:space="preserve">(185/185</w:t>
+      </w:r>
+      <w:r>
+        <w:t xml:space="preserve"> </w:t>
+      </w:r>
+      <w:r>
+        <w:t xml:space="preserve">municípios),</w:t>
+      </w:r>
+      <w:r>
+        <w:t xml:space="preserve"> </w:t>
+      </w:r>
+      <w:r>
+        <w:rPr>
+          <w:rStyle w:val="VerbatimChar"/>
+        </w:rPr>
+        <w:t xml:space="preserve">DIAG_PRINC</w:t>
+      </w:r>
+      <w:r>
+        <w:t xml:space="preserve"> </w:t>
+      </w:r>
+      <w:r>
+        <w:t xml:space="preserve">(CID-10) e</w:t>
+      </w:r>
+      <w:r>
+        <w:t xml:space="preserve"> </w:t>
+      </w:r>
+      <w:r>
+        <w:rPr>
+          <w:rStyle w:val="VerbatimChar"/>
+        </w:rPr>
+        <w:t xml:space="preserve">ANO_CMPT</w:t>
+      </w:r>
+      <w:r>
+        <w:t xml:space="preserve">. O erro foi concluir a partir</w:t>
+      </w:r>
+      <w:r>
+        <w:t xml:space="preserve"> </w:t>
+      </w:r>
+      <w:r>
+        <w:t xml:space="preserve">do grupo default (</w:t>
+      </w:r>
+      <w:r>
+        <w:rPr>
+          <w:rStyle w:val="VerbatimChar"/>
+        </w:rPr>
+        <w:t xml:space="preserve">SP</w:t>
+      </w:r>
+      <w:r>
+        <w:t xml:space="preserve">) sem testar o parâmetro. A v1.3 destrava o SIH e</w:t>
+      </w:r>
+      <w:r>
+        <w:t xml:space="preserve"> </w:t>
+      </w:r>
+      <w:r>
+        <w:t xml:space="preserve">restaura o peso do componente de internações. Lição: um</w:t>
+      </w:r>
+      <w:r>
+        <w:t xml:space="preserve"> </w:t>
+      </w:r>
+      <w:r>
+        <w:t xml:space="preserve">“</w:t>
+      </w:r>
+      <w:r>
+        <w:t xml:space="preserve">não dá</w:t>
+      </w:r>
+      <w:r>
+        <w:t xml:space="preserve">”</w:t>
+      </w:r>
+      <w:r>
+        <w:t xml:space="preserve"> </w:t>
+      </w:r>
+      <w:r>
+        <w:t xml:space="preserve">sobre uma</w:t>
+      </w:r>
+      <w:r>
+        <w:t xml:space="preserve"> </w:t>
+      </w:r>
+      <w:r>
+        <w:t xml:space="preserve">biblioteca merece a mesma desconfiança que um</w:t>
+      </w:r>
+      <w:r>
+        <w:t xml:space="preserve"> </w:t>
+      </w:r>
+      <w:r>
+        <w:t xml:space="preserve">“</w:t>
+      </w:r>
+      <w:r>
+        <w:t xml:space="preserve">a doc diz que dá</w:t>
+      </w:r>
+      <w:r>
+        <w:t xml:space="preserve">”</w:t>
       </w:r>
       <w:r>
         <w:t xml:space="preserve">.</w:t>
@@ -6222,9 +6922,9 @@
         </w:pict>
       </w:r>
     </w:p>
-    <w:bookmarkEnd w:id="37"/>
-    <w:bookmarkEnd w:id="38"/>
-    <w:bookmarkStart w:id="43" w:name="detectores-de-anomalia"/>
+    <w:bookmarkEnd w:id="39"/>
+    <w:bookmarkEnd w:id="40"/>
+    <w:bookmarkStart w:id="45" w:name="detectores-de-anomalia"/>
     <w:p>
       <w:pPr>
         <w:pStyle w:val="Heading1"/>
@@ -6278,7 +6978,7 @@
         <w:t xml:space="preserve">não serve para auditoria.</w:t>
       </w:r>
     </w:p>
-    <w:bookmarkStart w:id="39" w:name="detector-1-desalinhamento-estrutural"/>
+    <w:bookmarkStart w:id="41" w:name="detector-1-desalinhamento-estrutural"/>
     <w:p>
       <w:pPr>
         <w:pStyle w:val="Heading2"/>
@@ -6322,8 +7022,8 @@
         <w:t xml:space="preserve">).</w:t>
       </w:r>
     </w:p>
-    <w:bookmarkEnd w:id="39"/>
-    <w:bookmarkStart w:id="40" w:name="detector-2-alocação-abaixo-do-esperado"/>
+    <w:bookmarkEnd w:id="41"/>
+    <w:bookmarkStart w:id="42" w:name="detector-2-alocação-abaixo-do-esperado"/>
     <w:p>
       <w:pPr>
         <w:pStyle w:val="Heading2"/>
@@ -6444,8 +7144,8 @@
         <w:t xml:space="preserve">que têm as três camadas.</w:t>
       </w:r>
     </w:p>
-    <w:bookmarkEnd w:id="40"/>
-    <w:bookmarkStart w:id="41" w:name="detector-3-suspeita-de-sobrepreço"/>
+    <w:bookmarkEnd w:id="42"/>
+    <w:bookmarkStart w:id="43" w:name="detector-3-suspeita-de-sobrepreço"/>
     <w:p>
       <w:pPr>
         <w:pStyle w:val="Heading2"/>
@@ -6491,13 +7191,19 @@
           <w:bCs/>
           <w:b/>
         </w:rPr>
-        <w:t xml:space="preserve">mesma categoria e da mesma unidade de medida</w:t>
-      </w:r>
-      <w:r>
-        <w:t xml:space="preserve"> </w:t>
-      </w:r>
-      <w:r>
-        <w:t xml:space="preserve">em PE (</w:t>
+        <w:t xml:space="preserve">mesma categoria, mesma unidade de medida e mesma dose/concentração</w:t>
+      </w:r>
+      <w:r>
+        <w:t xml:space="preserve"> </w:t>
+      </w:r>
+      <w:r>
+        <w:t xml:space="preserve">em PE</w:t>
+      </w:r>
+      <w:r>
+        <w:t xml:space="preserve"> </w:t>
+      </w:r>
+      <w:r>
+        <w:t xml:space="preserve">(</w:t>
       </w:r>
       <w:r>
         <w:rPr>
@@ -6521,13 +7227,164 @@
         <w:t xml:space="preserve">conf/ieas.yml</w:t>
       </w:r>
       <w:r>
-        <w:t xml:space="preserve">). Comparar só dentro de (categoria, unidade) — a categoria via</w:t>
-      </w:r>
-      <w:r>
-        <w:t xml:space="preserve"> </w:t>
-      </w:r>
-      <w:r>
-        <w:t xml:space="preserve">a coluna</w:t>
+        <w:t xml:space="preserve">). O agrupamento tem duas camadas:</w:t>
+      </w:r>
+    </w:p>
+    <w:p>
+      <w:pPr>
+        <w:numPr>
+          <w:ilvl w:val="0"/>
+          <w:numId w:val="1007"/>
+        </w:numPr>
+        <w:pStyle w:val="Compact"/>
+      </w:pPr>
+      <w:r>
+        <w:rPr>
+          <w:bCs/>
+          <w:b/>
+        </w:rPr>
+        <w:t xml:space="preserve">fina</w:t>
+      </w:r>
+      <w:r>
+        <w:t xml:space="preserve"> </w:t>
+      </w:r>
+      <w:r>
+        <w:t xml:space="preserve">— (categoria, unidade, dose):</w:t>
+      </w:r>
+      <w:r>
+        <w:t xml:space="preserve"> </w:t>
+      </w:r>
+      <w:r>
+        <w:rPr>
+          <w:rStyle w:val="VerbatimChar"/>
+        </w:rPr>
+        <w:t xml:space="preserve">_dose_norm</w:t>
+      </w:r>
+      <w:r>
+        <w:t xml:space="preserve"> </w:t>
+      </w:r>
+      <w:r>
+        <w:t xml:space="preserve">extrai</w:t>
+      </w:r>
+      <w:r>
+        <w:t xml:space="preserve"> </w:t>
+      </w:r>
+      <w:r>
+        <w:rPr>
+          <w:rStyle w:val="VerbatimChar"/>
+        </w:rPr>
+        <w:t xml:space="preserve">500mg</w:t>
+      </w:r>
+      <w:r>
+        <w:t xml:space="preserve">,</w:t>
+      </w:r>
+      <w:r>
+        <w:t xml:space="preserve"> </w:t>
+      </w:r>
+      <w:r>
+        <w:rPr>
+          <w:rStyle w:val="VerbatimChar"/>
+        </w:rPr>
+        <w:t xml:space="preserve">50mg/ml</w:t>
+      </w:r>
+      <w:r>
+        <w:t xml:space="preserve">,</w:t>
+      </w:r>
+      <w:r>
+        <w:t xml:space="preserve"> </w:t>
+      </w:r>
+      <w:r>
+        <w:rPr>
+          <w:rStyle w:val="VerbatimChar"/>
+        </w:rPr>
+        <w:t xml:space="preserve">0,9%</w:t>
+      </w:r>
+      <w:r>
+        <w:t xml:space="preserve"> </w:t>
+      </w:r>
+      <w:r>
+        <w:t xml:space="preserve">da descrição do item, então</w:t>
+      </w:r>
+      <w:r>
+        <w:t xml:space="preserve"> </w:t>
+      </w:r>
+      <w:r>
+        <w:t xml:space="preserve">“</w:t>
+      </w:r>
+      <w:r>
+        <w:t xml:space="preserve">amoxicilina cápsula 500 mg</w:t>
+      </w:r>
+      <w:r>
+        <w:t xml:space="preserve">”</w:t>
+      </w:r>
+      <w:r>
+        <w:t xml:space="preserve"> </w:t>
+      </w:r>
+      <w:r>
+        <w:t xml:space="preserve">só</w:t>
+      </w:r>
+      <w:r>
+        <w:t xml:space="preserve"> </w:t>
+      </w:r>
+      <w:r>
+        <w:t xml:space="preserve">entra na mesma distribuição de outras</w:t>
+      </w:r>
+      <w:r>
+        <w:t xml:space="preserve"> </w:t>
+      </w:r>
+      <w:r>
+        <w:t xml:space="preserve">“</w:t>
+      </w:r>
+      <w:r>
+        <w:t xml:space="preserve">amoxicilina cápsula 500 mg</w:t>
+      </w:r>
+      <w:r>
+        <w:t xml:space="preserve">”</w:t>
+      </w:r>
+      <w:r>
+        <w:t xml:space="preserve">, nunca da</w:t>
+      </w:r>
+      <w:r>
+        <w:t xml:space="preserve"> </w:t>
+      </w:r>
+      <w:r>
+        <w:t xml:space="preserve">de 250 mg nem da suspensão 50 mg/ml. Vale quando o grupo fino tem ≥ 5 itens.</w:t>
+      </w:r>
+    </w:p>
+    <w:p>
+      <w:pPr>
+        <w:numPr>
+          <w:ilvl w:val="0"/>
+          <w:numId w:val="1007"/>
+        </w:numPr>
+        <w:pStyle w:val="Compact"/>
+      </w:pPr>
+      <w:r>
+        <w:rPr>
+          <w:bCs/>
+          <w:b/>
+        </w:rPr>
+        <w:t xml:space="preserve">grossa</w:t>
+      </w:r>
+      <w:r>
+        <w:t xml:space="preserve"> </w:t>
+      </w:r>
+      <w:r>
+        <w:t xml:space="preserve">— (categoria, unidade): recebe o que não tem dose parseável ou</w:t>
+      </w:r>
+      <w:r>
+        <w:t xml:space="preserve"> </w:t>
+      </w:r>
+      <w:r>
+        <w:t xml:space="preserve">cujo grupo fino é pequeno demais (o comportamento das versões anteriores).</w:t>
+      </w:r>
+    </w:p>
+    <w:p>
+      <w:pPr>
+        <w:pStyle w:val="FirstParagraph"/>
+      </w:pPr>
+      <w:r>
+        <w:t xml:space="preserve">A categoria vem da coluna</w:t>
       </w:r>
       <w:r>
         <w:t xml:space="preserve"> </w:t>
@@ -6554,19 +7411,192 @@
         <w:t xml:space="preserve">seeds/catmat_saude.csv</w:t>
       </w:r>
       <w:r>
-        <w:t xml:space="preserve">, a unidade</w:t>
-      </w:r>
-      <w:r>
-        <w:t xml:space="preserve"> </w:t>
-      </w:r>
-      <w:r>
-        <w:t xml:space="preserve">normalizada (frasco/ampola/comprimido/…) — evita confrontar o preço de uma</w:t>
-      </w:r>
-      <w:r>
-        <w:t xml:space="preserve"> </w:t>
-      </w:r>
-      <w:r>
-        <w:t xml:space="preserve">seringa com o de um tomógrafo, ou de um frasco com o de uma ampola.</w:t>
+        <w:t xml:space="preserve"> </w:t>
+      </w:r>
+      <w:r>
+        <w:t xml:space="preserve">—</w:t>
+      </w:r>
+      <w:r>
+        <w:t xml:space="preserve"> </w:t>
+      </w:r>
+      <w:r>
+        <w:rPr>
+          <w:bCs/>
+          <w:b/>
+        </w:rPr>
+        <w:t xml:space="preserve">não</w:t>
+      </w:r>
+      <w:r>
+        <w:t xml:space="preserve"> </w:t>
+      </w:r>
+      <w:r>
+        <w:t xml:space="preserve">de classificação CATMAT estruturada: o PNCP não a expõe no item</w:t>
+      </w:r>
+      <w:r>
+        <w:t xml:space="preserve"> </w:t>
+      </w:r>
+      <w:r>
+        <w:t xml:space="preserve">(</w:t>
+      </w:r>
+      <w:r>
+        <w:rPr>
+          <w:rStyle w:val="VerbatimChar"/>
+        </w:rPr>
+        <w:t xml:space="preserve">itemCategoriaNome</w:t>
+      </w:r>
+      <w:r>
+        <w:t xml:space="preserve"> </w:t>
+      </w:r>
+      <w:r>
+        <w:t xml:space="preserve">vem</w:t>
+      </w:r>
+      <w:r>
+        <w:t xml:space="preserve"> </w:t>
+      </w:r>
+      <w:r>
+        <w:rPr>
+          <w:rStyle w:val="VerbatimChar"/>
+        </w:rPr>
+        <w:t xml:space="preserve">"Não se aplica"</w:t>
+      </w:r>
+      <w:r>
+        <w:t xml:space="preserve"> </w:t>
+      </w:r>
+      <w:r>
+        <w:t xml:space="preserve">em 100% dos itens coletados). O</w:t>
+      </w:r>
+      <w:r>
+        <w:t xml:space="preserve"> </w:t>
+      </w:r>
+      <w:r>
+        <w:t xml:space="preserve">preço por item vem de</w:t>
+      </w:r>
+      <w:r>
+        <w:t xml:space="preserve"> </w:t>
+      </w:r>
+      <w:r>
+        <w:rPr>
+          <w:rStyle w:val="VerbatimChar"/>
+        </w:rPr>
+        <w:t xml:space="preserve">/v1/orgaos/{cnpj}/compras/{ano}/{seq}/itens</w:t>
+      </w:r>
+      <w:r>
+        <w:t xml:space="preserve"> </w:t>
+      </w:r>
+      <w:r>
+        <w:t xml:space="preserve">(</w:t>
+      </w:r>
+      <w:r>
+        <w:rPr>
+          <w:rStyle w:val="VerbatimChar"/>
+        </w:rPr>
+        <w:t xml:space="preserve">ingest/pncp_itens.py</w:t>
+      </w:r>
+      <w:r>
+        <w:t xml:space="preserve">, retomável), não do recurso de consulta genérico (que</w:t>
+      </w:r>
+      <w:r>
+        <w:t xml:space="preserve"> </w:t>
+      </w:r>
+      <w:r>
+        <w:t xml:space="preserve">só traz o valor total). Só entram itens</w:t>
+      </w:r>
+      <w:r>
+        <w:t xml:space="preserve"> </w:t>
+      </w:r>
+      <w:r>
+        <w:rPr>
+          <w:rStyle w:val="VerbatimChar"/>
+        </w:rPr>
+        <w:t xml:space="preserve">Material</w:t>
+      </w:r>
+      <w:r>
+        <w:t xml:space="preserve"> </w:t>
+      </w:r>
+      <w:r>
+        <w:t xml:space="preserve">sem orçamento sigiloso.</w:t>
+      </w:r>
+    </w:p>
+    <w:bookmarkEnd w:id="43"/>
+    <w:bookmarkStart w:id="44" w:name="detector-4-suspeita-de-desabastecimento"/>
+    <w:p>
+      <w:pPr>
+        <w:pStyle w:val="Heading2"/>
+      </w:pPr>
+      <w:r>
+        <w:t xml:space="preserve">7.4 Detector 4 — suspeita de desabastecimento</w:t>
+      </w:r>
+    </w:p>
+    <w:p>
+      <w:pPr>
+        <w:pStyle w:val="FirstParagraph"/>
+      </w:pPr>
+      <w:r>
+        <w:t xml:space="preserve">O detector mais original do projeto. Liga</w:t>
+      </w:r>
+      <w:r>
+        <w:t xml:space="preserve"> </w:t>
+      </w:r>
+      <w:r>
+        <w:rPr>
+          <w:bCs/>
+          <w:b/>
+        </w:rPr>
+        <w:t xml:space="preserve">incidência sustentada de um agravo</w:t>
+      </w:r>
+      <w:r>
+        <w:t xml:space="preserve"> </w:t>
+      </w:r>
+      <w:r>
+        <w:t xml:space="preserve">(SINAN, taxa no percentil 75+ de PE num ano) à</w:t>
+      </w:r>
+      <w:r>
+        <w:t xml:space="preserve"> </w:t>
+      </w:r>
+      <w:r>
+        <w:rPr>
+          <w:bCs/>
+          <w:b/>
+        </w:rPr>
+        <w:t xml:space="preserve">ausência de contratação da</w:t>
+      </w:r>
+      <w:r>
+        <w:rPr>
+          <w:bCs/>
+          <w:b/>
+        </w:rPr>
+        <w:t xml:space="preserve"> </w:t>
+      </w:r>
+      <w:r>
+        <w:rPr>
+          <w:bCs/>
+          <w:b/>
+        </w:rPr>
+        <w:t xml:space="preserve">categoria de insumo correspondente</w:t>
+      </w:r>
+      <w:r>
+        <w:t xml:space="preserve">, via o mapa</w:t>
+      </w:r>
+      <w:r>
+        <w:t xml:space="preserve"> </w:t>
+      </w:r>
+      <w:r>
+        <w:rPr>
+          <w:rStyle w:val="VerbatimChar"/>
+        </w:rPr>
+        <w:t xml:space="preserve">seeds/agravo_insumo.yml</w:t>
+      </w:r>
+      <w:r>
+        <w:t xml:space="preserve"> </w:t>
+      </w:r>
+      <w:r>
+        <w:t xml:space="preserve">(dengue → larvicida, inseticida, teste NS1, soro; leptospirose → antibiótico</w:t>
+      </w:r>
+      <w:r>
+        <w:t xml:space="preserve"> </w:t>
+      </w:r>
+      <w:r>
+        <w:t xml:space="preserve">penicilina, kit sorológico; etc.).</w:t>
       </w:r>
     </w:p>
     <w:p>
@@ -6574,174 +7604,183 @@
         <w:pStyle w:val="BodyText"/>
       </w:pPr>
       <w:r>
-        <w:t xml:space="preserve">O preço por item</w:t>
-      </w:r>
-      <w:r>
-        <w:t xml:space="preserve"> </w:t>
-      </w:r>
-      <w:r>
-        <w:rPr>
-          <w:bCs/>
-          <w:b/>
-        </w:rPr>
-        <w:t xml:space="preserve">não</w:t>
-      </w:r>
-      <w:r>
-        <w:t xml:space="preserve"> </w:t>
-      </w:r>
-      <w:r>
-        <w:t xml:space="preserve">vem do recurso de consulta genérico do PNCP (esse só</w:t>
-      </w:r>
-      <w:r>
-        <w:t xml:space="preserve"> </w:t>
-      </w:r>
-      <w:r>
-        <w:t xml:space="preserve">traz o valor total da compra); vem de</w:t>
-      </w:r>
-      <w:r>
-        <w:t xml:space="preserve"> </w:t>
-      </w:r>
-      <w:r>
-        <w:rPr>
-          <w:rStyle w:val="VerbatimChar"/>
-        </w:rPr>
-        <w:t xml:space="preserve">/v1/orgaos/{cnpj}/compras/{ano}/{seq}/itens</w:t>
-      </w:r>
-      <w:r>
-        <w:t xml:space="preserve">.</w:t>
-      </w:r>
-      <w:r>
-        <w:t xml:space="preserve"> </w:t>
-      </w:r>
-      <w:r>
-        <w:rPr>
-          <w:rStyle w:val="VerbatimChar"/>
-        </w:rPr>
-        <w:t xml:space="preserve">ingest/pncp_itens.py</w:t>
-      </w:r>
-      <w:r>
-        <w:t xml:space="preserve"> </w:t>
-      </w:r>
-      <w:r>
-        <w:t xml:space="preserve">percorre</w:t>
-      </w:r>
-      <w:r>
-        <w:t xml:space="preserve"> </w:t>
-      </w:r>
-      <w:r>
-        <w:t xml:space="preserve">esse recurso para as ~800 contratações de saúde (modalidades Pregão, Dispensa e</w:t>
-      </w:r>
-      <w:r>
-        <w:t xml:space="preserve"> </w:t>
-      </w:r>
-      <w:r>
-        <w:t xml:space="preserve">Inexigibilidade; Concorrência é obra, sem preço unitário comparável), de forma</w:t>
-      </w:r>
-      <w:r>
-        <w:t xml:space="preserve"> </w:t>
-      </w:r>
-      <w:r>
-        <w:t xml:space="preserve">retomável. Só entram itens</w:t>
-      </w:r>
-      <w:r>
-        <w:t xml:space="preserve"> </w:t>
-      </w:r>
-      <w:r>
-        <w:rPr>
-          <w:rStyle w:val="VerbatimChar"/>
-        </w:rPr>
-        <w:t xml:space="preserve">Material</w:t>
-      </w:r>
-      <w:r>
-        <w:t xml:space="preserve"> </w:t>
-      </w:r>
-      <w:r>
-        <w:t xml:space="preserve">sem orçamento sigiloso.</w:t>
-      </w:r>
-    </w:p>
-    <w:bookmarkEnd w:id="41"/>
-    <w:bookmarkStart w:id="42" w:name="detector-4-suspeita-de-desabastecimento"/>
-    <w:p>
-      <w:pPr>
-        <w:pStyle w:val="Heading2"/>
-      </w:pPr>
-      <w:r>
-        <w:t xml:space="preserve">7.4 Detector 4 — suspeita de desabastecimento</w:t>
-      </w:r>
-    </w:p>
-    <w:p>
-      <w:pPr>
-        <w:pStyle w:val="FirstParagraph"/>
-      </w:pPr>
-      <w:r>
-        <w:t xml:space="preserve">O detector mais original do projeto. Liga</w:t>
-      </w:r>
-      <w:r>
-        <w:t xml:space="preserve"> </w:t>
-      </w:r>
-      <w:r>
-        <w:rPr>
-          <w:bCs/>
-          <w:b/>
-        </w:rPr>
-        <w:t xml:space="preserve">incidência sustentada de um agravo</w:t>
-      </w:r>
-      <w:r>
-        <w:t xml:space="preserve"> </w:t>
-      </w:r>
-      <w:r>
-        <w:t xml:space="preserve">(SINAN, taxa no percentil 75+ de PE num ano) à</w:t>
-      </w:r>
-      <w:r>
-        <w:t xml:space="preserve"> </w:t>
-      </w:r>
-      <w:r>
-        <w:rPr>
-          <w:bCs/>
-          <w:b/>
-        </w:rPr>
-        <w:t xml:space="preserve">ausência de contratação da</w:t>
-      </w:r>
-      <w:r>
-        <w:rPr>
-          <w:bCs/>
-          <w:b/>
-        </w:rPr>
-        <w:t xml:space="preserve"> </w:t>
-      </w:r>
-      <w:r>
-        <w:rPr>
-          <w:bCs/>
-          <w:b/>
-        </w:rPr>
-        <w:t xml:space="preserve">categoria de insumo correspondente</w:t>
-      </w:r>
-      <w:r>
-        <w:t xml:space="preserve"> </w:t>
-      </w:r>
-      <w:r>
-        <w:t xml:space="preserve">no PNCP, via o mapa</w:t>
-      </w:r>
-      <w:r>
-        <w:t xml:space="preserve"> </w:t>
-      </w:r>
-      <w:r>
-        <w:rPr>
-          <w:rStyle w:val="VerbatimChar"/>
-        </w:rPr>
-        <w:t xml:space="preserve">seeds/agravo_insumo.yml</w:t>
-      </w:r>
-      <w:r>
-        <w:t xml:space="preserve"> </w:t>
-      </w:r>
-      <w:r>
-        <w:t xml:space="preserve">(dengue → larvicida, inseticida, teste NS1, soro;</w:t>
-      </w:r>
-      <w:r>
-        <w:t xml:space="preserve"> </w:t>
-      </w:r>
-      <w:r>
-        <w:t xml:space="preserve">leptospirose → antibiótico penicilina, kit sorológico; etc.).</w:t>
+        <w:t xml:space="preserve">O casamento</w:t>
+      </w:r>
+      <w:r>
+        <w:t xml:space="preserve"> </w:t>
+      </w:r>
+      <w:r>
+        <w:t xml:space="preserve">“</w:t>
+      </w:r>
+      <w:r>
+        <w:t xml:space="preserve">comprou o insumo?</w:t>
+      </w:r>
+      <w:r>
+        <w:t xml:space="preserve">”</w:t>
+      </w:r>
+      <w:r>
+        <w:t xml:space="preserve"> </w:t>
+      </w:r>
+      <w:r>
+        <w:t xml:space="preserve">olha</w:t>
+      </w:r>
+      <w:r>
+        <w:t xml:space="preserve"> </w:t>
+      </w:r>
+      <w:r>
+        <w:rPr>
+          <w:bCs/>
+          <w:b/>
+        </w:rPr>
+        <w:t xml:space="preserve">dois textos</w:t>
+      </w:r>
+      <w:r>
+        <w:t xml:space="preserve">: o</w:t>
+      </w:r>
+      <w:r>
+        <w:t xml:space="preserve"> </w:t>
+      </w:r>
+      <w:r>
+        <w:rPr>
+          <w:rStyle w:val="VerbatimChar"/>
+        </w:rPr>
+        <w:t xml:space="preserve">objeto_compra</w:t>
+      </w:r>
+      <w:r>
+        <w:t xml:space="preserve"> </w:t>
+      </w:r>
+      <w:r>
+        <w:t xml:space="preserve">da</w:t>
+      </w:r>
+      <w:r>
+        <w:t xml:space="preserve"> </w:t>
+      </w:r>
+      <w:r>
+        <w:t xml:space="preserve">contratação (nível de processo, genérico —</w:t>
+      </w:r>
+      <w:r>
+        <w:t xml:space="preserve"> </w:t>
+      </w:r>
+      <w:r>
+        <w:t xml:space="preserve">“</w:t>
+      </w:r>
+      <w:r>
+        <w:t xml:space="preserve">aquisição de medicamentos</w:t>
+      </w:r>
+      <w:r>
+        <w:t xml:space="preserve">”</w:t>
+      </w:r>
+      <w:r>
+        <w:t xml:space="preserve"> </w:t>
+      </w:r>
+      <w:r>
+        <w:t xml:space="preserve">não diz</w:t>
+      </w:r>
+      <w:r>
+        <w:t xml:space="preserve"> </w:t>
+      </w:r>
+      <w:r>
+        <w:t xml:space="preserve">nada)</w:t>
+      </w:r>
+      <w:r>
+        <w:t xml:space="preserve"> </w:t>
+      </w:r>
+      <w:r>
+        <w:rPr>
+          <w:bCs/>
+          <w:b/>
+        </w:rPr>
+        <w:t xml:space="preserve">e a</w:t>
+      </w:r>
+      <w:r>
+        <w:rPr>
+          <w:bCs/>
+          <w:b/>
+        </w:rPr>
+        <w:t xml:space="preserve"> </w:t>
+      </w:r>
+      <w:r>
+        <w:rPr>
+          <w:rStyle w:val="VerbatimChar"/>
+          <w:bCs/>
+          <w:b/>
+        </w:rPr>
+        <w:t xml:space="preserve">descricao</w:t>
+      </w:r>
+      <w:r>
+        <w:rPr>
+          <w:bCs/>
+          <w:b/>
+        </w:rPr>
+        <w:t xml:space="preserve"> </w:t>
+      </w:r>
+      <w:r>
+        <w:rPr>
+          <w:bCs/>
+          <w:b/>
+        </w:rPr>
+        <w:t xml:space="preserve">de cada item</w:t>
+      </w:r>
+      <w:r>
+        <w:t xml:space="preserve"> </w:t>
+      </w:r>
+      <w:r>
+        <w:t xml:space="preserve">(específica —</w:t>
+      </w:r>
+      <w:r>
+        <w:t xml:space="preserve"> </w:t>
+      </w:r>
+      <w:r>
+        <w:t xml:space="preserve">“</w:t>
+      </w:r>
+      <w:r>
+        <w:t xml:space="preserve">AMOXICILINA 500MG</w:t>
+      </w:r>
+      <w:r>
+        <w:t xml:space="preserve">”</w:t>
+      </w:r>
+      <w:r>
+        <w:t xml:space="preserve">,</w:t>
+      </w:r>
+      <w:r>
+        <w:t xml:space="preserve"> </w:t>
+      </w:r>
+      <w:r>
+        <w:t xml:space="preserve">“</w:t>
+      </w:r>
+      <w:r>
+        <w:t xml:space="preserve">LARVICIDA BACILLUS THURINGIENSIS</w:t>
+      </w:r>
+      <w:r>
+        <w:t xml:space="preserve">”</w:t>
+      </w:r>
+      <w:r>
+        <w:t xml:space="preserve">). Consultar o item é o que dá alguma</w:t>
+      </w:r>
+      <w:r>
+        <w:t xml:space="preserve"> </w:t>
+      </w:r>
+      <w:r>
+        <w:t xml:space="preserve">precisão à afirmação de ausência. Continua sendo casamento por palavra-chave</w:t>
+      </w:r>
+      <w:r>
+        <w:t xml:space="preserve"> </w:t>
+      </w:r>
+      <w:r>
+        <w:t xml:space="preserve">curada, não NLP — os alertas são</w:t>
+      </w:r>
+      <w:r>
+        <w:t xml:space="preserve"> </w:t>
+      </w:r>
+      <w:r>
+        <w:rPr>
+          <w:bCs/>
+          <w:b/>
+        </w:rPr>
+        <w:t xml:space="preserve">suspeitas para auditoria</w:t>
+      </w:r>
+      <w:r>
+        <w:t xml:space="preserve">, não conclusões.</w:t>
       </w:r>
     </w:p>
     <w:p>
@@ -6798,7 +7837,19 @@
         <w:t xml:space="preserve"> </w:t>
       </w:r>
       <w:r>
-        <w:t xml:space="preserve">(o PNCP ainda não é universal), não</w:t>
+        <w:t xml:space="preserve">(o PNCP ainda não é universal — ver a coluna</w:t>
+      </w:r>
+      <w:r>
+        <w:t xml:space="preserve"> </w:t>
+      </w:r>
+      <w:r>
+        <w:rPr>
+          <w:rStyle w:val="VerbatimChar"/>
+        </w:rPr>
+        <w:t xml:space="preserve">l3_maturidade_pncp_uf</w:t>
+      </w:r>
+      <w:r>
+        <w:t xml:space="preserve">), não</w:t>
       </w:r>
       <w:r>
         <w:t xml:space="preserve"> </w:t>
@@ -6808,33 +7859,19 @@
           <w:iCs/>
           <w:i/>
         </w:rPr>
-        <w:t xml:space="preserve">falha de</w:t>
-      </w:r>
-      <w:r>
-        <w:rPr>
-          <w:iCs/>
-          <w:i/>
-        </w:rPr>
-        <w:t xml:space="preserve"> </w:t>
-      </w:r>
-      <w:r>
-        <w:rPr>
-          <w:iCs/>
-          <w:i/>
-        </w:rPr>
-        <w:t xml:space="preserve">política</w:t>
-      </w:r>
-      <w:r>
-        <w:t xml:space="preserve"> </w:t>
-      </w:r>
-      <w:r>
-        <w:t xml:space="preserve">— flagá-lo transformaria a cobertura incompleta do portal em alarme</w:t>
-      </w:r>
-      <w:r>
-        <w:t xml:space="preserve"> </w:t>
-      </w:r>
-      <w:r>
-        <w:t xml:space="preserve">falso.</w:t>
+        <w:t xml:space="preserve">falha de política</w:t>
+      </w:r>
+      <w:r>
+        <w:t xml:space="preserve"> </w:t>
+      </w:r>
+      <w:r>
+        <w:t xml:space="preserve">— flagá-lo transformaria a</w:t>
+      </w:r>
+      <w:r>
+        <w:t xml:space="preserve"> </w:t>
+      </w:r>
+      <w:r>
+        <w:t xml:space="preserve">cobertura incompleta do portal em alarme falso.</w:t>
       </w:r>
     </w:p>
     <w:p>
@@ -6844,9 +7881,9 @@
         </w:pict>
       </w:r>
     </w:p>
-    <w:bookmarkEnd w:id="42"/>
-    <w:bookmarkEnd w:id="43"/>
-    <w:bookmarkStart w:id="46" w:name="camada-de-apresentação"/>
+    <w:bookmarkEnd w:id="44"/>
+    <w:bookmarkEnd w:id="45"/>
+    <w:bookmarkStart w:id="48" w:name="camada-de-apresentação"/>
     <w:p>
       <w:pPr>
         <w:pStyle w:val="Heading1"/>
@@ -6855,7 +7892,7 @@
         <w:t xml:space="preserve">8. Camada de apresentação</w:t>
       </w:r>
     </w:p>
-    <w:bookmarkStart w:id="44" w:name="painel-streamlit-make-app"/>
+    <w:bookmarkStart w:id="46" w:name="Xadabbecd16a48f04ed8cdc83a66d677fed83863"/>
     <w:p>
       <w:pPr>
         <w:pStyle w:val="Heading2"/>
@@ -6870,6 +7907,23 @@
         <w:t xml:space="preserve">make app</w:t>
       </w:r>
       <w:r>
+        <w:t xml:space="preserve"> </w:t>
+      </w:r>
+      <w:r>
+        <w:t xml:space="preserve">·</w:t>
+      </w:r>
+      <w:r>
+        <w:t xml:space="preserve"> </w:t>
+      </w:r>
+      <w:hyperlink r:id="rId20">
+        <w:r>
+          <w:rPr>
+            <w:rStyle w:val="Hyperlink"/>
+          </w:rPr>
+          <w:t xml:space="preserve">https://farol-ss.streamlit.app</w:t>
+        </w:r>
+      </w:hyperlink>
+      <w:r>
         <w:t xml:space="preserve">)</w:t>
       </w:r>
     </w:p>
@@ -6878,7 +7932,40 @@
         <w:pStyle w:val="FirstParagraph"/>
       </w:pPr>
       <w:r>
-        <w:t xml:space="preserve">Seis páginas, todas lendo o gold via</w:t>
+        <w:t xml:space="preserve">Identidade institucional própria (</w:t>
+      </w:r>
+      <w:r>
+        <w:rPr>
+          <w:rStyle w:val="VerbatimChar"/>
+        </w:rPr>
+        <w:t xml:space="preserve">app/tema.py</w:t>
+      </w:r>
+      <w:r>
+        <w:t xml:space="preserve">: cabeçalho, rodapé, cartões e</w:t>
+      </w:r>
+      <w:r>
+        <w:t xml:space="preserve"> </w:t>
+      </w:r>
+      <w:r>
+        <w:t xml:space="preserve">CSS compartilhados; azul</w:t>
+      </w:r>
+      <w:r>
+        <w:t xml:space="preserve"> </w:t>
+      </w:r>
+      <w:r>
+        <w:rPr>
+          <w:rStyle w:val="VerbatimChar"/>
+        </w:rPr>
+        <w:t xml:space="preserve">#1257a8</w:t>
+      </w:r>
+      <w:r>
+        <w:t xml:space="preserve">, o mesmo deste relatório). Home mais seis</w:t>
+      </w:r>
+      <w:r>
+        <w:t xml:space="preserve"> </w:t>
+      </w:r>
+      <w:r>
+        <w:t xml:space="preserve">páginas, todas lendo o gold via</w:t>
       </w:r>
       <w:r>
         <w:t xml:space="preserve"> </w:t>
@@ -6893,7 +7980,25 @@
         <w:t xml:space="preserve"> </w:t>
       </w:r>
       <w:r>
-        <w:t xml:space="preserve">(cacheado):</w:t>
+        <w:t xml:space="preserve">(cacheado); o texto</w:t>
+      </w:r>
+      <w:r>
+        <w:t xml:space="preserve"> </w:t>
+      </w:r>
+      <w:r>
+        <w:t xml:space="preserve">longo e o catálogo curado de fontes vivem em</w:t>
+      </w:r>
+      <w:r>
+        <w:t xml:space="preserve"> </w:t>
+      </w:r>
+      <w:r>
+        <w:rPr>
+          <w:rStyle w:val="VerbatimChar"/>
+        </w:rPr>
+        <w:t xml:space="preserve">app/conteudo.py</w:t>
+      </w:r>
+      <w:r>
+        <w:t xml:space="preserve">.</w:t>
       </w:r>
     </w:p>
     <w:tbl>
@@ -6961,7 +8066,7 @@
               <w:jc w:val="left"/>
             </w:pPr>
             <w:r>
-              <w:t xml:space="preserve">o que o IEAS mede, estado real das fontes, por que o farol está cinza</w:t>
+              <w:t xml:space="preserve">o que o índice mede e para quem, como se lê o IEAS, o semáforo com a leitura de cada cor, as oito fontes com selo de estado e data da última coleta</w:t>
             </w:r>
           </w:p>
         </w:tc>
@@ -6991,7 +8096,7 @@
               <w:jc w:val="left"/>
             </w:pPr>
             <w:r>
-              <w:t xml:space="preserve">mapa coroplético dos 185 municípios; seletor de camada (Farol / Necessidade / L3); filtro por mesorregião; legenda; tabela + CSV</w:t>
+              <w:t xml:space="preserve">mapa coroplético dos 185 municípios; seletor de camada (Farol, cada subíndice de Necessidade, cada camada L1/L2/L3 de Alocação); filtro por mesorregião; legenda; ranking de extremos; tabela + CSV</w:t>
             </w:r>
           </w:p>
         </w:tc>
@@ -7028,7 +8133,7 @@
               <w:t xml:space="preserve">drill-down</w:t>
             </w:r>
             <w:r>
-              <w:t xml:space="preserve">: componentes presentes/ausentes de cada eixo, série de notificações por agravo, incidência por 100 mil, contratações no PNCP, alertas</w:t>
+              <w:t xml:space="preserve">: valor de cada componente dos dois eixos, cobertura, séries de notificação (SINAN) e internação (SIH), incidência por 100 mil, gasto per capita por camada, contratações no PNCP, alertas</w:t>
             </w:r>
           </w:p>
         </w:tc>
@@ -7058,7 +8163,46 @@
               <w:jc w:val="left"/>
             </w:pPr>
             <w:r>
-              <w:t xml:space="preserve">tabela filtrável de anomalias com explicação em linguagem natural; distribuição por ano; CSV</w:t>
+              <w:t xml:space="preserve">tabela filtrável de anomalias com explicação em linguagem natural; distribuição por ano; a definição de cada um dos quatro detectores; CSV</w:t>
+            </w:r>
+          </w:p>
+        </w:tc>
+      </w:tr>
+      <w:tr>
+        <w:tc>
+          <w:tcPr/>
+          <w:p>
+            <w:pPr>
+              <w:pStyle w:val="Compact"/>
+              <w:jc w:val="left"/>
+            </w:pPr>
+            <w:r>
+              <w:rPr>
+                <w:bCs/>
+                <w:b/>
+              </w:rPr>
+              <w:t xml:space="preserve">Fontes</w:t>
+            </w:r>
+          </w:p>
+        </w:tc>
+        <w:tc>
+          <w:tcPr/>
+          <w:p>
+            <w:pPr>
+              <w:pStyle w:val="Compact"/>
+              <w:jc w:val="left"/>
+            </w:pPr>
+            <w:r>
+              <w:t xml:space="preserve">catálogo curado das oito fontes — papel no IEAS, cobertura real, limitações — cruzado com a proveniência de</w:t>
+            </w:r>
+            <w:r>
+              <w:t xml:space="preserve"> </w:t>
+            </w:r>
+            <w:r>
+              <w:rPr>
+                <w:rStyle w:val="VerbatimChar"/>
+              </w:rPr>
+              <w:t xml:space="preserve">manifest.json</w:t>
             </w:r>
           </w:p>
         </w:tc>
@@ -7100,22 +8244,7 @@
               <w:t xml:space="preserve">conf/ieas.yml</w:t>
             </w:r>
             <w:r>
-              <w:t xml:space="preserve">, regra do cinza, tabela de proveniência lida de</w:t>
-            </w:r>
-            <w:r>
-              <w:t xml:space="preserve"> </w:t>
-            </w:r>
-            <w:r>
-              <w:rPr>
-                <w:rStyle w:val="VerbatimChar"/>
-              </w:rPr>
-              <w:t xml:space="preserve">manifest.json</w:t>
-            </w:r>
-            <w:r>
-              <w:t xml:space="preserve"> </w:t>
-            </w:r>
-            <w:r>
-              <w:t xml:space="preserve">com link para o</w:t>
+              <w:t xml:space="preserve">, regra do cinza, decisões metodológicas que mudam o resultado, tabela de proveniência com link para o</w:t>
             </w:r>
             <w:r>
               <w:t xml:space="preserve"> </w:t>
@@ -7391,8 +8520,8 @@
         <w:t xml:space="preserve">da categoria e uma tabela alternativa.</w:t>
       </w:r>
     </w:p>
-    <w:bookmarkEnd w:id="44"/>
-    <w:bookmarkStart w:id="45" w:name="api-aberta-fastapi-make-api"/>
+    <w:bookmarkEnd w:id="46"/>
+    <w:bookmarkStart w:id="47" w:name="api-aberta-fastapi-make-api"/>
     <w:p>
       <w:pPr>
         <w:pStyle w:val="Heading2"/>
@@ -7694,9 +8823,9 @@
         </w:pict>
       </w:r>
     </w:p>
-    <w:bookmarkEnd w:id="45"/>
-    <w:bookmarkEnd w:id="46"/>
-    <w:bookmarkStart w:id="50" w:name="resultados"/>
+    <w:bookmarkEnd w:id="47"/>
+    <w:bookmarkEnd w:id="48"/>
+    <w:bookmarkStart w:id="52" w:name="resultados"/>
     <w:p>
       <w:pPr>
         <w:pStyle w:val="Heading1"/>
@@ -7705,7 +8834,68 @@
         <w:t xml:space="preserve">9. Resultados</w:t>
       </w:r>
     </w:p>
-    <w:bookmarkStart w:id="47" w:name="volume-ingerido"/>
+    <w:p>
+      <w:pPr>
+        <w:pStyle w:val="BlockText"/>
+      </w:pPr>
+      <w:r>
+        <w:rPr>
+          <w:bCs/>
+          <w:b/>
+        </w:rPr>
+        <w:t xml:space="preserve">Nota (v1.4).</w:t>
+      </w:r>
+      <w:r>
+        <w:t xml:space="preserve"> </w:t>
+      </w:r>
+      <w:r>
+        <w:t xml:space="preserve">A coleta do L1 (Portal da Transparência) foi concluída para</w:t>
+      </w:r>
+      <w:r>
+        <w:t xml:space="preserve"> </w:t>
+      </w:r>
+      <w:r>
+        <w:t xml:space="preserve">os 185 municípios × 5 anos. Os números abaixo refletem esse</w:t>
+      </w:r>
+      <w:r>
+        <w:t xml:space="preserve"> </w:t>
+      </w:r>
+      <w:r>
+        <w:rPr>
+          <w:iCs/>
+          <w:i/>
+        </w:rPr>
+        <w:t xml:space="preserve">build</w:t>
+      </w:r>
+      <w:r>
+        <w:t xml:space="preserve">: o eixo</w:t>
+      </w:r>
+      <w:r>
+        <w:t xml:space="preserve"> </w:t>
+      </w:r>
+      <w:r>
+        <w:t xml:space="preserve">Alocação passou a alcançar a cobertura mínima em quase toda a grade, o IEAS</w:t>
+      </w:r>
+      <w:r>
+        <w:t xml:space="preserve"> </w:t>
+      </w:r>
+      <w:r>
+        <w:t xml:space="preserve">subiu de 470 para 921 município-anos com cor, e o detector 2 (resíduo de</w:t>
+      </w:r>
+      <w:r>
+        <w:t xml:space="preserve"> </w:t>
+      </w:r>
+      <w:r>
+        <w:t xml:space="preserve">regressão) — que só roda onde L1+L2+L3 estão todos presentes — passou de 1</w:t>
+      </w:r>
+      <w:r>
+        <w:t xml:space="preserve"> </w:t>
+      </w:r>
+      <w:r>
+        <w:t xml:space="preserve">para 4 alertas.</w:t>
+      </w:r>
+    </w:p>
+    <w:bookmarkStart w:id="49" w:name="volume-ingerido"/>
     <w:p>
       <w:pPr>
         <w:pStyle w:val="Heading2"/>
@@ -7920,6 +9110,54 @@
               <w:jc w:val="left"/>
             </w:pPr>
             <w:r>
+              <w:t xml:space="preserve">SIH-SUS (grupo RD)</w:t>
+            </w:r>
+          </w:p>
+        </w:tc>
+        <w:tc>
+          <w:tcPr/>
+          <w:p>
+            <w:pPr>
+              <w:pStyle w:val="Compact"/>
+              <w:jc w:val="left"/>
+            </w:pPr>
+            <w:r>
+              <w:t xml:space="preserve">internações por doença relacionada a saneamento (DRSAI) 2020–2024</w:t>
+            </w:r>
+          </w:p>
+        </w:tc>
+        <w:tc>
+          <w:tcPr/>
+          <w:p>
+            <w:pPr>
+              <w:pStyle w:val="Compact"/>
+              <w:jc w:val="left"/>
+            </w:pPr>
+            <w:r>
+              <w:rPr>
+                <w:bCs/>
+                <w:b/>
+              </w:rPr>
+              <w:t xml:space="preserve">22.597</w:t>
+            </w:r>
+            <w:r>
+              <w:t xml:space="preserve"> </w:t>
+            </w:r>
+            <w:r>
+              <w:t xml:space="preserve">(4.334 → 5.990 ao ano; 185/185 municípios)</w:t>
+            </w:r>
+          </w:p>
+        </w:tc>
+      </w:tr>
+      <w:tr>
+        <w:tc>
+          <w:tcPr/>
+          <w:p>
+            <w:pPr>
+              <w:pStyle w:val="Compact"/>
+              <w:jc w:val="left"/>
+            </w:pPr>
+            <w:r>
               <w:t xml:space="preserve">PNCP</w:t>
             </w:r>
           </w:p>
@@ -7950,6 +9188,12 @@
               </w:rPr>
               <w:t xml:space="preserve">6.150</w:t>
             </w:r>
+            <w:r>
+              <w:t xml:space="preserve"> </w:t>
+            </w:r>
+            <w:r>
+              <w:t xml:space="preserve">(172/185; adesão sobe de 6 municípios em 2021 a 157 em 2024)</w:t>
+            </w:r>
           </w:p>
         </w:tc>
       </w:tr>
@@ -7959,112 +9203,6 @@
           <w:p>
             <w:pPr>
               <w:pStyle w:val="Compact"/>
-            </w:pPr>
-          </w:p>
-        </w:tc>
-        <w:tc>
-          <w:tcPr/>
-          <w:p>
-            <w:pPr>
-              <w:pStyle w:val="Compact"/>
-              <w:jc w:val="left"/>
-            </w:pPr>
-            <w:r>
-              <w:t xml:space="preserve">municípios cobertos</w:t>
-            </w:r>
-          </w:p>
-        </w:tc>
-        <w:tc>
-          <w:tcPr/>
-          <w:p>
-            <w:pPr>
-              <w:pStyle w:val="Compact"/>
-              <w:jc w:val="left"/>
-            </w:pPr>
-            <w:r>
-              <w:t xml:space="preserve">172/185</w:t>
-            </w:r>
-          </w:p>
-        </w:tc>
-      </w:tr>
-      <w:tr>
-        <w:tc>
-          <w:tcPr/>
-          <w:p>
-            <w:pPr>
-              <w:pStyle w:val="Compact"/>
-            </w:pPr>
-          </w:p>
-        </w:tc>
-        <w:tc>
-          <w:tcPr/>
-          <w:p>
-            <w:pPr>
-              <w:pStyle w:val="Compact"/>
-              <w:jc w:val="left"/>
-            </w:pPr>
-            <w:r>
-              <w:t xml:space="preserve">valor homologado total (nominal)</w:t>
-            </w:r>
-          </w:p>
-        </w:tc>
-        <w:tc>
-          <w:tcPr/>
-          <w:p>
-            <w:pPr>
-              <w:pStyle w:val="Compact"/>
-              <w:jc w:val="left"/>
-            </w:pPr>
-            <w:r>
-              <w:rPr>
-                <w:bCs/>
-                <w:b/>
-              </w:rPr>
-              <w:t xml:space="preserve">R$ 3,28 bilhões</w:t>
-            </w:r>
-          </w:p>
-        </w:tc>
-      </w:tr>
-      <w:tr>
-        <w:tc>
-          <w:tcPr/>
-          <w:p>
-            <w:pPr>
-              <w:pStyle w:val="Compact"/>
-            </w:pPr>
-          </w:p>
-        </w:tc>
-        <w:tc>
-          <w:tcPr/>
-          <w:p>
-            <w:pPr>
-              <w:pStyle w:val="Compact"/>
-              <w:jc w:val="left"/>
-            </w:pPr>
-            <w:r>
-              <w:t xml:space="preserve">por modalidade</w:t>
-            </w:r>
-          </w:p>
-        </w:tc>
-        <w:tc>
-          <w:tcPr/>
-          <w:p>
-            <w:pPr>
-              <w:pStyle w:val="Compact"/>
-              <w:jc w:val="left"/>
-            </w:pPr>
-            <w:r>
-              <w:t xml:space="preserve">Dispensa 2.646 · Pregão eletrônico 1.610 · Concorrência 1.140 · Inexigibilidade 751</w:t>
-            </w:r>
-          </w:p>
-        </w:tc>
-      </w:tr>
-      <w:tr>
-        <w:tc>
-          <w:tcPr/>
-          <w:p>
-            <w:pPr>
-              <w:pStyle w:val="Compact"/>
               <w:jc w:val="left"/>
             </w:pPr>
             <w:r>
@@ -8080,7 +9218,7 @@
               <w:jc w:val="left"/>
             </w:pPr>
             <w:r>
-              <w:t xml:space="preserve">itens com preço unitário (801 contratos de saúde)</w:t>
+              <w:t xml:space="preserve">itens com preço unitário (878 contratações de saúde)</w:t>
             </w:r>
           </w:p>
         </w:tc>
@@ -8110,6 +9248,54 @@
               <w:jc w:val="left"/>
             </w:pPr>
             <w:r>
+              <w:t xml:space="preserve">Compras.gov.br (L3 federal)</w:t>
+            </w:r>
+          </w:p>
+        </w:tc>
+        <w:tc>
+          <w:tcPr/>
+          <w:p>
+            <w:pPr>
+              <w:pStyle w:val="Compact"/>
+              <w:jc w:val="left"/>
+            </w:pPr>
+            <w:r>
+              <w:t xml:space="preserve">contratações de saúde da esfera federal em PE 2021–2024</w:t>
+            </w:r>
+          </w:p>
+        </w:tc>
+        <w:tc>
+          <w:tcPr/>
+          <w:p>
+            <w:pPr>
+              <w:pStyle w:val="Compact"/>
+              <w:jc w:val="left"/>
+            </w:pPr>
+            <w:r>
+              <w:rPr>
+                <w:bCs/>
+                <w:b/>
+              </w:rPr>
+              <w:t xml:space="preserve">858</w:t>
+            </w:r>
+            <w:r>
+              <w:t xml:space="preserve"> </w:t>
+            </w:r>
+            <w:r>
+              <w:t xml:space="preserve">(10 municípios; R$ 562 mi nominal)</w:t>
+            </w:r>
+          </w:p>
+        </w:tc>
+      </w:tr>
+      <w:tr>
+        <w:tc>
+          <w:tcPr/>
+          <w:p>
+            <w:pPr>
+              <w:pStyle w:val="Compact"/>
+              <w:jc w:val="left"/>
+            </w:pPr>
+            <w:r>
               <w:t xml:space="preserve">SIOPS</w:t>
             </w:r>
           </w:p>
@@ -8254,7 +9440,7 @@
               <w:jc w:val="left"/>
             </w:pPr>
             <w:r>
-              <w:t xml:space="preserve">Transparência (L1 parcial)</w:t>
+              <w:t xml:space="preserve">Transparência (L1)</w:t>
             </w:r>
           </w:p>
         </w:tc>
@@ -8282,13 +9468,13 @@
                 <w:bCs/>
                 <w:b/>
               </w:rPr>
-              <w:t xml:space="preserve">209</w:t>
+              <w:t xml:space="preserve">925</w:t>
             </w:r>
             <w:r>
               <w:t xml:space="preserve"> </w:t>
             </w:r>
             <w:r>
-              <w:t xml:space="preserve">(42/185 municípios; coleta interrompida por bloqueio da chave)</w:t>
+              <w:t xml:space="preserve">(185/185 × 5 anos, coleta completa)</w:t>
             </w:r>
           </w:p>
         </w:tc>
@@ -8335,90 +9521,14 @@
               <w:jc w:val="left"/>
             </w:pPr>
             <w:r>
-              <w:t xml:space="preserve">925 (185 × 5)</w:t>
-            </w:r>
-          </w:p>
-        </w:tc>
-      </w:tr>
-      <w:tr>
-        <w:tc>
-          <w:tcPr/>
-          <w:p>
-            <w:pPr>
-              <w:pStyle w:val="Compact"/>
-            </w:pPr>
-          </w:p>
-        </w:tc>
-        <w:tc>
-          <w:tcPr/>
-          <w:p>
-            <w:pPr>
-              <w:pStyle w:val="Compact"/>
-              <w:jc w:val="left"/>
-            </w:pPr>
-            <w:r>
-              <w:t xml:space="preserve">município-anos com L3 / L1</w:t>
-            </w:r>
-          </w:p>
-        </w:tc>
-        <w:tc>
-          <w:tcPr/>
-          <w:p>
-            <w:pPr>
-              <w:pStyle w:val="Compact"/>
-              <w:jc w:val="left"/>
-            </w:pPr>
-            <w:r>
-              <w:t xml:space="preserve">336 / 209</w:t>
+              <w:t xml:space="preserve">925 (185 × 5), grão único, zero código órfão</w:t>
             </w:r>
           </w:p>
         </w:tc>
       </w:tr>
     </w:tbl>
-    <w:p>
-      <w:pPr>
-        <w:pStyle w:val="BodyText"/>
-      </w:pPr>
-      <w:r>
-        <w:t xml:space="preserve">O PNCP tem</w:t>
-      </w:r>
-      <w:r>
-        <w:t xml:space="preserve"> </w:t>
-      </w:r>
-      <w:r>
-        <w:rPr>
-          <w:bCs/>
-          <w:b/>
-        </w:rPr>
-        <w:t xml:space="preserve">crescimento acentuado de cobertura ano a ano</w:t>
-      </w:r>
-      <w:r>
-        <w:t xml:space="preserve"> </w:t>
-      </w:r>
-      <w:r>
-        <w:t xml:space="preserve">(6 municípios em</w:t>
-      </w:r>
-      <w:r>
-        <w:t xml:space="preserve"> </w:t>
-      </w:r>
-      <w:r>
-        <w:t xml:space="preserve">2021 → 157 em 2024), reflexo da adesão progressiva à Lei 14.133/2021 — o que</w:t>
-      </w:r>
-      <w:r>
-        <w:t xml:space="preserve"> </w:t>
-      </w:r>
-      <w:r>
-        <w:t xml:space="preserve">torna a série mais confiável nos anos recentes e é uma limitação explícita para</w:t>
-      </w:r>
-      <w:r>
-        <w:t xml:space="preserve"> </w:t>
-      </w:r>
-      <w:r>
-        <w:t xml:space="preserve">análise retrospectiva.</w:t>
-      </w:r>
-    </w:p>
-    <w:bookmarkEnd w:id="47"/>
-    <w:bookmarkStart w:id="48" w:name="ieas"/>
+    <w:bookmarkEnd w:id="49"/>
+    <w:bookmarkStart w:id="50" w:name="ieas"/>
     <w:p>
       <w:pPr>
         <w:pStyle w:val="Heading2"/>
@@ -8492,7 +9602,7 @@
                 <w:bCs/>
                 <w:b/>
               </w:rPr>
-              <w:t xml:space="preserve">468 de 925</w:t>
+              <w:t xml:space="preserve">921 de 925</w:t>
             </w:r>
           </w:p>
         </w:tc>
@@ -8518,7 +9628,7 @@
               <w:jc w:val="left"/>
             </w:pPr>
             <w:r>
-              <w:t xml:space="preserve">166 verde · 109 vermelho · 104 azul · 89 amarelo · 457 cinza</w:t>
+              <w:t xml:space="preserve">383 verde · 202 vermelho · 176 azul · 160 amarelo · 4 cinza</w:t>
             </w:r>
           </w:p>
         </w:tc>
@@ -8544,7 +9654,7 @@
               <w:jc w:val="left"/>
             </w:pPr>
             <w:r>
-              <w:t xml:space="preserve">64 verde · 36 azul · 31 amarelo · 30 vermelho · 24 cinza</w:t>
+              <w:t xml:space="preserve">104 verde · 60 azul · 19 amarelo · 2 vermelho · 0 cinza</w:t>
             </w:r>
           </w:p>
         </w:tc>
@@ -8580,7 +9690,7 @@
               <w:t xml:space="preserve"> </w:t>
             </w:r>
             <w:r>
-              <w:t xml:space="preserve">— epidemiológico + saneamento + vulnerabilidade</w:t>
+              <w:t xml:space="preserve">— epidemiológico (SINAN+SIH) + saneamento + vulnerabilidade</w:t>
             </w:r>
           </w:p>
         </w:tc>
@@ -8606,7 +9716,7 @@
               <w:jc w:val="left"/>
             </w:pPr>
             <w:r>
-              <w:t xml:space="preserve">1,00 (L1+L2+L3) em 76 · 0,67 (L2+L3) em 392 · 0,33 (só L2) em 453</w:t>
+              <w:t xml:space="preserve">1,00 (L1+L2+L3) em 338 · 0,67 (L1+L2 ou L1+L3) em 583 · 0,33 (só L1) em 4</w:t>
             </w:r>
           </w:p>
         </w:tc>
@@ -8617,7 +9727,13 @@
         <w:pStyle w:val="BodyText"/>
       </w:pPr>
       <w:r>
-        <w:t xml:space="preserve">Distribuição do farol por ano (só município-anos com IEAS calculado):</w:t>
+        <w:t xml:space="preserve">Distribuição do farol por ano (só município-anos com IEAS calculado; os 4 cinza</w:t>
+      </w:r>
+      <w:r>
+        <w:t xml:space="preserve"> </w:t>
+      </w:r>
+      <w:r>
+        <w:t xml:space="preserve">são Fernando de Noronha em 2020–2023):</w:t>
       </w:r>
     </w:p>
     <w:tbl>
@@ -8733,19 +9849,31 @@
               <w:jc w:val="left"/>
             </w:pPr>
             <w:r>
-              <w:t xml:space="preserve">2</w:t>
-            </w:r>
-          </w:p>
-        </w:tc>
-        <w:tc>
-          <w:tcPr/>
-          <w:p>
-            <w:pPr>
-              <w:pStyle w:val="Compact"/>
-              <w:jc w:val="left"/>
-            </w:pPr>
-            <w:r>
-              <w:t xml:space="preserve">7</w:t>
+              <w:t xml:space="preserve">45</w:t>
+            </w:r>
+          </w:p>
+        </w:tc>
+        <w:tc>
+          <w:tcPr/>
+          <w:p>
+            <w:pPr>
+              <w:pStyle w:val="Compact"/>
+              <w:jc w:val="left"/>
+            </w:pPr>
+            <w:r>
+              <w:t xml:space="preserve">45</w:t>
+            </w:r>
+          </w:p>
+        </w:tc>
+        <w:tc>
+          <w:tcPr/>
+          <w:p>
+            <w:pPr>
+              <w:pStyle w:val="Compact"/>
+              <w:jc w:val="left"/>
+            </w:pPr>
+            <w:r>
+              <w:t xml:space="preserve">79</w:t>
             </w:r>
           </w:p>
         </w:tc>
@@ -8769,19 +9897,7 @@
               <w:jc w:val="left"/>
             </w:pPr>
             <w:r>
-              <w:t xml:space="preserve">18</w:t>
-            </w:r>
-          </w:p>
-        </w:tc>
-        <w:tc>
-          <w:tcPr/>
-          <w:p>
-            <w:pPr>
-              <w:pStyle w:val="Compact"/>
-              <w:jc w:val="left"/>
-            </w:pPr>
-            <w:r>
-              <w:t xml:space="preserve">143</w:t>
+              <w:t xml:space="preserve">1</w:t>
             </w:r>
           </w:p>
         </w:tc>
@@ -8807,7 +9923,31 @@
               <w:jc w:val="left"/>
             </w:pPr>
             <w:r>
-              <w:t xml:space="preserve">4</w:t>
+              <w:t xml:space="preserve">56</w:t>
+            </w:r>
+          </w:p>
+        </w:tc>
+        <w:tc>
+          <w:tcPr/>
+          <w:p>
+            <w:pPr>
+              <w:pStyle w:val="Compact"/>
+              <w:jc w:val="left"/>
+            </w:pPr>
+            <w:r>
+              <w:t xml:space="preserve">48</w:t>
+            </w:r>
+          </w:p>
+        </w:tc>
+        <w:tc>
+          <w:tcPr/>
+          <w:p>
+            <w:pPr>
+              <w:pStyle w:val="Compact"/>
+              <w:jc w:val="left"/>
+            </w:pPr>
+            <w:r>
+              <w:t xml:space="preserve">71</w:t>
             </w:r>
           </w:p>
         </w:tc>
@@ -8831,31 +9971,7 @@
               <w:jc w:val="left"/>
             </w:pPr>
             <w:r>
-              <w:t xml:space="preserve">21</w:t>
-            </w:r>
-          </w:p>
-        </w:tc>
-        <w:tc>
-          <w:tcPr/>
-          <w:p>
-            <w:pPr>
-              <w:pStyle w:val="Compact"/>
-              <w:jc w:val="left"/>
-            </w:pPr>
-            <w:r>
-              <w:t xml:space="preserve">13</w:t>
-            </w:r>
-          </w:p>
-        </w:tc>
-        <w:tc>
-          <w:tcPr/>
-          <w:p>
-            <w:pPr>
-              <w:pStyle w:val="Compact"/>
-              <w:jc w:val="left"/>
-            </w:pPr>
-            <w:r>
-              <w:t xml:space="preserve">138</w:t>
+              <w:t xml:space="preserve">1</w:t>
             </w:r>
           </w:p>
         </w:tc>
@@ -8881,31 +9997,31 @@
               <w:jc w:val="left"/>
             </w:pPr>
             <w:r>
-              <w:t xml:space="preserve">54</w:t>
-            </w:r>
-          </w:p>
-        </w:tc>
-        <w:tc>
-          <w:tcPr/>
-          <w:p>
-            <w:pPr>
-              <w:pStyle w:val="Compact"/>
-              <w:jc w:val="left"/>
-            </w:pPr>
-            <w:r>
-              <w:t xml:space="preserve">28</w:t>
-            </w:r>
-          </w:p>
-        </w:tc>
-        <w:tc>
-          <w:tcPr/>
-          <w:p>
-            <w:pPr>
-              <w:pStyle w:val="Compact"/>
-              <w:jc w:val="left"/>
-            </w:pPr>
-            <w:r>
-              <w:t xml:space="preserve">29</w:t>
+              <w:t xml:space="preserve">99</w:t>
+            </w:r>
+          </w:p>
+        </w:tc>
+        <w:tc>
+          <w:tcPr/>
+          <w:p>
+            <w:pPr>
+              <w:pStyle w:val="Compact"/>
+              <w:jc w:val="left"/>
+            </w:pPr>
+            <w:r>
+              <w:t xml:space="preserve">42</w:t>
+            </w:r>
+          </w:p>
+        </w:tc>
+        <w:tc>
+          <w:tcPr/>
+          <w:p>
+            <w:pPr>
+              <w:pStyle w:val="Compact"/>
+              <w:jc w:val="left"/>
+            </w:pPr>
+            <w:r>
+              <w:t xml:space="preserve">37</w:t>
             </w:r>
           </w:p>
         </w:tc>
@@ -8929,7 +10045,7 @@
               <w:jc w:val="left"/>
             </w:pPr>
             <w:r>
-              <w:t xml:space="preserve">68</w:t>
+              <w:t xml:space="preserve">1</w:t>
             </w:r>
           </w:p>
         </w:tc>
@@ -8955,55 +10071,55 @@
               <w:jc w:val="left"/>
             </w:pPr>
             <w:r>
-              <w:t xml:space="preserve">19</w:t>
-            </w:r>
-          </w:p>
-        </w:tc>
-        <w:tc>
-          <w:tcPr/>
-          <w:p>
-            <w:pPr>
-              <w:pStyle w:val="Compact"/>
-              <w:jc w:val="left"/>
-            </w:pPr>
-            <w:r>
-              <w:t xml:space="preserve">14</w:t>
-            </w:r>
-          </w:p>
-        </w:tc>
-        <w:tc>
-          <w:tcPr/>
-          <w:p>
-            <w:pPr>
-              <w:pStyle w:val="Compact"/>
-              <w:jc w:val="left"/>
-            </w:pPr>
-            <w:r>
-              <w:t xml:space="preserve">37</w:t>
-            </w:r>
-          </w:p>
-        </w:tc>
-        <w:tc>
-          <w:tcPr/>
-          <w:p>
-            <w:pPr>
-              <w:pStyle w:val="Compact"/>
-              <w:jc w:val="left"/>
-            </w:pPr>
-            <w:r>
-              <w:t xml:space="preserve">31</w:t>
-            </w:r>
-          </w:p>
-        </w:tc>
-        <w:tc>
-          <w:tcPr/>
-          <w:p>
-            <w:pPr>
-              <w:pStyle w:val="Compact"/>
-              <w:jc w:val="left"/>
-            </w:pPr>
-            <w:r>
-              <w:t xml:space="preserve">84</w:t>
+              <w:t xml:space="preserve">0</w:t>
+            </w:r>
+          </w:p>
+        </w:tc>
+        <w:tc>
+          <w:tcPr/>
+          <w:p>
+            <w:pPr>
+              <w:pStyle w:val="Compact"/>
+              <w:jc w:val="left"/>
+            </w:pPr>
+            <w:r>
+              <w:t xml:space="preserve">6</w:t>
+            </w:r>
+          </w:p>
+        </w:tc>
+        <w:tc>
+          <w:tcPr/>
+          <w:p>
+            <w:pPr>
+              <w:pStyle w:val="Compact"/>
+              <w:jc w:val="left"/>
+            </w:pPr>
+            <w:r>
+              <w:t xml:space="preserve">92</w:t>
+            </w:r>
+          </w:p>
+        </w:tc>
+        <w:tc>
+          <w:tcPr/>
+          <w:p>
+            <w:pPr>
+              <w:pStyle w:val="Compact"/>
+              <w:jc w:val="left"/>
+            </w:pPr>
+            <w:r>
+              <w:t xml:space="preserve">86</w:t>
+            </w:r>
+          </w:p>
+        </w:tc>
+        <w:tc>
+          <w:tcPr/>
+          <w:p>
+            <w:pPr>
+              <w:pStyle w:val="Compact"/>
+              <w:jc w:val="left"/>
+            </w:pPr>
+            <w:r>
+              <w:t xml:space="preserve">1</w:t>
             </w:r>
           </w:p>
         </w:tc>
@@ -9029,55 +10145,55 @@
               <w:jc w:val="left"/>
             </w:pPr>
             <w:r>
-              <w:t xml:space="preserve">30</w:t>
-            </w:r>
-          </w:p>
-        </w:tc>
-        <w:tc>
-          <w:tcPr/>
-          <w:p>
-            <w:pPr>
-              <w:pStyle w:val="Compact"/>
-              <w:jc w:val="left"/>
-            </w:pPr>
-            <w:r>
-              <w:t xml:space="preserve">31</w:t>
-            </w:r>
-          </w:p>
-        </w:tc>
-        <w:tc>
-          <w:tcPr/>
-          <w:p>
-            <w:pPr>
-              <w:pStyle w:val="Compact"/>
-              <w:jc w:val="left"/>
-            </w:pPr>
-            <w:r>
-              <w:t xml:space="preserve">64</w:t>
-            </w:r>
-          </w:p>
-        </w:tc>
-        <w:tc>
-          <w:tcPr/>
-          <w:p>
-            <w:pPr>
-              <w:pStyle w:val="Compact"/>
-              <w:jc w:val="left"/>
-            </w:pPr>
-            <w:r>
-              <w:t xml:space="preserve">36</w:t>
-            </w:r>
-          </w:p>
-        </w:tc>
-        <w:tc>
-          <w:tcPr/>
-          <w:p>
-            <w:pPr>
-              <w:pStyle w:val="Compact"/>
-              <w:jc w:val="left"/>
-            </w:pPr>
-            <w:r>
-              <w:t xml:space="preserve">24</w:t>
+              <w:t xml:space="preserve">2</w:t>
+            </w:r>
+          </w:p>
+        </w:tc>
+        <w:tc>
+          <w:tcPr/>
+          <w:p>
+            <w:pPr>
+              <w:pStyle w:val="Compact"/>
+              <w:jc w:val="left"/>
+            </w:pPr>
+            <w:r>
+              <w:t xml:space="preserve">19</w:t>
+            </w:r>
+          </w:p>
+        </w:tc>
+        <w:tc>
+          <w:tcPr/>
+          <w:p>
+            <w:pPr>
+              <w:pStyle w:val="Compact"/>
+              <w:jc w:val="left"/>
+            </w:pPr>
+            <w:r>
+              <w:t xml:space="preserve">104</w:t>
+            </w:r>
+          </w:p>
+        </w:tc>
+        <w:tc>
+          <w:tcPr/>
+          <w:p>
+            <w:pPr>
+              <w:pStyle w:val="Compact"/>
+              <w:jc w:val="left"/>
+            </w:pPr>
+            <w:r>
+              <w:t xml:space="preserve">60</w:t>
+            </w:r>
+          </w:p>
+        </w:tc>
+        <w:tc>
+          <w:tcPr/>
+          <w:p>
+            <w:pPr>
+              <w:pStyle w:val="Compact"/>
+              <w:jc w:val="left"/>
+            </w:pPr>
+            <w:r>
+              <w:t xml:space="preserve">0</w:t>
             </w:r>
           </w:p>
         </w:tc>
@@ -9088,7 +10204,7 @@
         <w:pStyle w:val="BodyText"/>
       </w:pPr>
       <w:r>
-        <w:t xml:space="preserve">Os municípios</w:t>
+        <w:t xml:space="preserve">A leitura muda de ano para ano: 2020–2022 concentram os</w:t>
       </w:r>
       <w:r>
         <w:t xml:space="preserve"> </w:t>
@@ -9104,47 +10220,94 @@
         <w:t xml:space="preserve"> </w:t>
       </w:r>
       <w:r>
-        <w:t xml:space="preserve">em 2024 — necessidade no topo do estado, alocação no</w:t>
-      </w:r>
-      <w:r>
-        <w:t xml:space="preserve"> </w:t>
-      </w:r>
-      <w:r>
-        <w:t xml:space="preserve">fundo — concentram-se na Zona da Mata Norte e na Região Metropolitana: Ilha de</w:t>
-      </w:r>
-      <w:r>
-        <w:t xml:space="preserve"> </w:t>
-      </w:r>
-      <w:r>
-        <w:t xml:space="preserve">Itamaracá (necessidade percentil 95, alocação 15), Paudalho (75 / 4), Feira Nova</w:t>
-      </w:r>
-      <w:r>
-        <w:t xml:space="preserve"> </w:t>
-      </w:r>
-      <w:r>
-        <w:t xml:space="preserve">(77 / 12), Carpina (74 / 10), Pedra (88 / 24). É exatamente o descompasso que o</w:t>
-      </w:r>
-      <w:r>
-        <w:t xml:space="preserve"> </w:t>
-      </w:r>
-      <w:r>
-        <w:t xml:space="preserve">IEAS existe para detectar. As coberturas censitárias de saneamento em PE são</w:t>
-      </w:r>
-      <w:r>
-        <w:t xml:space="preserve"> </w:t>
-      </w:r>
-      <w:r>
-        <w:t xml:space="preserve">baixas — água 64%, esgoto 48%, lixo 74% na mediana —, o que puxa o subíndice de</w:t>
-      </w:r>
-      <w:r>
-        <w:t xml:space="preserve"> </w:t>
-      </w:r>
-      <w:r>
-        <w:t xml:space="preserve">Necessidade para cima em quase todo o estado.</w:t>
-      </w:r>
-    </w:p>
-    <w:bookmarkEnd w:id="48"/>
-    <w:bookmarkStart w:id="49" w:name="alertas"/>
+        <w:t xml:space="preserve">(necessidade</w:t>
+      </w:r>
+      <w:r>
+        <w:t xml:space="preserve"> </w:t>
+      </w:r>
+      <w:r>
+        <w:t xml:space="preserve">no topo do estado, alocação no fundo), enquanto 2023–2024 pendem para verde e azul.</w:t>
+      </w:r>
+      <w:r>
+        <w:t xml:space="preserve"> </w:t>
+      </w:r>
+      <w:r>
+        <w:t xml:space="preserve">Parte dessa virada é real — repasse e execução crescem em termos deflacionados — e</w:t>
+      </w:r>
+      <w:r>
+        <w:t xml:space="preserve"> </w:t>
+      </w:r>
+      <w:r>
+        <w:t xml:space="preserve">parte reflete o</w:t>
+      </w:r>
+      <w:r>
+        <w:t xml:space="preserve"> </w:t>
+      </w:r>
+      <w:r>
+        <w:rPr>
+          <w:bCs/>
+          <w:b/>
+        </w:rPr>
+        <w:t xml:space="preserve">peso de L1 (0,35)</w:t>
+      </w:r>
+      <w:r>
+        <w:t xml:space="preserve">: as transferências sociais são um número</w:t>
+      </w:r>
+      <w:r>
+        <w:t xml:space="preserve"> </w:t>
+      </w:r>
+      <w:r>
+        <w:t xml:space="preserve">grande e relativamente uniforme, que empurra para cima o eixo Alocação dos</w:t>
+      </w:r>
+      <w:r>
+        <w:t xml:space="preserve"> </w:t>
+      </w:r>
+      <w:r>
+        <w:t xml:space="preserve">municípios mais pobres. Como L1 é um</w:t>
+      </w:r>
+      <w:r>
+        <w:t xml:space="preserve"> </w:t>
+      </w:r>
+      <w:r>
+        <w:rPr>
+          <w:iCs/>
+          <w:i/>
+        </w:rPr>
+        <w:t xml:space="preserve">proxy</w:t>
+      </w:r>
+      <w:r>
+        <w:t xml:space="preserve"> </w:t>
+      </w:r>
+      <w:r>
+        <w:t xml:space="preserve">(§10), essa sensibilidade é uma</w:t>
+      </w:r>
+      <w:r>
+        <w:t xml:space="preserve"> </w:t>
+      </w:r>
+      <w:r>
+        <w:t xml:space="preserve">ressalva de leitura, não um resultado sobre repasse setorial de saúde. As</w:t>
+      </w:r>
+      <w:r>
+        <w:t xml:space="preserve"> </w:t>
+      </w:r>
+      <w:r>
+        <w:t xml:space="preserve">coberturas censitárias de saneamento em PE são baixas (água 64%, esgoto 48%,</w:t>
+      </w:r>
+      <w:r>
+        <w:t xml:space="preserve"> </w:t>
+      </w:r>
+      <w:r>
+        <w:t xml:space="preserve">lixo 74% na mediana), o que mantém o subíndice de Necessidade alto em quase todo</w:t>
+      </w:r>
+      <w:r>
+        <w:t xml:space="preserve"> </w:t>
+      </w:r>
+      <w:r>
+        <w:t xml:space="preserve">o estado.</w:t>
+      </w:r>
+    </w:p>
+    <w:bookmarkEnd w:id="50"/>
+    <w:bookmarkStart w:id="51" w:name="alertas"/>
     <w:p>
       <w:pPr>
         <w:pStyle w:val="Heading2"/>
@@ -9162,7 +10325,7 @@
           <w:bCs/>
           <w:b/>
         </w:rPr>
-        <w:t xml:space="preserve">692 alertas</w:t>
+        <w:t xml:space="preserve">777 alertas</w:t>
       </w:r>
       <w:r>
         <w:t xml:space="preserve"> </w:t>
@@ -9175,7 +10338,7 @@
       <w:pPr>
         <w:numPr>
           <w:ilvl w:val="0"/>
-          <w:numId w:val="1007"/>
+          <w:numId w:val="1008"/>
         </w:numPr>
         <w:pStyle w:val="Compact"/>
       </w:pPr>
@@ -9184,7 +10347,7 @@
           <w:bCs/>
           <w:b/>
         </w:rPr>
-        <w:t xml:space="preserve">581 de suspeita de desabastecimento</w:t>
+        <w:t xml:space="preserve">570 de suspeita de desabastecimento</w:t>
       </w:r>
       <w:r>
         <w:t xml:space="preserve"> </w:t>
@@ -9196,14 +10359,30 @@
         <w:t xml:space="preserve"> </w:t>
       </w:r>
       <w:r>
-        <w:t xml:space="preserve">anos de surto de arbovirose (2022 e 2024).</w:t>
+        <w:t xml:space="preserve">anos de surto de arbovirose (2022 e 2024). A consulta cruza incidência com o</w:t>
+      </w:r>
+      <w:r>
+        <w:t xml:space="preserve"> </w:t>
+      </w:r>
+      <w:r>
+        <w:rPr>
+          <w:bCs/>
+          <w:b/>
+        </w:rPr>
+        <w:t xml:space="preserve">objeto e os itens</w:t>
+      </w:r>
+      <w:r>
+        <w:t xml:space="preserve"> </w:t>
+      </w:r>
+      <w:r>
+        <w:t xml:space="preserve">das contratações. (Não depende de L1; inalterado.)</w:t>
       </w:r>
     </w:p>
     <w:p>
       <w:pPr>
         <w:numPr>
           <w:ilvl w:val="0"/>
-          <w:numId w:val="1007"/>
+          <w:numId w:val="1008"/>
         </w:numPr>
         <w:pStyle w:val="Compact"/>
       </w:pPr>
@@ -9212,20 +10391,26 @@
           <w:bCs/>
           <w:b/>
         </w:rPr>
-        <w:t xml:space="preserve">109 de desalinhamento estrutural</w:t>
-      </w:r>
-      <w:r>
-        <w:t xml:space="preserve"> </w:t>
-      </w:r>
-      <w:r>
-        <w:t xml:space="preserve">— os faróis vermelhos.</w:t>
+        <w:t xml:space="preserve">202 de desalinhamento estrutural</w:t>
+      </w:r>
+      <w:r>
+        <w:t xml:space="preserve"> </w:t>
+      </w:r>
+      <w:r>
+        <w:t xml:space="preserve">— os faróis vermelhos (106 municípios;</w:t>
+      </w:r>
+      <w:r>
+        <w:t xml:space="preserve"> </w:t>
+      </w:r>
+      <w:r>
+        <w:t xml:space="preserve">47 de severidade alta, 155 moderada), concentrados em 2020–2022.</w:t>
       </w:r>
     </w:p>
     <w:p>
       <w:pPr>
         <w:numPr>
           <w:ilvl w:val="0"/>
-          <w:numId w:val="1007"/>
+          <w:numId w:val="1008"/>
         </w:numPr>
         <w:pStyle w:val="Compact"/>
       </w:pPr>
@@ -9234,26 +10419,32 @@
           <w:bCs/>
           <w:b/>
         </w:rPr>
-        <w:t xml:space="preserve">1 de alocação abaixo do esperado</w:t>
-      </w:r>
-      <w:r>
-        <w:t xml:space="preserve"> </w:t>
-      </w:r>
-      <w:r>
-        <w:t xml:space="preserve">(detector 2) — hoje conservador porque só</w:t>
-      </w:r>
-      <w:r>
-        <w:t xml:space="preserve"> </w:t>
-      </w:r>
-      <w:r>
-        <w:t xml:space="preserve">76 município-anos têm o eixo de Alocação inteiro; cresce com a coleta de L1.</w:t>
+        <w:t xml:space="preserve">4 de alocação abaixo do esperado</w:t>
+      </w:r>
+      <w:r>
+        <w:t xml:space="preserve"> </w:t>
+      </w:r>
+      <w:r>
+        <w:t xml:space="preserve">(detector 2) — todos em 2024, o único ano</w:t>
+      </w:r>
+      <w:r>
+        <w:t xml:space="preserve"> </w:t>
+      </w:r>
+      <w:r>
+        <w:t xml:space="preserve">com massa suficiente de município-anos com o eixo Alocação inteiro (L1+L2+L3)</w:t>
+      </w:r>
+      <w:r>
+        <w:t xml:space="preserve"> </w:t>
+      </w:r>
+      <w:r>
+        <w:t xml:space="preserve">para um ajuste robusto. Ainda conservador por construção.</w:t>
       </w:r>
     </w:p>
     <w:p>
       <w:pPr>
         <w:numPr>
           <w:ilvl w:val="0"/>
-          <w:numId w:val="1007"/>
+          <w:numId w:val="1008"/>
         </w:numPr>
         <w:pStyle w:val="Compact"/>
       </w:pPr>
@@ -9268,19 +10459,19 @@
         <w:t xml:space="preserve"> </w:t>
       </w:r>
       <w:r>
-        <w:t xml:space="preserve">— após restringir a comparação a (categoria,</w:t>
-      </w:r>
-      <w:r>
-        <w:t xml:space="preserve"> </w:t>
-      </w:r>
-      <w:r>
-        <w:t xml:space="preserve">unidade de medida), sobra um item de amoxicilina em comprimido a 4,2× a</w:t>
-      </w:r>
-      <w:r>
-        <w:t xml:space="preserve"> </w:t>
-      </w:r>
-      <w:r>
-        <w:t xml:space="preserve">mediana de PE.</w:t>
+        <w:t xml:space="preserve">— após separar a comparação por (categoria,</w:t>
+      </w:r>
+      <w:r>
+        <w:t xml:space="preserve"> </w:t>
+      </w:r>
+      <w:r>
+        <w:t xml:space="preserve">unidade, dose), sobra um item de amoxicilina em comprimido a 4,2× a mediana</w:t>
+      </w:r>
+      <w:r>
+        <w:t xml:space="preserve"> </w:t>
+      </w:r>
+      <w:r>
+        <w:t xml:space="preserve">de PE (Petrolina, 2023).</w:t>
       </w:r>
     </w:p>
     <w:tbl>
@@ -9370,7 +10561,7 @@
               <w:jc w:val="left"/>
             </w:pPr>
             <w:r>
-              <w:t xml:space="preserve">203</w:t>
+              <w:t xml:space="preserve">199</w:t>
             </w:r>
           </w:p>
         </w:tc>
@@ -9396,7 +10587,7 @@
               <w:jc w:val="left"/>
             </w:pPr>
             <w:r>
-              <w:t xml:space="preserve">121</w:t>
+              <w:t xml:space="preserve">115</w:t>
             </w:r>
           </w:p>
         </w:tc>
@@ -9422,7 +10613,7 @@
               <w:jc w:val="left"/>
             </w:pPr>
             <w:r>
-              <w:t xml:space="preserve">237</w:t>
+              <w:t xml:space="preserve">236</w:t>
             </w:r>
           </w:p>
         </w:tc>
@@ -9478,7 +10669,7 @@
           <w:iCs/>
           <w:i/>
         </w:rPr>
-        <w:t xml:space="preserve">teste_rapido_ns1_igm, soro_fisiologico encontrada no PNCP para o município no</w:t>
+        <w:t xml:space="preserve">teste_rapido_ns1_igm, soro_fisiologico encontrada no PNCP (objeto e itens) para</w:t>
       </w:r>
       <w:r>
         <w:rPr>
@@ -9492,7 +10683,7 @@
           <w:iCs/>
           <w:i/>
         </w:rPr>
-        <w:t xml:space="preserve">período.</w:t>
+        <w:t xml:space="preserve">o município no período.</w:t>
       </w:r>
       <w:r>
         <w:rPr>
@@ -9509,631 +10700,15 @@
         </w:pict>
       </w:r>
     </w:p>
-    <w:bookmarkEnd w:id="49"/>
-    <w:bookmarkEnd w:id="50"/>
-    <w:bookmarkStart w:id="51" w:name="limitações-e-ameaças-à-validade"/>
+    <w:bookmarkEnd w:id="51"/>
+    <w:bookmarkEnd w:id="52"/>
+    <w:bookmarkStart w:id="53" w:name="limitações-e-ameaças-à-validade"/>
     <w:p>
       <w:pPr>
         <w:pStyle w:val="Heading1"/>
       </w:pPr>
       <w:r>
         <w:t xml:space="preserve">10. Limitações e ameaças à validade</w:t>
-      </w:r>
-    </w:p>
-    <w:p>
-      <w:pPr>
-        <w:numPr>
-          <w:ilvl w:val="0"/>
-          <w:numId w:val="1008"/>
-        </w:numPr>
-        <w:pStyle w:val="Compact"/>
-      </w:pPr>
-      <w:r>
-        <w:rPr>
-          <w:bCs/>
-          <w:b/>
-        </w:rPr>
-        <w:t xml:space="preserve">L1 (repasse federal) é parcial</w:t>
-      </w:r>
-      <w:r>
-        <w:t xml:space="preserve"> </w:t>
-      </w:r>
-      <w:r>
-        <w:t xml:space="preserve">— 42 de 185 municípios. A chave gratuita</w:t>
-      </w:r>
-      <w:r>
-        <w:t xml:space="preserve"> </w:t>
-      </w:r>
-      <w:r>
-        <w:t xml:space="preserve">do Portal da Transparência é bloqueada por volume de requisições; a coleta</w:t>
-      </w:r>
-      <w:r>
-        <w:t xml:space="preserve"> </w:t>
-      </w:r>
-      <w:r>
-        <w:t xml:space="preserve">é retomável (</w:t>
-      </w:r>
-      <w:r>
-        <w:rPr>
-          <w:rStyle w:val="VerbatimChar"/>
-        </w:rPr>
-        <w:t xml:space="preserve">farol ingest-l1</w:t>
-      </w:r>
-      <w:r>
-        <w:t xml:space="preserve">), com pausa de 1,5 s entre chamadas. Onde L1</w:t>
-      </w:r>
-      <w:r>
-        <w:t xml:space="preserve"> </w:t>
-      </w:r>
-      <w:r>
-        <w:t xml:space="preserve">ainda falta, o eixo de Alocação usa só L2+L3.</w:t>
-      </w:r>
-    </w:p>
-    <w:p>
-      <w:pPr>
-        <w:numPr>
-          <w:ilvl w:val="0"/>
-          <w:numId w:val="1008"/>
-        </w:numPr>
-        <w:pStyle w:val="Compact"/>
-      </w:pPr>
-      <w:r>
-        <w:rPr>
-          <w:bCs/>
-          <w:b/>
-        </w:rPr>
-        <w:t xml:space="preserve">L1 mede transferências sociais, não repasse fundo a fundo.</w:t>
-      </w:r>
-      <w:r>
-        <w:t xml:space="preserve"> </w:t>
-      </w:r>
-      <w:r>
-        <w:t xml:space="preserve">O endpoint</w:t>
-      </w:r>
-      <w:r>
-        <w:t xml:space="preserve"> </w:t>
-      </w:r>
-      <w:r>
-        <w:rPr>
-          <w:rStyle w:val="VerbatimChar"/>
-        </w:rPr>
-        <w:t xml:space="preserve">/transferencias</w:t>
-      </w:r>
-      <w:r>
-        <w:t xml:space="preserve"> </w:t>
-      </w:r>
-      <w:r>
-        <w:t xml:space="preserve">(repasse ao ente) exige acesso gov.br elevado; usamos</w:t>
-      </w:r>
-      <w:r>
-        <w:t xml:space="preserve"> </w:t>
-      </w:r>
-      <w:r>
-        <w:t xml:space="preserve">Bolsa Família + BPC por município como proxy do dinheiro federal no</w:t>
-      </w:r>
-      <w:r>
-        <w:t xml:space="preserve"> </w:t>
-      </w:r>
-      <w:r>
-        <w:t xml:space="preserve">território, documentado como tal.</w:t>
-      </w:r>
-    </w:p>
-    <w:p>
-      <w:pPr>
-        <w:numPr>
-          <w:ilvl w:val="0"/>
-          <w:numId w:val="1008"/>
-        </w:numPr>
-        <w:pStyle w:val="Compact"/>
-      </w:pPr>
-      <w:r>
-        <w:rPr>
-          <w:bCs/>
-          <w:b/>
-        </w:rPr>
-        <w:t xml:space="preserve">Saneamento é um retrato de 2022.</w:t>
-      </w:r>
-      <w:r>
-        <w:t xml:space="preserve"> </w:t>
-      </w:r>
-      <w:r>
-        <w:t xml:space="preserve">O Censo não é anual; o mesmo déficit é</w:t>
-      </w:r>
-      <w:r>
-        <w:t xml:space="preserve"> </w:t>
-      </w:r>
-      <w:r>
-        <w:t xml:space="preserve">aplicado aos 5 anos do recorte. O SNIS, que era anual, foi encerrado.</w:t>
-      </w:r>
-    </w:p>
-    <w:p>
-      <w:pPr>
-        <w:numPr>
-          <w:ilvl w:val="0"/>
-          <w:numId w:val="1008"/>
-        </w:numPr>
-        <w:pStyle w:val="Compact"/>
-      </w:pPr>
-      <w:r>
-        <w:rPr>
-          <w:bCs/>
-          <w:b/>
-        </w:rPr>
-        <w:t xml:space="preserve">Cobertura desigual do PNCP no tempo.</w:t>
-      </w:r>
-      <w:r>
-        <w:t xml:space="preserve"> </w:t>
-      </w:r>
-      <w:r>
-        <w:t xml:space="preserve">A camada L3 é rala em 2020–2021 e</w:t>
-      </w:r>
-      <w:r>
-        <w:t xml:space="preserve"> </w:t>
-      </w:r>
-      <w:r>
-        <w:t xml:space="preserve">densa em 2024. Comparações entre anos devem considerar isso.</w:t>
-      </w:r>
-    </w:p>
-    <w:p>
-      <w:pPr>
-        <w:numPr>
-          <w:ilvl w:val="0"/>
-          <w:numId w:val="1008"/>
-        </w:numPr>
-        <w:pStyle w:val="Compact"/>
-      </w:pPr>
-      <w:r>
-        <w:rPr>
-          <w:bCs/>
-          <w:b/>
-        </w:rPr>
-        <w:t xml:space="preserve">Casamento compra × insumo por palavra-chave.</w:t>
-      </w:r>
-      <w:r>
-        <w:t xml:space="preserve"> </w:t>
-      </w:r>
-      <w:r>
-        <w:t xml:space="preserve">Os detectores 3 e 4 casam</w:t>
-      </w:r>
-      <w:r>
-        <w:t xml:space="preserve"> </w:t>
-      </w:r>
-      <w:r>
-        <w:t xml:space="preserve">texto de licitação com categorias de</w:t>
-      </w:r>
-      <w:r>
-        <w:t xml:space="preserve"> </w:t>
-      </w:r>
-      <w:r>
-        <w:rPr>
-          <w:rStyle w:val="VerbatimChar"/>
-        </w:rPr>
-        <w:t xml:space="preserve">seeds/catmat_saude.csv</w:t>
-      </w:r>
-      <w:r>
-        <w:t xml:space="preserve"> </w:t>
-      </w:r>
-      <w:r>
-        <w:t xml:space="preserve">por termos</w:t>
-      </w:r>
-      <w:r>
-        <w:t xml:space="preserve"> </w:t>
-      </w:r>
-      <w:r>
-        <w:t xml:space="preserve">curados, não por classificação CATMAT estruturada nem NLP. São</w:t>
-      </w:r>
-      <w:r>
-        <w:t xml:space="preserve"> </w:t>
-      </w:r>
-      <w:r>
-        <w:rPr>
-          <w:bCs/>
-          <w:b/>
-        </w:rPr>
-        <w:t xml:space="preserve">suspeitas</w:t>
-      </w:r>
-      <w:r>
-        <w:rPr>
-          <w:bCs/>
-          <w:b/>
-        </w:rPr>
-        <w:t xml:space="preserve"> </w:t>
-      </w:r>
-      <w:r>
-        <w:rPr>
-          <w:bCs/>
-          <w:b/>
-        </w:rPr>
-        <w:t xml:space="preserve">para auditoria</w:t>
-      </w:r>
-      <w:r>
-        <w:t xml:space="preserve">, não conclusões.</w:t>
-      </w:r>
-    </w:p>
-    <w:p>
-      <w:pPr>
-        <w:numPr>
-          <w:ilvl w:val="0"/>
-          <w:numId w:val="1008"/>
-        </w:numPr>
-        <w:pStyle w:val="Compact"/>
-      </w:pPr>
-      <w:r>
-        <w:rPr>
-          <w:bCs/>
-          <w:b/>
-        </w:rPr>
-        <w:t xml:space="preserve">Detector 3 agrupa por unidade, mas não converte dose.</w:t>
-      </w:r>
-      <w:r>
-        <w:t xml:space="preserve"> </w:t>
-      </w:r>
-      <w:r>
-        <w:t xml:space="preserve">“</w:t>
-      </w:r>
-      <w:r>
-        <w:t xml:space="preserve">Comprimido de</w:t>
-      </w:r>
-      <w:r>
-        <w:t xml:space="preserve"> </w:t>
-      </w:r>
-      <w:r>
-        <w:t xml:space="preserve">500 mg</w:t>
-      </w:r>
-      <w:r>
-        <w:t xml:space="preserve">”</w:t>
-      </w:r>
-      <w:r>
-        <w:t xml:space="preserve"> </w:t>
-      </w:r>
-      <w:r>
-        <w:t xml:space="preserve">e</w:t>
-      </w:r>
-      <w:r>
-        <w:t xml:space="preserve"> </w:t>
-      </w:r>
-      <w:r>
-        <w:t xml:space="preserve">“</w:t>
-      </w:r>
-      <w:r>
-        <w:t xml:space="preserve">comprimido de 250 mg</w:t>
-      </w:r>
-      <w:r>
-        <w:t xml:space="preserve">”</w:t>
-      </w:r>
-      <w:r>
-        <w:t xml:space="preserve"> </w:t>
-      </w:r>
-      <w:r>
-        <w:t xml:space="preserve">ainda caem no mesmo grupo — falta parsear</w:t>
-      </w:r>
-      <w:r>
-        <w:t xml:space="preserve"> </w:t>
-      </w:r>
-      <w:r>
-        <w:t xml:space="preserve">a dosagem da descrição.</w:t>
-      </w:r>
-    </w:p>
-    <w:p>
-      <w:pPr>
-        <w:numPr>
-          <w:ilvl w:val="0"/>
-          <w:numId w:val="1008"/>
-        </w:numPr>
-        <w:pStyle w:val="Compact"/>
-      </w:pPr>
-      <w:r>
-        <w:rPr>
-          <w:bCs/>
-          <w:b/>
-        </w:rPr>
-        <w:t xml:space="preserve">Rank percentil dentro de PE</w:t>
-      </w:r>
-      <w:r>
-        <w:t xml:space="preserve"> </w:t>
-      </w:r>
-      <w:r>
-        <w:t xml:space="preserve">mede posição relativa, não suficiência</w:t>
-      </w:r>
-      <w:r>
-        <w:t xml:space="preserve"> </w:t>
-      </w:r>
-      <w:r>
-        <w:t xml:space="preserve">absoluta. Um estado inteiro subfinanciado teria municípios</w:t>
-      </w:r>
-      <w:r>
-        <w:t xml:space="preserve"> </w:t>
-      </w:r>
-      <w:r>
-        <w:t xml:space="preserve">“</w:t>
-      </w:r>
-      <w:r>
-        <w:t xml:space="preserve">azuis</w:t>
-      </w:r>
-      <w:r>
-        <w:t xml:space="preserve">”</w:t>
-      </w:r>
-      <w:r>
-        <w:t xml:space="preserve">.</w:t>
-      </w:r>
-    </w:p>
-    <w:p>
-      <w:pPr>
-        <w:numPr>
-          <w:ilvl w:val="0"/>
-          <w:numId w:val="1008"/>
-        </w:numPr>
-        <w:pStyle w:val="Compact"/>
-      </w:pPr>
-      <w:r>
-        <w:rPr>
-          <w:bCs/>
-          <w:b/>
-        </w:rPr>
-        <w:t xml:space="preserve">CadÚnico</w:t>
-      </w:r>
-      <w:r>
-        <w:t xml:space="preserve">: a taxa de extrema pobreza usa a competência de dezembro de cada</w:t>
-      </w:r>
-      <w:r>
-        <w:t xml:space="preserve"> </w:t>
-      </w:r>
-      <w:r>
-        <w:t xml:space="preserve">ano; a base do CadÚnico tem defasagem de atualização cadastral que varia</w:t>
-      </w:r>
-      <w:r>
-        <w:t xml:space="preserve"> </w:t>
-      </w:r>
-      <w:r>
-        <w:t xml:space="preserve">entre municípios.</w:t>
-      </w:r>
-    </w:p>
-    <w:p>
-      <w:pPr>
-        <w:numPr>
-          <w:ilvl w:val="0"/>
-          <w:numId w:val="1008"/>
-        </w:numPr>
-        <w:pStyle w:val="Compact"/>
-      </w:pPr>
-      <w:r>
-        <w:rPr>
-          <w:bCs/>
-          <w:b/>
-        </w:rPr>
-        <w:t xml:space="preserve">SIH ausente</w:t>
-      </w:r>
-      <w:r>
-        <w:t xml:space="preserve"> </w:t>
-      </w:r>
-      <w:r>
-        <w:t xml:space="preserve">empobrece o subíndice epidemiológico (só notificações SINAN,</w:t>
-      </w:r>
-      <w:r>
-        <w:t xml:space="preserve"> </w:t>
-      </w:r>
-      <w:r>
-        <w:t xml:space="preserve">sem internações).</w:t>
-      </w:r>
-    </w:p>
-    <w:p>
-      <w:r>
-        <w:pict>
-          <v:rect style="width:0;height:1.5pt" o:hralign="center" o:hrstd="t" o:hr="t"/>
-        </w:pict>
-      </w:r>
-    </w:p>
-    <w:bookmarkEnd w:id="51"/>
-    <w:bookmarkStart w:id="52" w:name="reprodutibilidade"/>
-    <w:p>
-      <w:pPr>
-        <w:pStyle w:val="Heading1"/>
-      </w:pPr>
-      <w:r>
-        <w:t xml:space="preserve">11. Reprodutibilidade</w:t>
-      </w:r>
-    </w:p>
-    <w:p>
-      <w:pPr>
-        <w:pStyle w:val="SourceCode"/>
-      </w:pPr>
-      <w:r>
-        <w:rPr>
-          <w:rStyle w:val="FunctionTok"/>
-        </w:rPr>
-        <w:t xml:space="preserve">make</w:t>
-      </w:r>
-      <w:r>
-        <w:rPr>
-          <w:rStyle w:val="NormalTok"/>
-        </w:rPr>
-        <w:t xml:space="preserve"> install                          </w:t>
-      </w:r>
-      <w:r>
-        <w:rPr>
-          <w:rStyle w:val="CommentTok"/>
-        </w:rPr>
-        <w:t xml:space="preserve"># uv sync --all-extras</w:t>
-      </w:r>
-      <w:r>
-        <w:br/>
-      </w:r>
-      <w:r>
-        <w:rPr>
-          <w:rStyle w:val="FunctionTok"/>
-        </w:rPr>
-        <w:t xml:space="preserve">cp</w:t>
-      </w:r>
-      <w:r>
-        <w:rPr>
-          <w:rStyle w:val="NormalTok"/>
-        </w:rPr>
-        <w:t xml:space="preserve"> .env.example .env                  </w:t>
-      </w:r>
-      <w:r>
-        <w:rPr>
-          <w:rStyle w:val="CommentTok"/>
-        </w:rPr>
-        <w:t xml:space="preserve"># chave da Transparência, quando houver</w:t>
-      </w:r>
-      <w:r>
-        <w:br/>
-      </w:r>
-      <w:r>
-        <w:rPr>
-          <w:rStyle w:val="FunctionTok"/>
-        </w:rPr>
-        <w:t xml:space="preserve">make</w:t>
-      </w:r>
-      <w:r>
-        <w:rPr>
-          <w:rStyle w:val="NormalTok"/>
-        </w:rPr>
-        <w:t xml:space="preserve"> spike                            </w:t>
-      </w:r>
-      <w:r>
-        <w:rPr>
-          <w:rStyle w:val="CommentTok"/>
-        </w:rPr>
-        <w:t xml:space="preserve"># sonda as fontes, reporta cobertura real</w:t>
-      </w:r>
-      <w:r>
-        <w:br/>
-      </w:r>
-      <w:r>
-        <w:rPr>
-          <w:rStyle w:val="FunctionTok"/>
-        </w:rPr>
-        <w:t xml:space="preserve">make</w:t>
-      </w:r>
-      <w:r>
-        <w:rPr>
-          <w:rStyle w:val="NormalTok"/>
-        </w:rPr>
-        <w:t xml:space="preserve"> ingest                           </w:t>
-      </w:r>
-      <w:r>
-        <w:rPr>
-          <w:rStyle w:val="CommentTok"/>
-        </w:rPr>
-        <w:t xml:space="preserve"># IBGE + SINAN + PNCP + SIOPS + CadÚnico</w:t>
-      </w:r>
-      <w:r>
-        <w:br/>
-      </w:r>
-      <w:r>
-        <w:rPr>
-          <w:rStyle w:val="ExtensionTok"/>
-        </w:rPr>
-        <w:t xml:space="preserve">farol</w:t>
-      </w:r>
-      <w:r>
-        <w:rPr>
-          <w:rStyle w:val="NormalTok"/>
-        </w:rPr>
-        <w:t xml:space="preserve"> ingest-itens                    </w:t>
-      </w:r>
-      <w:r>
-        <w:rPr>
-          <w:rStyle w:val="CommentTok"/>
-        </w:rPr>
-        <w:t xml:space="preserve"># itens do PNCP (preço unitário; retomável)</w:t>
-      </w:r>
-      <w:r>
-        <w:br/>
-      </w:r>
-      <w:r>
-        <w:rPr>
-          <w:rStyle w:val="FunctionTok"/>
-        </w:rPr>
-        <w:t xml:space="preserve">make</w:t>
-      </w:r>
-      <w:r>
-        <w:rPr>
-          <w:rStyle w:val="NormalTok"/>
-        </w:rPr>
-        <w:t xml:space="preserve"> silver gold ieas                 </w:t>
-      </w:r>
-      <w:r>
-        <w:rPr>
-          <w:rStyle w:val="CommentTok"/>
-        </w:rPr>
-        <w:t xml:space="preserve"># camadas derivadas + índice + alertas</w:t>
-      </w:r>
-      <w:r>
-        <w:br/>
-      </w:r>
-      <w:r>
-        <w:rPr>
-          <w:rStyle w:val="ExtensionTok"/>
-        </w:rPr>
-        <w:t xml:space="preserve">uv</w:t>
-      </w:r>
-      <w:r>
-        <w:rPr>
-          <w:rStyle w:val="NormalTok"/>
-        </w:rPr>
-        <w:t xml:space="preserve"> run pytest </w:t>
-      </w:r>
-      <w:r>
-        <w:rPr>
-          <w:rStyle w:val="AttributeTok"/>
-        </w:rPr>
-        <w:t xml:space="preserve">-q</w:t>
-      </w:r>
-      <w:r>
-        <w:rPr>
-          <w:rStyle w:val="NormalTok"/>
-        </w:rPr>
-        <w:t xml:space="preserve">                      </w:t>
-      </w:r>
-      <w:r>
-        <w:rPr>
-          <w:rStyle w:val="CommentTok"/>
-        </w:rPr>
-        <w:t xml:space="preserve"># 64 testes</w:t>
-      </w:r>
-      <w:r>
-        <w:br/>
-      </w:r>
-      <w:r>
-        <w:rPr>
-          <w:rStyle w:val="FunctionTok"/>
-        </w:rPr>
-        <w:t xml:space="preserve">make</w:t>
-      </w:r>
-      <w:r>
-        <w:rPr>
-          <w:rStyle w:val="NormalTok"/>
-        </w:rPr>
-        <w:t xml:space="preserve"> app                              </w:t>
-      </w:r>
-      <w:r>
-        <w:rPr>
-          <w:rStyle w:val="CommentTok"/>
-        </w:rPr>
-        <w:t xml:space="preserve"># painel  (localhost:8501)</w:t>
-      </w:r>
-      <w:r>
-        <w:br/>
-      </w:r>
-      <w:r>
-        <w:rPr>
-          <w:rStyle w:val="FunctionTok"/>
-        </w:rPr>
-        <w:t xml:space="preserve">make</w:t>
-      </w:r>
-      <w:r>
-        <w:rPr>
-          <w:rStyle w:val="NormalTok"/>
-        </w:rPr>
-        <w:t xml:space="preserve"> api                              </w:t>
-      </w:r>
-      <w:r>
-        <w:rPr>
-          <w:rStyle w:val="CommentTok"/>
-        </w:rPr>
-        <w:t xml:space="preserve"># API     (localhost:8000/docs)</w:t>
       </w:r>
     </w:p>
     <w:p>
@@ -10149,31 +10724,171 @@
           <w:bCs/>
           <w:b/>
         </w:rPr>
-        <w:t xml:space="preserve">Determinismo</w:t>
-      </w:r>
-      <w:r>
-        <w:t xml:space="preserve">: a ingestão é idempotente;</w:t>
-      </w:r>
-      <w:r>
-        <w:t xml:space="preserve"> </w:t>
-      </w:r>
-      <w:r>
-        <w:rPr>
-          <w:rStyle w:val="VerbatimChar"/>
-        </w:rPr>
-        <w:t xml:space="preserve">data/manifest.json</w:t>
-      </w:r>
-      <w:r>
-        <w:t xml:space="preserve"> </w:t>
-      </w:r>
-      <w:r>
-        <w:t xml:space="preserve">registra</w:t>
-      </w:r>
-      <w:r>
-        <w:t xml:space="preserve"> </w:t>
-      </w:r>
-      <w:r>
-        <w:t xml:space="preserve">SHA-256 e contagem de linhas de cada arquivo bruto.</w:t>
+        <w:t xml:space="preserve">L1 (repasse federal) é um proxy.</w:t>
+      </w:r>
+      <w:r>
+        <w:t xml:space="preserve"> </w:t>
+      </w:r>
+      <w:r>
+        <w:t xml:space="preserve">O endpoint</w:t>
+      </w:r>
+      <w:r>
+        <w:t xml:space="preserve"> </w:t>
+      </w:r>
+      <w:r>
+        <w:rPr>
+          <w:rStyle w:val="VerbatimChar"/>
+        </w:rPr>
+        <w:t xml:space="preserve">/transferencias</w:t>
+      </w:r>
+      <w:r>
+        <w:t xml:space="preserve"> </w:t>
+      </w:r>
+      <w:r>
+        <w:t xml:space="preserve">(repasse fundo a fundo ao ente) responde</w:t>
+      </w:r>
+      <w:r>
+        <w:t xml:space="preserve"> </w:t>
+      </w:r>
+      <w:r>
+        <w:rPr>
+          <w:bCs/>
+          <w:b/>
+        </w:rPr>
+        <w:t xml:space="preserve">HTTP 403</w:t>
+      </w:r>
+      <w:r>
+        <w:t xml:space="preserve"> </w:t>
+      </w:r>
+      <w:r>
+        <w:t xml:space="preserve">mesmo com a chave</w:t>
+      </w:r>
+      <w:r>
+        <w:t xml:space="preserve"> </w:t>
+      </w:r>
+      <w:r>
+        <w:t xml:space="preserve">gratuita — testadas as variantes</w:t>
+      </w:r>
+      <w:r>
+        <w:t xml:space="preserve"> </w:t>
+      </w:r>
+      <w:r>
+        <w:rPr>
+          <w:rStyle w:val="VerbatimChar"/>
+        </w:rPr>
+        <w:t xml:space="preserve">/transferencias</w:t>
+      </w:r>
+      <w:r>
+        <w:t xml:space="preserve"> </w:t>
+      </w:r>
+      <w:r>
+        <w:t xml:space="preserve">e</w:t>
+      </w:r>
+      <w:r>
+        <w:t xml:space="preserve"> </w:t>
+      </w:r>
+      <w:r>
+        <w:rPr>
+          <w:rStyle w:val="VerbatimChar"/>
+        </w:rPr>
+        <w:t xml:space="preserve">/transferencias/por-municipio</w:t>
+      </w:r>
+      <w:r>
+        <w:t xml:space="preserve">, é limitação permanente do nível de acesso.</w:t>
+      </w:r>
+      <w:r>
+        <w:t xml:space="preserve"> </w:t>
+      </w:r>
+      <w:r>
+        <w:t xml:space="preserve">Usa-se, no lugar, a soma das transferências sociais federais por município</w:t>
+      </w:r>
+      <w:r>
+        <w:t xml:space="preserve"> </w:t>
+      </w:r>
+      <w:r>
+        <w:t xml:space="preserve">(Bolsa Família/Novo Bolsa Família + BPC, competência junho) como</w:t>
+      </w:r>
+      <w:r>
+        <w:t xml:space="preserve"> </w:t>
+      </w:r>
+      <w:r>
+        <w:t xml:space="preserve">aproximação da presença de recurso federal no território. A</w:t>
+      </w:r>
+      <w:r>
+        <w:t xml:space="preserve"> </w:t>
+      </w:r>
+      <w:r>
+        <w:rPr>
+          <w:bCs/>
+          <w:b/>
+        </w:rPr>
+        <w:t xml:space="preserve">cobertura é</w:t>
+      </w:r>
+      <w:r>
+        <w:rPr>
+          <w:bCs/>
+          <w:b/>
+        </w:rPr>
+        <w:t xml:space="preserve"> </w:t>
+      </w:r>
+      <w:r>
+        <w:rPr>
+          <w:bCs/>
+          <w:b/>
+        </w:rPr>
+        <w:t xml:space="preserve">completa</w:t>
+      </w:r>
+      <w:r>
+        <w:t xml:space="preserve"> </w:t>
+      </w:r>
+      <w:r>
+        <w:t xml:space="preserve">(185/185 × 5 anos) — a chave é bloqueada por volume, mas</w:t>
+      </w:r>
+      <w:r>
+        <w:t xml:space="preserve"> </w:t>
+      </w:r>
+      <w:r>
+        <w:rPr>
+          <w:rStyle w:val="VerbatimChar"/>
+        </w:rPr>
+        <w:t xml:space="preserve">farol ingest-l1</w:t>
+      </w:r>
+      <w:r>
+        <w:t xml:space="preserve"> </w:t>
+      </w:r>
+      <w:r>
+        <w:t xml:space="preserve">retoma de onde parou (pausa de 1,5 s/chamada) e a coleta</w:t>
+      </w:r>
+      <w:r>
+        <w:t xml:space="preserve"> </w:t>
+      </w:r>
+      <w:r>
+        <w:t xml:space="preserve">foi concluída. A limitação que resta é de</w:t>
+      </w:r>
+      <w:r>
+        <w:t xml:space="preserve"> </w:t>
+      </w:r>
+      <w:r>
+        <w:rPr>
+          <w:bCs/>
+          <w:b/>
+        </w:rPr>
+        <w:t xml:space="preserve">natureza</w:t>
+      </w:r>
+      <w:r>
+        <w:t xml:space="preserve">: transferência</w:t>
+      </w:r>
+      <w:r>
+        <w:t xml:space="preserve"> </w:t>
+      </w:r>
+      <w:r>
+        <w:t xml:space="preserve">social não é repasse setorial de saúde, e seu peso (0,35) torna o eixo</w:t>
+      </w:r>
+      <w:r>
+        <w:t xml:space="preserve"> </w:t>
+      </w:r>
+      <w:r>
+        <w:t xml:space="preserve">Alocação sensível a ela (§9.2).</w:t>
       </w:r>
     </w:p>
     <w:p>
@@ -10189,22 +10904,40 @@
           <w:bCs/>
           <w:b/>
         </w:rPr>
-        <w:t xml:space="preserve">Configuração versionada</w:t>
-      </w:r>
-      <w:r>
-        <w:t xml:space="preserve">: todo parâmetro do índice em</w:t>
-      </w:r>
-      <w:r>
-        <w:t xml:space="preserve"> </w:t>
-      </w:r>
-      <w:r>
-        <w:rPr>
-          <w:rStyle w:val="VerbatimChar"/>
-        </w:rPr>
-        <w:t xml:space="preserve">conf/ieas.yml</w:t>
-      </w:r>
-      <w:r>
-        <w:t xml:space="preserve">.</w:t>
+        <w:t xml:space="preserve">Saneamento é um retrato de 2022.</w:t>
+      </w:r>
+      <w:r>
+        <w:t xml:space="preserve"> </w:t>
+      </w:r>
+      <w:r>
+        <w:t xml:space="preserve">O Censo não é anual; o mesmo déficit é</w:t>
+      </w:r>
+      <w:r>
+        <w:t xml:space="preserve"> </w:t>
+      </w:r>
+      <w:r>
+        <w:t xml:space="preserve">aplicado aos 5 anos do recorte (coluna</w:t>
+      </w:r>
+      <w:r>
+        <w:t xml:space="preserve"> </w:t>
+      </w:r>
+      <w:r>
+        <w:rPr>
+          <w:rStyle w:val="VerbatimChar"/>
+        </w:rPr>
+        <w:t xml:space="preserve">saneamento_ano_referencia = 2022</w:t>
+      </w:r>
+      <w:r>
+        <w:t xml:space="preserve"> </w:t>
+      </w:r>
+      <w:r>
+        <w:t xml:space="preserve">no gold e na API). O SNIS, que era anual, foi encerrado em 2023 e não tem</w:t>
+      </w:r>
+      <w:r>
+        <w:t xml:space="preserve"> </w:t>
+      </w:r>
+      <w:r>
+        <w:t xml:space="preserve">substituto com série municipal.</w:t>
       </w:r>
     </w:p>
     <w:p>
@@ -10220,22 +10953,86 @@
           <w:bCs/>
           <w:b/>
         </w:rPr>
-        <w:t xml:space="preserve">Testes</w:t>
-      </w:r>
-      <w:r>
-        <w:t xml:space="preserve">: 64 no total — grão do gold, os quatro detectores com fixtures,</w:t>
-      </w:r>
-      <w:r>
-        <w:t xml:space="preserve"> </w:t>
-      </w:r>
-      <w:r>
-        <w:t xml:space="preserve">regressão dos três bugs de corrupção silenciosa, IEAS nas quatro cores e os</w:t>
-      </w:r>
-      <w:r>
-        <w:t xml:space="preserve"> </w:t>
-      </w:r>
-      <w:r>
-        <w:t xml:space="preserve">detectores 3 e 4 com fixtures, parsers de SIOPS e CadÚnico, fumaça da API.</w:t>
+        <w:t xml:space="preserve">Cobertura desigual do PNCP no tempo.</w:t>
+      </w:r>
+      <w:r>
+        <w:t xml:space="preserve"> </w:t>
+      </w:r>
+      <w:r>
+        <w:t xml:space="preserve">A adesão à Lei 14.133 cresce ano a</w:t>
+      </w:r>
+      <w:r>
+        <w:t xml:space="preserve"> </w:t>
+      </w:r>
+      <w:r>
+        <w:t xml:space="preserve">ano, e o</w:t>
+      </w:r>
+      <w:r>
+        <w:t xml:space="preserve"> </w:t>
+      </w:r>
+      <w:r>
+        <w:rPr>
+          <w:iCs/>
+          <w:i/>
+        </w:rPr>
+        <w:t xml:space="preserve">snapshot</w:t>
+      </w:r>
+      <w:r>
+        <w:t xml:space="preserve"> </w:t>
+      </w:r>
+      <w:r>
+        <w:t xml:space="preserve">atual tem modalidade-anos coletados parcialmente (a</w:t>
+      </w:r>
+      <w:r>
+        <w:t xml:space="preserve"> </w:t>
+      </w:r>
+      <w:r>
+        <w:t xml:space="preserve">ingestão para na primeira página que o PNCP — instável — não responde). A</w:t>
+      </w:r>
+      <w:r>
+        <w:t xml:space="preserve"> </w:t>
+      </w:r>
+      <w:r>
+        <w:t xml:space="preserve">coluna</w:t>
+      </w:r>
+      <w:r>
+        <w:t xml:space="preserve"> </w:t>
+      </w:r>
+      <w:r>
+        <w:rPr>
+          <w:rStyle w:val="VerbatimChar"/>
+        </w:rPr>
+        <w:t xml:space="preserve">l3_maturidade_pncp_uf</w:t>
+      </w:r>
+      <w:r>
+        <w:t xml:space="preserve"> </w:t>
+      </w:r>
+      <w:r>
+        <w:t xml:space="preserve">do gold é o indicador de confiança: fração</w:t>
+      </w:r>
+      <w:r>
+        <w:t xml:space="preserve"> </w:t>
+      </w:r>
+      <w:r>
+        <w:t xml:space="preserve">dos 185 municípios de PE presentes no PNCP naquele ano, baixa em 2020–2021.</w:t>
+      </w:r>
+      <w:r>
+        <w:t xml:space="preserve"> </w:t>
+      </w:r>
+      <w:r>
+        <w:t xml:space="preserve">Onde o L3 falta, a regra do cinza já retira o município-ano do índice. Uma</w:t>
+      </w:r>
+      <w:r>
+        <w:t xml:space="preserve"> </w:t>
+      </w:r>
+      <w:r>
+        <w:t xml:space="preserve">re-ingestão completa do PNCP (paginação resiliente por modalidade-ano) é</w:t>
+      </w:r>
+      <w:r>
+        <w:t xml:space="preserve"> </w:t>
+      </w:r>
+      <w:r>
+        <w:t xml:space="preserve">trabalho futuro; comparações entre anos devem considerar a maturidade.</w:t>
       </w:r>
     </w:p>
     <w:p>
@@ -10251,34 +11048,292 @@
           <w:bCs/>
           <w:b/>
         </w:rPr>
-        <w:t xml:space="preserve">Tamanho</w:t>
-      </w:r>
-      <w:r>
-        <w:t xml:space="preserve">: ~3.700 linhas de Python em</w:t>
-      </w:r>
-      <w:r>
-        <w:t xml:space="preserve"> </w:t>
-      </w:r>
-      <w:r>
-        <w:rPr>
-          <w:rStyle w:val="VerbatimChar"/>
-        </w:rPr>
-        <w:t xml:space="preserve">src/</w:t>
-      </w:r>
-      <w:r>
-        <w:t xml:space="preserve">, ~800 em</w:t>
-      </w:r>
-      <w:r>
-        <w:t xml:space="preserve"> </w:t>
-      </w:r>
-      <w:r>
-        <w:rPr>
-          <w:rStyle w:val="VerbatimChar"/>
-        </w:rPr>
-        <w:t xml:space="preserve">tests/</w:t>
+        <w:t xml:space="preserve">L3 federal (Compras.gov.br) cobre 2021+</w:t>
+      </w:r>
+      <w:r>
+        <w:t xml:space="preserve"> </w:t>
+      </w:r>
+      <w:r>
+        <w:t xml:space="preserve">e só a esfera federal em</w:t>
+      </w:r>
+      <w:r>
+        <w:t xml:space="preserve"> </w:t>
+      </w:r>
+      <w:r>
+        <w:t xml:space="preserve">municípios de PE (poucas UASGs, concentradas em Recife/Petrolina). É um</w:t>
+      </w:r>
+      <w:r>
+        <w:t xml:space="preserve"> </w:t>
+      </w:r>
+      <w:r>
+        <w:t xml:space="preserve">complemento pequeno, somado ao L3 municipal; não altera o grão nem os pesos.</w:t>
+      </w:r>
+    </w:p>
+    <w:p>
+      <w:pPr>
+        <w:numPr>
+          <w:ilvl w:val="0"/>
+          <w:numId w:val="1009"/>
+        </w:numPr>
+        <w:pStyle w:val="Compact"/>
+      </w:pPr>
+      <w:r>
+        <w:rPr>
+          <w:bCs/>
+          <w:b/>
+        </w:rPr>
+        <w:t xml:space="preserve">Casamento compra × insumo por palavra-chave curada.</w:t>
+      </w:r>
+      <w:r>
+        <w:t xml:space="preserve"> </w:t>
+      </w:r>
+      <w:r>
+        <w:t xml:space="preserve">Os detectores 3 e 4</w:t>
+      </w:r>
+      <w:r>
+        <w:t xml:space="preserve"> </w:t>
+      </w:r>
+      <w:r>
+        <w:t xml:space="preserve">casam texto de licitação (objeto e item) com categorias de</w:t>
+      </w:r>
+      <w:r>
+        <w:t xml:space="preserve"> </w:t>
+      </w:r>
+      <w:r>
+        <w:rPr>
+          <w:rStyle w:val="VerbatimChar"/>
+        </w:rPr>
+        <w:t xml:space="preserve">seeds/catmat_saude.csv</w:t>
+      </w:r>
+      <w:r>
+        <w:t xml:space="preserve"> </w:t>
+      </w:r>
+      <w:r>
+        <w:t xml:space="preserve">por termos curados — o PNCP não expõe a</w:t>
+      </w:r>
+      <w:r>
+        <w:t xml:space="preserve"> </w:t>
+      </w:r>
+      <w:r>
+        <w:t xml:space="preserve">classificação CATMAT estruturada do item. São</w:t>
+      </w:r>
+      <w:r>
+        <w:t xml:space="preserve"> </w:t>
+      </w:r>
+      <w:r>
+        <w:rPr>
+          <w:bCs/>
+          <w:b/>
+        </w:rPr>
+        <w:t xml:space="preserve">suspeitas para auditoria</w:t>
+      </w:r>
+      <w:r>
+        <w:t xml:space="preserve">,</w:t>
+      </w:r>
+      <w:r>
+        <w:t xml:space="preserve"> </w:t>
+      </w:r>
+      <w:r>
+        <w:t xml:space="preserve">não conclusões.</w:t>
+      </w:r>
+    </w:p>
+    <w:p>
+      <w:pPr>
+        <w:numPr>
+          <w:ilvl w:val="0"/>
+          <w:numId w:val="1009"/>
+        </w:numPr>
+        <w:pStyle w:val="Compact"/>
+      </w:pPr>
+      <w:r>
+        <w:rPr>
+          <w:bCs/>
+          <w:b/>
+        </w:rPr>
+        <w:t xml:space="preserve">Detector 3 normaliza a dose, mas não converte apresentação.</w:t>
+      </w:r>
+      <w:r>
+        <w:t xml:space="preserve"> </w:t>
+      </w:r>
+      <w:r>
+        <w:t xml:space="preserve">“</w:t>
+      </w:r>
+      <w:r>
+        <w:t xml:space="preserve">Comprimido</w:t>
+      </w:r>
+      <w:r>
+        <w:t xml:space="preserve"> </w:t>
+      </w:r>
+      <w:r>
+        <w:t xml:space="preserve">500 mg</w:t>
+      </w:r>
+      <w:r>
+        <w:t xml:space="preserve">”</w:t>
+      </w:r>
+      <w:r>
+        <w:t xml:space="preserve"> </w:t>
+      </w:r>
+      <w:r>
+        <w:t xml:space="preserve">e</w:t>
+      </w:r>
+      <w:r>
+        <w:t xml:space="preserve"> </w:t>
+      </w:r>
+      <w:r>
+        <w:t xml:space="preserve">“</w:t>
+      </w:r>
+      <w:r>
+        <w:t xml:space="preserve">cápsula 500 mg</w:t>
+      </w:r>
+      <w:r>
+        <w:t xml:space="preserve">”</w:t>
+      </w:r>
+      <w:r>
+        <w:t xml:space="preserve"> </w:t>
+      </w:r>
+      <w:r>
+        <w:t xml:space="preserve">hoje são grupos distintos (unidade diferente);</w:t>
+      </w:r>
+      <w:r>
+        <w:t xml:space="preserve"> </w:t>
+      </w:r>
+      <w:r>
+        <w:t xml:space="preserve">equivalências farmacêuticas não são resolvidas.</w:t>
+      </w:r>
+    </w:p>
+    <w:p>
+      <w:pPr>
+        <w:numPr>
+          <w:ilvl w:val="0"/>
+          <w:numId w:val="1009"/>
+        </w:numPr>
+        <w:pStyle w:val="Compact"/>
+      </w:pPr>
+      <w:r>
+        <w:rPr>
+          <w:bCs/>
+          <w:b/>
+        </w:rPr>
+        <w:t xml:space="preserve">Rank percentil dentro de PE</w:t>
+      </w:r>
+      <w:r>
+        <w:t xml:space="preserve"> </w:t>
+      </w:r>
+      <w:r>
+        <w:t xml:space="preserve">mede posição relativa, não suficiência</w:t>
+      </w:r>
+      <w:r>
+        <w:t xml:space="preserve"> </w:t>
+      </w:r>
+      <w:r>
+        <w:t xml:space="preserve">absoluta. Um estado inteiro subfinanciado teria municípios</w:t>
+      </w:r>
+      <w:r>
+        <w:t xml:space="preserve"> </w:t>
+      </w:r>
+      <w:r>
+        <w:t xml:space="preserve">“</w:t>
+      </w:r>
+      <w:r>
+        <w:t xml:space="preserve">azuis</w:t>
+      </w:r>
+      <w:r>
+        <w:t xml:space="preserve">”</w:t>
       </w:r>
       <w:r>
         <w:t xml:space="preserve">.</w:t>
+      </w:r>
+    </w:p>
+    <w:p>
+      <w:pPr>
+        <w:numPr>
+          <w:ilvl w:val="0"/>
+          <w:numId w:val="1009"/>
+        </w:numPr>
+        <w:pStyle w:val="Compact"/>
+      </w:pPr>
+      <w:r>
+        <w:rPr>
+          <w:bCs/>
+          <w:b/>
+        </w:rPr>
+        <w:t xml:space="preserve">CadÚnico</w:t>
+      </w:r>
+      <w:r>
+        <w:t xml:space="preserve">: a taxa de extrema pobreza usa a competência de dezembro de cada</w:t>
+      </w:r>
+      <w:r>
+        <w:t xml:space="preserve"> </w:t>
+      </w:r>
+      <w:r>
+        <w:t xml:space="preserve">ano; a base tem defasagem de atualização cadastral que varia entre</w:t>
+      </w:r>
+      <w:r>
+        <w:t xml:space="preserve"> </w:t>
+      </w:r>
+      <w:r>
+        <w:t xml:space="preserve">municípios.</w:t>
+      </w:r>
+    </w:p>
+    <w:p>
+      <w:pPr>
+        <w:numPr>
+          <w:ilvl w:val="0"/>
+          <w:numId w:val="1009"/>
+        </w:numPr>
+        <w:pStyle w:val="Compact"/>
+      </w:pPr>
+      <w:r>
+        <w:rPr>
+          <w:bCs/>
+          <w:b/>
+        </w:rPr>
+        <w:t xml:space="preserve">SIH</w:t>
+      </w:r>
+      <w:r>
+        <w:t xml:space="preserve">: usa só o grupo RD (AIH Reduzida) e conta AIH, não pacientes</w:t>
+      </w:r>
+      <w:r>
+        <w:t xml:space="preserve"> </w:t>
+      </w:r>
+      <w:r>
+        <w:t xml:space="preserve">distintos; a definição de DRSAI segue o grupo</w:t>
+      </w:r>
+      <w:r>
+        <w:t xml:space="preserve"> </w:t>
+      </w:r>
+      <w:r>
+        <w:rPr>
+          <w:rStyle w:val="VerbatimChar"/>
+        </w:rPr>
+        <w:t xml:space="preserve">veiculacao_hidrica</w:t>
+      </w:r>
+      <w:r>
+        <w:t xml:space="preserve"> </w:t>
+      </w:r>
+      <w:r>
+        <w:t xml:space="preserve">de</w:t>
+      </w:r>
+      <w:r>
+        <w:t xml:space="preserve"> </w:t>
+      </w:r>
+      <w:r>
+        <w:rPr>
+          <w:rStyle w:val="VerbatimChar"/>
+        </w:rPr>
+        <w:t xml:space="preserve">seeds/cid_saneamento.csv</w:t>
+      </w:r>
+      <w:r>
+        <w:t xml:space="preserve"> </w:t>
+      </w:r>
+      <w:r>
+        <w:t xml:space="preserve">(diarreias, hepatite A, leptospirose,</w:t>
+      </w:r>
+      <w:r>
+        <w:t xml:space="preserve"> </w:t>
+      </w:r>
+      <w:r>
+        <w:t xml:space="preserve">esquistossomose, helmintíases, febres tifoides).</w:t>
       </w:r>
     </w:p>
     <w:p>
@@ -10288,14 +11343,273 @@
         </w:pict>
       </w:r>
     </w:p>
-    <w:bookmarkEnd w:id="52"/>
-    <w:bookmarkStart w:id="53" w:name="Xdbf186bb08ed647d33635f2a757b30d181d09dc"/>
+    <w:bookmarkEnd w:id="53"/>
+    <w:bookmarkStart w:id="54" w:name="reprodutibilidade"/>
     <w:p>
       <w:pPr>
         <w:pStyle w:val="Heading1"/>
       </w:pPr>
       <w:r>
-        <w:t xml:space="preserve">12. Conformidade com o Concurso de Reúso de Dados Abertos da CGU</w:t>
+        <w:t xml:space="preserve">11. Reprodutibilidade</w:t>
+      </w:r>
+    </w:p>
+    <w:p>
+      <w:pPr>
+        <w:pStyle w:val="SourceCode"/>
+      </w:pPr>
+      <w:r>
+        <w:rPr>
+          <w:rStyle w:val="FunctionTok"/>
+        </w:rPr>
+        <w:t xml:space="preserve">make</w:t>
+      </w:r>
+      <w:r>
+        <w:rPr>
+          <w:rStyle w:val="NormalTok"/>
+        </w:rPr>
+        <w:t xml:space="preserve"> install                          </w:t>
+      </w:r>
+      <w:r>
+        <w:rPr>
+          <w:rStyle w:val="CommentTok"/>
+        </w:rPr>
+        <w:t xml:space="preserve"># uv sync --all-extras</w:t>
+      </w:r>
+      <w:r>
+        <w:br/>
+      </w:r>
+      <w:r>
+        <w:rPr>
+          <w:rStyle w:val="FunctionTok"/>
+        </w:rPr>
+        <w:t xml:space="preserve">cp</w:t>
+      </w:r>
+      <w:r>
+        <w:rPr>
+          <w:rStyle w:val="NormalTok"/>
+        </w:rPr>
+        <w:t xml:space="preserve"> .env.example .env                  </w:t>
+      </w:r>
+      <w:r>
+        <w:rPr>
+          <w:rStyle w:val="CommentTok"/>
+        </w:rPr>
+        <w:t xml:space="preserve"># chave gratuita do Portal da Transparência</w:t>
+      </w:r>
+      <w:r>
+        <w:br/>
+      </w:r>
+      <w:r>
+        <w:rPr>
+          <w:rStyle w:val="FunctionTok"/>
+        </w:rPr>
+        <w:t xml:space="preserve">make</w:t>
+      </w:r>
+      <w:r>
+        <w:rPr>
+          <w:rStyle w:val="NormalTok"/>
+        </w:rPr>
+        <w:t xml:space="preserve"> spike                            </w:t>
+      </w:r>
+      <w:r>
+        <w:rPr>
+          <w:rStyle w:val="CommentTok"/>
+        </w:rPr>
+        <w:t xml:space="preserve"># sonda as fontes, reporta cobertura real</w:t>
+      </w:r>
+      <w:r>
+        <w:br/>
+      </w:r>
+      <w:r>
+        <w:rPr>
+          <w:rStyle w:val="FunctionTok"/>
+        </w:rPr>
+        <w:t xml:space="preserve">make</w:t>
+      </w:r>
+      <w:r>
+        <w:rPr>
+          <w:rStyle w:val="NormalTok"/>
+        </w:rPr>
+        <w:t xml:space="preserve"> ingest                           </w:t>
+      </w:r>
+      <w:r>
+        <w:rPr>
+          <w:rStyle w:val="CommentTok"/>
+        </w:rPr>
+        <w:t xml:space="preserve"># IBGE + SINAN + SIH + PNCP + Compras.gov.br + SIOPS + CadÚnico + L1</w:t>
+      </w:r>
+      <w:r>
+        <w:br/>
+      </w:r>
+      <w:r>
+        <w:rPr>
+          <w:rStyle w:val="ExtensionTok"/>
+        </w:rPr>
+        <w:t xml:space="preserve">farol</w:t>
+      </w:r>
+      <w:r>
+        <w:rPr>
+          <w:rStyle w:val="NormalTok"/>
+        </w:rPr>
+        <w:t xml:space="preserve"> ingest-itens                    </w:t>
+      </w:r>
+      <w:r>
+        <w:rPr>
+          <w:rStyle w:val="CommentTok"/>
+        </w:rPr>
+        <w:t xml:space="preserve"># itens do PNCP (preço unitário; retomável)</w:t>
+      </w:r>
+      <w:r>
+        <w:br/>
+      </w:r>
+      <w:r>
+        <w:rPr>
+          <w:rStyle w:val="FunctionTok"/>
+        </w:rPr>
+        <w:t xml:space="preserve">make</w:t>
+      </w:r>
+      <w:r>
+        <w:rPr>
+          <w:rStyle w:val="NormalTok"/>
+        </w:rPr>
+        <w:t xml:space="preserve"> silver gold ieas                 </w:t>
+      </w:r>
+      <w:r>
+        <w:rPr>
+          <w:rStyle w:val="CommentTok"/>
+        </w:rPr>
+        <w:t xml:space="preserve"># camadas derivadas + índice + alertas</w:t>
+      </w:r>
+      <w:r>
+        <w:br/>
+      </w:r>
+      <w:r>
+        <w:rPr>
+          <w:rStyle w:val="ExtensionTok"/>
+        </w:rPr>
+        <w:t xml:space="preserve">uv</w:t>
+      </w:r>
+      <w:r>
+        <w:rPr>
+          <w:rStyle w:val="NormalTok"/>
+        </w:rPr>
+        <w:t xml:space="preserve"> run pytest </w:t>
+      </w:r>
+      <w:r>
+        <w:rPr>
+          <w:rStyle w:val="AttributeTok"/>
+        </w:rPr>
+        <w:t xml:space="preserve">-q</w:t>
+      </w:r>
+      <w:r>
+        <w:rPr>
+          <w:rStyle w:val="NormalTok"/>
+        </w:rPr>
+        <w:t xml:space="preserve">                      </w:t>
+      </w:r>
+      <w:r>
+        <w:rPr>
+          <w:rStyle w:val="CommentTok"/>
+        </w:rPr>
+        <w:t xml:space="preserve"># 70 testes</w:t>
+      </w:r>
+      <w:r>
+        <w:br/>
+      </w:r>
+      <w:r>
+        <w:rPr>
+          <w:rStyle w:val="FunctionTok"/>
+        </w:rPr>
+        <w:t xml:space="preserve">make</w:t>
+      </w:r>
+      <w:r>
+        <w:rPr>
+          <w:rStyle w:val="NormalTok"/>
+        </w:rPr>
+        <w:t xml:space="preserve"> app                              </w:t>
+      </w:r>
+      <w:r>
+        <w:rPr>
+          <w:rStyle w:val="CommentTok"/>
+        </w:rPr>
+        <w:t xml:space="preserve"># painel  (localhost:8501)</w:t>
+      </w:r>
+      <w:r>
+        <w:br/>
+      </w:r>
+      <w:r>
+        <w:rPr>
+          <w:rStyle w:val="FunctionTok"/>
+        </w:rPr>
+        <w:t xml:space="preserve">make</w:t>
+      </w:r>
+      <w:r>
+        <w:rPr>
+          <w:rStyle w:val="NormalTok"/>
+        </w:rPr>
+        <w:t xml:space="preserve"> api                              </w:t>
+      </w:r>
+      <w:r>
+        <w:rPr>
+          <w:rStyle w:val="CommentTok"/>
+        </w:rPr>
+        <w:t xml:space="preserve"># API     (localhost:8000/docs)</w:t>
+      </w:r>
+    </w:p>
+    <w:p>
+      <w:pPr>
+        <w:pStyle w:val="FirstParagraph"/>
+      </w:pPr>
+      <w:r>
+        <w:t xml:space="preserve">Comandos de coleta retomável:</w:t>
+      </w:r>
+      <w:r>
+        <w:t xml:space="preserve"> </w:t>
+      </w:r>
+      <w:r>
+        <w:rPr>
+          <w:rStyle w:val="VerbatimChar"/>
+        </w:rPr>
+        <w:t xml:space="preserve">farol ingest-sih</w:t>
+      </w:r>
+      <w:r>
+        <w:t xml:space="preserve">,</w:t>
+      </w:r>
+      <w:r>
+        <w:t xml:space="preserve"> </w:t>
+      </w:r>
+      <w:r>
+        <w:rPr>
+          <w:rStyle w:val="VerbatimChar"/>
+        </w:rPr>
+        <w:t xml:space="preserve">farol ingest-l3-federal</w:t>
+      </w:r>
+      <w:r>
+        <w:t xml:space="preserve">,</w:t>
+      </w:r>
+      <w:r>
+        <w:t xml:space="preserve"> </w:t>
+      </w:r>
+      <w:r>
+        <w:rPr>
+          <w:rStyle w:val="VerbatimChar"/>
+        </w:rPr>
+        <w:t xml:space="preserve">farol ingest-itens</w:t>
+      </w:r>
+      <w:r>
+        <w:t xml:space="preserve">,</w:t>
+      </w:r>
+      <w:r>
+        <w:t xml:space="preserve"> </w:t>
+      </w:r>
+      <w:r>
+        <w:rPr>
+          <w:rStyle w:val="VerbatimChar"/>
+        </w:rPr>
+        <w:t xml:space="preserve">farol ingest-l1</w:t>
+      </w:r>
+      <w:r>
+        <w:t xml:space="preserve">.</w:t>
       </w:r>
     </w:p>
     <w:p>
@@ -10311,31 +11625,31 @@
           <w:bCs/>
           <w:b/>
         </w:rPr>
-        <w:t xml:space="preserve">Requisito de fonte</w:t>
-      </w:r>
-      <w:r>
-        <w:t xml:space="preserve"> </w:t>
-      </w:r>
-      <w:r>
-        <w:t xml:space="preserve">(≥ 1 conjunto catalogado no</w:t>
-      </w:r>
-      <w:r>
-        <w:t xml:space="preserve"> </w:t>
-      </w:r>
-      <w:r>
-        <w:rPr>
-          <w:rStyle w:val="VerbatimChar"/>
-        </w:rPr>
-        <w:t xml:space="preserve">dados.gov.br</w:t>
-      </w:r>
-      <w:r>
-        <w:t xml:space="preserve">): atendido</w:t>
-      </w:r>
-      <w:r>
-        <w:t xml:space="preserve"> </w:t>
-      </w:r>
-      <w:r>
-        <w:t xml:space="preserve">com seis — IBGE, SINAN, PNCP, SIOPS, CadÚnico e o Portal da Transparência.</w:t>
+        <w:t xml:space="preserve">Determinismo</w:t>
+      </w:r>
+      <w:r>
+        <w:t xml:space="preserve">: a ingestão é idempotente;</w:t>
+      </w:r>
+      <w:r>
+        <w:t xml:space="preserve"> </w:t>
+      </w:r>
+      <w:r>
+        <w:rPr>
+          <w:rStyle w:val="VerbatimChar"/>
+        </w:rPr>
+        <w:t xml:space="preserve">data/manifest.json</w:t>
+      </w:r>
+      <w:r>
+        <w:t xml:space="preserve"> </w:t>
+      </w:r>
+      <w:r>
+        <w:t xml:space="preserve">registra</w:t>
+      </w:r>
+      <w:r>
+        <w:t xml:space="preserve"> </w:t>
+      </w:r>
+      <w:r>
+        <w:t xml:space="preserve">SHA-256 e contagem de linhas de cada arquivo bruto.</w:t>
       </w:r>
     </w:p>
     <w:p>
@@ -10351,22 +11665,22 @@
           <w:bCs/>
           <w:b/>
         </w:rPr>
-        <w:t xml:space="preserve">Múltiplas fontes</w:t>
-      </w:r>
-      <w:r>
-        <w:t xml:space="preserve">: o produto cruza epidemiologia (SINAN), vulnerabilidade</w:t>
-      </w:r>
-      <w:r>
-        <w:t xml:space="preserve"> </w:t>
-      </w:r>
-      <w:r>
-        <w:t xml:space="preserve">(CadÚnico), execução orçamentária (SIOPS), contratações (PNCP) e demografia</w:t>
-      </w:r>
-      <w:r>
-        <w:t xml:space="preserve"> </w:t>
-      </w:r>
-      <w:r>
-        <w:t xml:space="preserve">(IBGE) num grão único.</w:t>
+        <w:t xml:space="preserve">Configuração versionada</w:t>
+      </w:r>
+      <w:r>
+        <w:t xml:space="preserve">: todo parâmetro do índice em</w:t>
+      </w:r>
+      <w:r>
+        <w:t xml:space="preserve"> </w:t>
+      </w:r>
+      <w:r>
+        <w:rPr>
+          <w:rStyle w:val="VerbatimChar"/>
+        </w:rPr>
+        <w:t xml:space="preserve">conf/ieas.yml</w:t>
+      </w:r>
+      <w:r>
+        <w:t xml:space="preserve">.</w:t>
       </w:r>
     </w:p>
     <w:p>
@@ -10382,31 +11696,34 @@
           <w:bCs/>
           <w:b/>
         </w:rPr>
-        <w:t xml:space="preserve">Transparência / controle social</w:t>
-      </w:r>
-      <w:r>
-        <w:t xml:space="preserve">: proveniência rastreável</w:t>
-      </w:r>
-      <w:r>
-        <w:t xml:space="preserve"> </w:t>
-      </w:r>
-      <w:r>
-        <w:t xml:space="preserve">(</w:t>
-      </w:r>
-      <w:r>
-        <w:rPr>
-          <w:rStyle w:val="VerbatimChar"/>
-        </w:rPr>
-        <w:t xml:space="preserve">manifest.json</w:t>
-      </w:r>
-      <w:r>
-        <w:t xml:space="preserve">), alertas com explicação em linguagem natural, API aberta</w:t>
-      </w:r>
-      <w:r>
-        <w:t xml:space="preserve"> </w:t>
-      </w:r>
-      <w:r>
-        <w:t xml:space="preserve">sem autenticação.</w:t>
+        <w:t xml:space="preserve">Testes</w:t>
+      </w:r>
+      <w:r>
+        <w:t xml:space="preserve">: 70 no total — grão do gold, os quatro detectores com fixtures,</w:t>
+      </w:r>
+      <w:r>
+        <w:t xml:space="preserve"> </w:t>
+      </w:r>
+      <w:r>
+        <w:t xml:space="preserve">regressão dos três bugs de corrupção silenciosa, IEAS nas quatro cores,</w:t>
+      </w:r>
+      <w:r>
+        <w:t xml:space="preserve"> </w:t>
+      </w:r>
+      <w:r>
+        <w:t xml:space="preserve">ingestão do SIH (casamento de CID DRSAI), normalização de dose do detector 3,</w:t>
+      </w:r>
+      <w:r>
+        <w:t xml:space="preserve"> </w:t>
+      </w:r>
+      <w:r>
+        <w:t xml:space="preserve">detector 4 sobre a descrição dos itens, parsers de SIOPS e CadÚnico, fumaça</w:t>
+      </w:r>
+      <w:r>
+        <w:t xml:space="preserve"> </w:t>
+      </w:r>
+      <w:r>
+        <w:t xml:space="preserve">da API.</w:t>
       </w:r>
     </w:p>
     <w:p>
@@ -10422,52 +11739,31 @@
           <w:bCs/>
           <w:b/>
         </w:rPr>
-        <w:t xml:space="preserve">Acessibilidade</w:t>
-      </w:r>
-      <w:r>
-        <w:t xml:space="preserve">: paleta validada para daltonismo, tabela alternativa a</w:t>
-      </w:r>
-      <w:r>
-        <w:t xml:space="preserve"> </w:t>
-      </w:r>
-      <w:r>
-        <w:t xml:space="preserve">cada mapa, contraste verificado.</w:t>
-      </w:r>
-    </w:p>
-    <w:p>
-      <w:pPr>
-        <w:numPr>
-          <w:ilvl w:val="0"/>
-          <w:numId w:val="1010"/>
-        </w:numPr>
-        <w:pStyle w:val="Compact"/>
-      </w:pPr>
-      <w:r>
-        <w:rPr>
-          <w:bCs/>
-          <w:b/>
-        </w:rPr>
-        <w:t xml:space="preserve">Formato</w:t>
-      </w:r>
-      <w:r>
-        <w:t xml:space="preserve">: painel + API, categorias explicitamente aceitas pelo edital.</w:t>
-      </w:r>
-    </w:p>
-    <w:p>
-      <w:pPr>
-        <w:pStyle w:val="FirstParagraph"/>
-      </w:pPr>
-      <w:r>
-        <w:t xml:space="preserve">Regras completas e cronograma em</w:t>
-      </w:r>
-      <w:r>
-        <w:t xml:space="preserve"> </w:t>
-      </w:r>
-      <w:r>
-        <w:rPr>
-          <w:rStyle w:val="VerbatimChar"/>
-        </w:rPr>
-        <w:t xml:space="preserve">docs/concurso-cgu.md</w:t>
+        <w:t xml:space="preserve">Tamanho</w:t>
+      </w:r>
+      <w:r>
+        <w:t xml:space="preserve">: ~4.200 linhas de Python em</w:t>
+      </w:r>
+      <w:r>
+        <w:t xml:space="preserve"> </w:t>
+      </w:r>
+      <w:r>
+        <w:rPr>
+          <w:rStyle w:val="VerbatimChar"/>
+        </w:rPr>
+        <w:t xml:space="preserve">src/</w:t>
+      </w:r>
+      <w:r>
+        <w:t xml:space="preserve">, ~900 em</w:t>
+      </w:r>
+      <w:r>
+        <w:t xml:space="preserve"> </w:t>
+      </w:r>
+      <w:r>
+        <w:rPr>
+          <w:rStyle w:val="VerbatimChar"/>
+        </w:rPr>
+        <w:t xml:space="preserve">tests/</w:t>
       </w:r>
       <w:r>
         <w:t xml:space="preserve">.</w:t>
@@ -10480,40 +11776,14 @@
         </w:pict>
       </w:r>
     </w:p>
-    <w:bookmarkEnd w:id="53"/>
-    <w:bookmarkStart w:id="55" w:name="trabalhos-futuros"/>
+    <w:bookmarkEnd w:id="54"/>
+    <w:bookmarkStart w:id="55" w:name="Xdbf186bb08ed647d33635f2a757b30d181d09dc"/>
     <w:p>
       <w:pPr>
         <w:pStyle w:val="Heading1"/>
       </w:pPr>
       <w:r>
-        <w:t xml:space="preserve">13. Trabalhos futuros</w:t>
-      </w:r>
-    </w:p>
-    <w:p>
-      <w:pPr>
-        <w:pStyle w:val="FirstParagraph"/>
-      </w:pPr>
-      <w:r>
-        <w:t xml:space="preserve">Da v1.0 à v1.2, todas as fontes do plano foram destravadas — SIOPS (L2),</w:t>
-      </w:r>
-      <w:r>
-        <w:t xml:space="preserve"> </w:t>
-      </w:r>
-      <w:r>
-        <w:t xml:space="preserve">CadÚnico (vulnerabilidade), Censo 2022 (saneamento), Portal da Transparência</w:t>
-      </w:r>
-      <w:r>
-        <w:t xml:space="preserve"> </w:t>
-      </w:r>
-      <w:r>
-        <w:t xml:space="preserve">(L1 parcial), preço por item do PNCP (detector 3) — e os quatro detectores</w:t>
-      </w:r>
-      <w:r>
-        <w:t xml:space="preserve"> </w:t>
-      </w:r>
-      <w:r>
-        <w:t xml:space="preserve">estão ativos. O que resta:</w:t>
+        <w:t xml:space="preserve">12. Conformidade com o Concurso de Reúso de Dados Abertos da CGU</w:t>
       </w:r>
     </w:p>
     <w:p>
@@ -10529,46 +11799,37 @@
           <w:bCs/>
           <w:b/>
         </w:rPr>
-        <w:t xml:space="preserve">Completar o L1.</w:t>
-      </w:r>
-      <w:r>
-        <w:t xml:space="preserve"> </w:t>
-      </w:r>
-      <w:r>
-        <w:t xml:space="preserve">42 de 185 municípios coletados antes de a chave da</w:t>
-      </w:r>
-      <w:r>
-        <w:t xml:space="preserve"> </w:t>
-      </w:r>
-      <w:r>
-        <w:t xml:space="preserve">Transparência ser bloqueada por volume.</w:t>
-      </w:r>
-      <w:r>
-        <w:t xml:space="preserve"> </w:t>
-      </w:r>
-      <w:r>
-        <w:rPr>
-          <w:rStyle w:val="VerbatimChar"/>
-        </w:rPr>
-        <w:t xml:space="preserve">farol ingest-l1</w:t>
-      </w:r>
-      <w:r>
-        <w:t xml:space="preserve"> </w:t>
-      </w:r>
-      <w:r>
-        <w:t xml:space="preserve">retoma de onde</w:t>
-      </w:r>
-      <w:r>
-        <w:t xml:space="preserve"> </w:t>
-      </w:r>
-      <w:r>
-        <w:t xml:space="preserve">parou (pausa de 1,5 s/chamada, ~40 min para o resto). Isso fecha o eixo</w:t>
-      </w:r>
-      <w:r>
-        <w:t xml:space="preserve"> </w:t>
-      </w:r>
-      <w:r>
-        <w:t xml:space="preserve">Alocação em 3 de 3 para o estado inteiro e dá base ao detector 2.</w:t>
+        <w:t xml:space="preserve">Requisito de fonte</w:t>
+      </w:r>
+      <w:r>
+        <w:t xml:space="preserve"> </w:t>
+      </w:r>
+      <w:r>
+        <w:t xml:space="preserve">(≥ 1 conjunto catalogado no</w:t>
+      </w:r>
+      <w:r>
+        <w:t xml:space="preserve"> </w:t>
+      </w:r>
+      <w:r>
+        <w:rPr>
+          <w:rStyle w:val="VerbatimChar"/>
+        </w:rPr>
+        <w:t xml:space="preserve">dados.gov.br</w:t>
+      </w:r>
+      <w:r>
+        <w:t xml:space="preserve">): atendido</w:t>
+      </w:r>
+      <w:r>
+        <w:t xml:space="preserve"> </w:t>
+      </w:r>
+      <w:r>
+        <w:t xml:space="preserve">com sobra — IBGE, SINAN, SIH, PNCP, SIOPS, CadÚnico e o Portal da</w:t>
+      </w:r>
+      <w:r>
+        <w:t xml:space="preserve"> </w:t>
+      </w:r>
+      <w:r>
+        <w:t xml:space="preserve">Transparência da própria CGU.</w:t>
       </w:r>
     </w:p>
     <w:p>
@@ -10584,19 +11845,22 @@
           <w:bCs/>
           <w:b/>
         </w:rPr>
-        <w:t xml:space="preserve">Dose no detector 3.</w:t>
-      </w:r>
-      <w:r>
-        <w:t xml:space="preserve"> </w:t>
-      </w:r>
-      <w:r>
-        <w:t xml:space="preserve">Parsear a dosagem (mg, ml) da descrição do item para</w:t>
-      </w:r>
-      <w:r>
-        <w:t xml:space="preserve"> </w:t>
-      </w:r>
-      <w:r>
-        <w:t xml:space="preserve">comparar preços de fato equivalentes.</w:t>
+        <w:t xml:space="preserve">Múltiplas fontes</w:t>
+      </w:r>
+      <w:r>
+        <w:t xml:space="preserve">: o produto cruza epidemiologia (SINAN + SIH),</w:t>
+      </w:r>
+      <w:r>
+        <w:t xml:space="preserve"> </w:t>
+      </w:r>
+      <w:r>
+        <w:t xml:space="preserve">vulnerabilidade (CadÚnico), execução orçamentária (SIOPS), contratações</w:t>
+      </w:r>
+      <w:r>
+        <w:t xml:space="preserve"> </w:t>
+      </w:r>
+      <w:r>
+        <w:t xml:space="preserve">(PNCP + Compras.gov.br) e demografia (IBGE) num grão único.</w:t>
       </w:r>
     </w:p>
     <w:p>
@@ -10612,19 +11876,31 @@
           <w:bCs/>
           <w:b/>
         </w:rPr>
-        <w:t xml:space="preserve">Compras.gov.br (L3 federal)</w:t>
-      </w:r>
-      <w:r>
-        <w:t xml:space="preserve"> </w:t>
-      </w:r>
-      <w:r>
-        <w:t xml:space="preserve">— complemento de escopo federal ao L3</w:t>
-      </w:r>
-      <w:r>
-        <w:t xml:space="preserve"> </w:t>
-      </w:r>
-      <w:r>
-        <w:t xml:space="preserve">municipal do PNCP; endpoint já validado no spike.</w:t>
+        <w:t xml:space="preserve">Transparência / controle social</w:t>
+      </w:r>
+      <w:r>
+        <w:t xml:space="preserve">: proveniência rastreável</w:t>
+      </w:r>
+      <w:r>
+        <w:t xml:space="preserve"> </w:t>
+      </w:r>
+      <w:r>
+        <w:t xml:space="preserve">(</w:t>
+      </w:r>
+      <w:r>
+        <w:rPr>
+          <w:rStyle w:val="VerbatimChar"/>
+        </w:rPr>
+        <w:t xml:space="preserve">manifest.json</w:t>
+      </w:r>
+      <w:r>
+        <w:t xml:space="preserve">), alertas com explicação em linguagem natural, API aberta</w:t>
+      </w:r>
+      <w:r>
+        <w:t xml:space="preserve"> </w:t>
+      </w:r>
+      <w:r>
+        <w:t xml:space="preserve">sem autenticação.</w:t>
       </w:r>
     </w:p>
     <w:p>
@@ -10640,6 +11916,309 @@
           <w:bCs/>
           <w:b/>
         </w:rPr>
+        <w:t xml:space="preserve">Acessibilidade</w:t>
+      </w:r>
+      <w:r>
+        <w:t xml:space="preserve">: paleta validada para daltonismo, tabela alternativa a</w:t>
+      </w:r>
+      <w:r>
+        <w:t xml:space="preserve"> </w:t>
+      </w:r>
+      <w:r>
+        <w:t xml:space="preserve">cada mapa, contraste verificado.</w:t>
+      </w:r>
+    </w:p>
+    <w:p>
+      <w:pPr>
+        <w:numPr>
+          <w:ilvl w:val="0"/>
+          <w:numId w:val="1011"/>
+        </w:numPr>
+        <w:pStyle w:val="Compact"/>
+      </w:pPr>
+      <w:r>
+        <w:rPr>
+          <w:bCs/>
+          <w:b/>
+        </w:rPr>
+        <w:t xml:space="preserve">Formato</w:t>
+      </w:r>
+      <w:r>
+        <w:t xml:space="preserve">: painel + API, categorias explicitamente aceitas pelo edital.</w:t>
+      </w:r>
+    </w:p>
+    <w:p>
+      <w:pPr>
+        <w:pStyle w:val="FirstParagraph"/>
+      </w:pPr>
+      <w:r>
+        <w:t xml:space="preserve">Regras completas e cronograma em</w:t>
+      </w:r>
+      <w:r>
+        <w:t xml:space="preserve"> </w:t>
+      </w:r>
+      <w:r>
+        <w:rPr>
+          <w:rStyle w:val="VerbatimChar"/>
+        </w:rPr>
+        <w:t xml:space="preserve">docs/concurso-cgu.md</w:t>
+      </w:r>
+      <w:r>
+        <w:t xml:space="preserve">.</w:t>
+      </w:r>
+    </w:p>
+    <w:p>
+      <w:r>
+        <w:pict>
+          <v:rect style="width:0;height:1.5pt" o:hralign="center" o:hrstd="t" o:hr="t"/>
+        </w:pict>
+      </w:r>
+    </w:p>
+    <w:bookmarkEnd w:id="55"/>
+    <w:bookmarkStart w:id="57" w:name="trabalhos-futuros"/>
+    <w:p>
+      <w:pPr>
+        <w:pStyle w:val="Heading1"/>
+      </w:pPr>
+      <w:r>
+        <w:t xml:space="preserve">13. Trabalhos futuros</w:t>
+      </w:r>
+    </w:p>
+    <w:p>
+      <w:pPr>
+        <w:pStyle w:val="FirstParagraph"/>
+      </w:pPr>
+      <w:r>
+        <w:t xml:space="preserve">Da v1.0 à v1.4, todas as fontes e detectores do plano foram destravados —</w:t>
+      </w:r>
+      <w:r>
+        <w:t xml:space="preserve"> </w:t>
+      </w:r>
+      <w:r>
+        <w:t xml:space="preserve">SIOPS (L2), CadÚnico (vulnerabilidade), Censo 2022 (saneamento), Portal da</w:t>
+      </w:r>
+      <w:r>
+        <w:t xml:space="preserve"> </w:t>
+      </w:r>
+      <w:r>
+        <w:t xml:space="preserve">Transparência (L1, proxy, 185/185), preço por item do PNCP,</w:t>
+      </w:r>
+      <w:r>
+        <w:t xml:space="preserve"> </w:t>
+      </w:r>
+      <w:r>
+        <w:rPr>
+          <w:bCs/>
+          <w:b/>
+        </w:rPr>
+        <w:t xml:space="preserve">SIH (internações</w:t>
+      </w:r>
+      <w:r>
+        <w:rPr>
+          <w:bCs/>
+          <w:b/>
+        </w:rPr>
+        <w:t xml:space="preserve"> </w:t>
+      </w:r>
+      <w:r>
+        <w:rPr>
+          <w:bCs/>
+          <w:b/>
+        </w:rPr>
+        <w:t xml:space="preserve">DRSAI)</w:t>
+      </w:r>
+      <w:r>
+        <w:t xml:space="preserve">,</w:t>
+      </w:r>
+      <w:r>
+        <w:t xml:space="preserve"> </w:t>
+      </w:r>
+      <w:r>
+        <w:rPr>
+          <w:bCs/>
+          <w:b/>
+        </w:rPr>
+        <w:t xml:space="preserve">Compras.gov.br (L3 federal)</w:t>
+      </w:r>
+      <w:r>
+        <w:t xml:space="preserve"> </w:t>
+      </w:r>
+      <w:r>
+        <w:t xml:space="preserve">— e o detector 3 passou a normalizar</w:t>
+      </w:r>
+      <w:r>
+        <w:t xml:space="preserve"> </w:t>
+      </w:r>
+      <w:r>
+        <w:t xml:space="preserve">dose e o detector 4 a consultar a descrição dos itens. O que resta:</w:t>
+      </w:r>
+    </w:p>
+    <w:p>
+      <w:pPr>
+        <w:numPr>
+          <w:ilvl w:val="0"/>
+          <w:numId w:val="1012"/>
+        </w:numPr>
+        <w:pStyle w:val="Compact"/>
+      </w:pPr>
+      <w:r>
+        <w:rPr>
+          <w:bCs/>
+          <w:b/>
+        </w:rPr>
+        <w:t xml:space="preserve">L1 fundo a fundo.</w:t>
+      </w:r>
+      <w:r>
+        <w:t xml:space="preserve"> </w:t>
+      </w:r>
+      <w:r>
+        <w:t xml:space="preserve">O proxy de transferências sociais é o teto do acesso</w:t>
+      </w:r>
+      <w:r>
+        <w:t xml:space="preserve"> </w:t>
+      </w:r>
+      <w:r>
+        <w:t xml:space="preserve">gov.br gratuito; o repasse fundo a fundo ao ente (</w:t>
+      </w:r>
+      <w:r>
+        <w:rPr>
+          <w:rStyle w:val="VerbatimChar"/>
+        </w:rPr>
+        <w:t xml:space="preserve">/transferencias</w:t>
+      </w:r>
+      <w:r>
+        <w:t xml:space="preserve">) exige</w:t>
+      </w:r>
+      <w:r>
+        <w:t xml:space="preserve"> </w:t>
+      </w:r>
+      <w:r>
+        <w:t xml:space="preserve">um nível de credenciamento que o projeto não tem. Um convênio de acesso com</w:t>
+      </w:r>
+      <w:r>
+        <w:t xml:space="preserve"> </w:t>
+      </w:r>
+      <w:r>
+        <w:t xml:space="preserve">a CGU o destravaria.</w:t>
+      </w:r>
+    </w:p>
+    <w:p>
+      <w:pPr>
+        <w:numPr>
+          <w:ilvl w:val="0"/>
+          <w:numId w:val="1012"/>
+        </w:numPr>
+        <w:pStyle w:val="Compact"/>
+      </w:pPr>
+      <w:r>
+        <w:rPr>
+          <w:bCs/>
+          <w:b/>
+        </w:rPr>
+        <w:t xml:space="preserve">Equivalência farmacêutica no detector 3.</w:t>
+      </w:r>
+      <w:r>
+        <w:t xml:space="preserve"> </w:t>
+      </w:r>
+      <w:r>
+        <w:t xml:space="preserve">A dose já é normalizada;</w:t>
+      </w:r>
+      <w:r>
+        <w:t xml:space="preserve"> </w:t>
+      </w:r>
+      <w:r>
+        <w:t xml:space="preserve">falta reconhecer que</w:t>
+      </w:r>
+      <w:r>
+        <w:t xml:space="preserve"> </w:t>
+      </w:r>
+      <w:r>
+        <w:t xml:space="preserve">“</w:t>
+      </w:r>
+      <w:r>
+        <w:t xml:space="preserve">comprimido 500 mg</w:t>
+      </w:r>
+      <w:r>
+        <w:t xml:space="preserve">”</w:t>
+      </w:r>
+      <w:r>
+        <w:t xml:space="preserve"> </w:t>
+      </w:r>
+      <w:r>
+        <w:t xml:space="preserve">e</w:t>
+      </w:r>
+      <w:r>
+        <w:t xml:space="preserve"> </w:t>
+      </w:r>
+      <w:r>
+        <w:t xml:space="preserve">“</w:t>
+      </w:r>
+      <w:r>
+        <w:t xml:space="preserve">cápsula 500 mg</w:t>
+      </w:r>
+      <w:r>
+        <w:t xml:space="preserve">”</w:t>
+      </w:r>
+      <w:r>
+        <w:t xml:space="preserve"> </w:t>
+      </w:r>
+      <w:r>
+        <w:t xml:space="preserve">são a mesma</w:t>
+      </w:r>
+      <w:r>
+        <w:t xml:space="preserve"> </w:t>
+      </w:r>
+      <w:r>
+        <w:t xml:space="preserve">apresentação para fins de preço.</w:t>
+      </w:r>
+    </w:p>
+    <w:p>
+      <w:pPr>
+        <w:numPr>
+          <w:ilvl w:val="0"/>
+          <w:numId w:val="1012"/>
+        </w:numPr>
+        <w:pStyle w:val="Compact"/>
+      </w:pPr>
+      <w:r>
+        <w:rPr>
+          <w:bCs/>
+          <w:b/>
+        </w:rPr>
+        <w:t xml:space="preserve">SNIS histórico via Base dos Dados.</w:t>
+      </w:r>
+      <w:r>
+        <w:t xml:space="preserve"> </w:t>
+      </w:r>
+      <w:r>
+        <w:t xml:space="preserve">Substituiria o retrato censitário de</w:t>
+      </w:r>
+      <w:r>
+        <w:t xml:space="preserve"> </w:t>
+      </w:r>
+      <w:r>
+        <w:t xml:space="preserve">2022 por uma série anual de saneamento; é uma integração nova (BigQuery) não</w:t>
+      </w:r>
+      <w:r>
+        <w:t xml:space="preserve"> </w:t>
+      </w:r>
+      <w:r>
+        <w:t xml:space="preserve">validada.</w:t>
+      </w:r>
+    </w:p>
+    <w:p>
+      <w:pPr>
+        <w:numPr>
+          <w:ilvl w:val="0"/>
+          <w:numId w:val="1012"/>
+        </w:numPr>
+        <w:pStyle w:val="Compact"/>
+      </w:pPr>
+      <w:r>
+        <w:rPr>
+          <w:bCs/>
+          <w:b/>
+        </w:rPr>
         <w:t xml:space="preserve">Deploy do painel</w:t>
       </w:r>
       <w:r>
@@ -10651,7 +12230,7 @@
       <w:r>
         <w:t xml:space="preserve"> </w:t>
       </w:r>
-      <w:hyperlink r:id="rId54">
+      <w:hyperlink r:id="rId56">
         <w:r>
           <w:rPr>
             <w:rStyle w:val="Hyperlink"/>
@@ -10694,8 +12273,8 @@
         </w:pict>
       </w:r>
     </w:p>
-    <w:bookmarkEnd w:id="55"/>
-    <w:bookmarkStart w:id="56" w:name="referências-de-dados"/>
+    <w:bookmarkEnd w:id="57"/>
+    <w:bookmarkStart w:id="58" w:name="referências-de-dados"/>
     <w:p>
       <w:pPr>
         <w:pStyle w:val="Heading1"/>
@@ -10881,7 +12460,7 @@
         <w:t xml:space="preserve">público.</w:t>
       </w:r>
     </w:p>
-    <w:bookmarkEnd w:id="56"/>
+    <w:bookmarkEnd w:id="58"/>
     <w:sectPr/>
   </w:body>
 </w:document>
@@ -11228,6 +12807,9 @@
     <w:abstractNumId w:val="991"/>
   </w:num>
   <w:num w:numId="1008">
+    <w:abstractNumId w:val="991"/>
+  </w:num>
+  <w:num w:numId="1009">
     <w:abstractNumId w:val="99411"/>
     <w:lvlOverride w:ilvl="0">
       <w:startOverride w:val="1"/>
@@ -11257,13 +12839,13 @@
       <w:startOverride w:val="1"/>
     </w:lvlOverride>
   </w:num>
-  <w:num w:numId="1009">
-    <w:abstractNumId w:val="991"/>
-  </w:num>
   <w:num w:numId="1010">
     <w:abstractNumId w:val="991"/>
   </w:num>
   <w:num w:numId="1011">
+    <w:abstractNumId w:val="991"/>
+  </w:num>
+  <w:num w:numId="1012">
     <w:abstractNumId w:val="99411"/>
     <w:lvlOverride w:ilvl="0">
       <w:startOverride w:val="1"/>

--- a/docs/relatorio-tecnico.docx
+++ b/docs/relatorio-tecnico.docx
@@ -130,44 +130,6 @@
       </w:r>
       <w:r>
         <w:t xml:space="preserve">Pernambuco</w:t>
-      </w:r>
-    </w:p>
-    <w:p>
-      <w:pPr>
-        <w:pStyle w:val="Author"/>
-      </w:pPr>
-      <w:r>
-        <w:t xml:space="preserve">Concebido</w:t>
-      </w:r>
-      <w:r>
-        <w:t xml:space="preserve"> </w:t>
-      </w:r>
-      <w:r>
-        <w:t xml:space="preserve">e</w:t>
-      </w:r>
-      <w:r>
-        <w:t xml:space="preserve"> </w:t>
-      </w:r>
-      <w:r>
-        <w:t xml:space="preserve">implementado</w:t>
-      </w:r>
-      <w:r>
-        <w:t xml:space="preserve"> </w:t>
-      </w:r>
-      <w:r>
-        <w:t xml:space="preserve">com</w:t>
-      </w:r>
-      <w:r>
-        <w:t xml:space="preserve"> </w:t>
-      </w:r>
-      <w:r>
-        <w:t xml:space="preserve">Claude</w:t>
-      </w:r>
-      <w:r>
-        <w:t xml:space="preserve"> </w:t>
-      </w:r>
-      <w:r>
-        <w:t xml:space="preserve">(Anthropic)</w:t>
       </w:r>
     </w:p>
     <w:p>

--- a/docs/relatorio-tecnico.docx
+++ b/docs/relatorio-tecnico.docx
@@ -4700,13 +4700,100 @@
         <w:pStyle w:val="BodyText"/>
       </w:pPr>
       <w:r>
-        <w:t xml:space="preserve">O subíndice epidemiológico é, ele próprio, uma combinação ponderada de três</w:t>
-      </w:r>
-      <w:r>
-        <w:t xml:space="preserve"> </w:t>
-      </w:r>
-      <w:r>
-        <w:t xml:space="preserve">componentes, cada um um rank percentil dentro de PE:</w:t>
+        <w:t xml:space="preserve">O subíndice de</w:t>
+      </w:r>
+      <w:r>
+        <w:t xml:space="preserve"> </w:t>
+      </w:r>
+      <w:r>
+        <w:rPr>
+          <w:bCs/>
+          <w:b/>
+        </w:rPr>
+        <w:t xml:space="preserve">saneamento</w:t>
+      </w:r>
+      <w:r>
+        <w:t xml:space="preserve"> </w:t>
+      </w:r>
+      <w:r>
+        <w:t xml:space="preserve">é o rank percentil de um déficit ponderado —</w:t>
+      </w:r>
+      <w:r>
+        <w:t xml:space="preserve"> </w:t>
+      </w:r>
+      <w:r>
+        <w:rPr>
+          <w:rStyle w:val="VerbatimChar"/>
+        </w:rPr>
+        <w:t xml:space="preserve">0,35·déficit_água + 0,45·déficit_esgoto + 0,20·déficit_lixo</w:t>
+      </w:r>
+      <w:r>
+        <w:t xml:space="preserve">, com os pesos</w:t>
+      </w:r>
+      <w:r>
+        <w:t xml:space="preserve"> </w:t>
+      </w:r>
+      <w:r>
+        <w:t xml:space="preserve">aplicados uma única vez, na ingestão (</w:t>
+      </w:r>
+      <w:r>
+        <w:rPr>
+          <w:rStyle w:val="VerbatimChar"/>
+        </w:rPr>
+        <w:t xml:space="preserve">ingest/ibge_saneamento.py</w:t>
+      </w:r>
+      <w:r>
+        <w:t xml:space="preserve">). O de</w:t>
+      </w:r>
+      <w:r>
+        <w:t xml:space="preserve"> </w:t>
+      </w:r>
+      <w:r>
+        <w:rPr>
+          <w:bCs/>
+          <w:b/>
+        </w:rPr>
+        <w:t xml:space="preserve">vulnerabilidade</w:t>
+      </w:r>
+      <w:r>
+        <w:t xml:space="preserve"> </w:t>
+      </w:r>
+      <w:r>
+        <w:t xml:space="preserve">é um componente único: o rank percentil da taxa de famílias</w:t>
+      </w:r>
+      <w:r>
+        <w:t xml:space="preserve"> </w:t>
+      </w:r>
+      <w:r>
+        <w:t xml:space="preserve">em extrema pobreza (a fonte não expõe, no grão município-ano, outras dimensões</w:t>
+      </w:r>
+      <w:r>
+        <w:t xml:space="preserve"> </w:t>
+      </w:r>
+      <w:r>
+        <w:t xml:space="preserve">comparáveis na série 2020–2024). O</w:t>
+      </w:r>
+      <w:r>
+        <w:t xml:space="preserve"> </w:t>
+      </w:r>
+      <w:r>
+        <w:rPr>
+          <w:bCs/>
+          <w:b/>
+        </w:rPr>
+        <w:t xml:space="preserve">epidemiológico</w:t>
+      </w:r>
+      <w:r>
+        <w:t xml:space="preserve"> </w:t>
+      </w:r>
+      <w:r>
+        <w:t xml:space="preserve">é, ele próprio, uma</w:t>
+      </w:r>
+      <w:r>
+        <w:t xml:space="preserve"> </w:t>
+      </w:r>
+      <w:r>
+        <w:t xml:space="preserve">combinação ponderada de três componentes, cada um um rank percentil dentro de PE:</w:t>
       </w:r>
       <w:r>
         <w:t xml:space="preserve"> </w:t>
@@ -7894,7 +7981,7 @@
         <w:pStyle w:val="FirstParagraph"/>
       </w:pPr>
       <w:r>
-        <w:t xml:space="preserve">Identidade institucional própria (</w:t>
+        <w:t xml:space="preserve">Sistema de design institucional próprio (</w:t>
       </w:r>
       <w:r>
         <w:rPr>
@@ -7903,13 +7990,29 @@
         <w:t xml:space="preserve">app/tema.py</w:t>
       </w:r>
       <w:r>
-        <w:t xml:space="preserve">: cabeçalho, rodapé, cartões e</w:t>
-      </w:r>
-      <w:r>
-        <w:t xml:space="preserve"> </w:t>
-      </w:r>
-      <w:r>
-        <w:t xml:space="preserve">CSS compartilhados; azul</w:t>
+        <w:t xml:space="preserve">: cabeçalho, rodapé,</w:t>
+      </w:r>
+      <w:r>
+        <w:t xml:space="preserve"> </w:t>
+      </w:r>
+      <w:r>
+        <w:t xml:space="preserve">cartões de indicador, notas/</w:t>
+      </w:r>
+      <w:r>
+        <w:rPr>
+          <w:iCs/>
+          <w:i/>
+        </w:rPr>
+        <w:t xml:space="preserve">callouts</w:t>
+      </w:r>
+      <w:r>
+        <w:t xml:space="preserve">, molduras de fórmula e CSS</w:t>
+      </w:r>
+      <w:r>
+        <w:t xml:space="preserve"> </w:t>
+      </w:r>
+      <w:r>
+        <w:t xml:space="preserve">compartilhados; azul</w:t>
       </w:r>
       <w:r>
         <w:t xml:space="preserve"> </w:t>
@@ -7921,7 +8024,71 @@
         <w:t xml:space="preserve">#1257a8</w:t>
       </w:r>
       <w:r>
-        <w:t xml:space="preserve">, o mesmo deste relatório). Home mais seis</w:t>
+        <w:t xml:space="preserve">, o mesmo deste relatório). O módulo também</w:t>
+      </w:r>
+      <w:r>
+        <w:t xml:space="preserve"> </w:t>
+      </w:r>
+      <w:r>
+        <w:t xml:space="preserve">desenha, em SVG puro, um</w:t>
+      </w:r>
+      <w:r>
+        <w:t xml:space="preserve"> </w:t>
+      </w:r>
+      <w:r>
+        <w:rPr>
+          <w:bCs/>
+          <w:b/>
+        </w:rPr>
+        <w:t xml:space="preserve">diagrama de construção do índice</w:t>
+      </w:r>
+      <w:r>
+        <w:t xml:space="preserve"> </w:t>
+      </w:r>
+      <w:r>
+        <w:t xml:space="preserve">— das oito fontes</w:t>
+      </w:r>
+      <w:r>
+        <w:t xml:space="preserve"> </w:t>
+      </w:r>
+      <w:r>
+        <w:t xml:space="preserve">aos dois eixos ponderados, ao rank percentil, ao</w:t>
+      </w:r>
+      <w:r>
+        <w:t xml:space="preserve"> </w:t>
+      </w:r>
+      <w:r>
+        <w:rPr>
+          <w:rStyle w:val="VerbatimChar"/>
+        </w:rPr>
+        <w:t xml:space="preserve">gap</w:t>
+      </w:r>
+      <w:r>
+        <w:t xml:space="preserve"> </w:t>
+      </w:r>
+      <w:r>
+        <w:t xml:space="preserve">e ao semáforo — com os</w:t>
+      </w:r>
+      <w:r>
+        <w:t xml:space="preserve"> </w:t>
+      </w:r>
+      <w:r>
+        <w:t xml:space="preserve">pesos lidos de</w:t>
+      </w:r>
+      <w:r>
+        <w:t xml:space="preserve"> </w:t>
+      </w:r>
+      <w:r>
+        <w:rPr>
+          <w:rStyle w:val="VerbatimChar"/>
+        </w:rPr>
+        <w:t xml:space="preserve">conf/ieas.yml</w:t>
+      </w:r>
+      <w:r>
+        <w:t xml:space="preserve"> </w:t>
+      </w:r>
+      <w:r>
+        <w:t xml:space="preserve">para nunca divergir do cálculo. Home mais seis</w:t>
       </w:r>
       <w:r>
         <w:t xml:space="preserve"> </w:t>
@@ -7942,13 +8109,13 @@
         <w:t xml:space="preserve"> </w:t>
       </w:r>
       <w:r>
-        <w:t xml:space="preserve">(cacheado); o texto</w:t>
-      </w:r>
-      <w:r>
-        <w:t xml:space="preserve"> </w:t>
-      </w:r>
-      <w:r>
-        <w:t xml:space="preserve">longo e o catálogo curado de fontes vivem em</w:t>
+        <w:t xml:space="preserve">(cacheado); a redação</w:t>
+      </w:r>
+      <w:r>
+        <w:t xml:space="preserve"> </w:t>
+      </w:r>
+      <w:r>
+        <w:t xml:space="preserve">institucional, o catálogo curado de fontes e o catálogo de fórmulas vivem em</w:t>
       </w:r>
       <w:r>
         <w:t xml:space="preserve"> </w:t>
@@ -8028,7 +8195,7 @@
               <w:jc w:val="left"/>
             </w:pPr>
             <w:r>
-              <w:t xml:space="preserve">o que o índice mede e para quem, como se lê o IEAS, o semáforo com a leitura de cada cor, as oito fontes com selo de estado e data da última coleta</w:t>
+              <w:t xml:space="preserve">o que o índice mede e para quem, como se lê o IEAS, o diagrama de construção, o semáforo com a leitura de cada cor, as oito fontes com selo de estado e data da última coleta</w:t>
             </w:r>
           </w:p>
         </w:tc>
@@ -8155,7 +8322,20 @@
               <w:jc w:val="left"/>
             </w:pPr>
             <w:r>
-              <w:t xml:space="preserve">catálogo curado das oito fontes — papel no IEAS, cobertura real, limitações — cruzado com a proveniência de</w:t>
+              <w:t xml:space="preserve">catálogo curado das oito fontes — papel no IEAS,</w:t>
+            </w:r>
+            <w:r>
+              <w:t xml:space="preserve"> </w:t>
+            </w:r>
+            <w:r>
+              <w:rPr>
+                <w:bCs/>
+                <w:b/>
+              </w:rPr>
+              <w:t xml:space="preserve">variável bruta → transformação até a coluna do gold</w:t>
+            </w:r>
+            <w:r>
+              <w:t xml:space="preserve">, cobertura real, limitações — cruzado com a proveniência de</w:t>
             </w:r>
             <w:r>
               <w:t xml:space="preserve"> </w:t>
@@ -8194,7 +8374,53 @@
               <w:jc w:val="left"/>
             </w:pPr>
             <w:r>
-              <w:t xml:space="preserve">fórmula do IEAS lida de</w:t>
+              <w:t xml:space="preserve">da fonte ao indicador (uma ficha por fonte);</w:t>
+            </w:r>
+            <w:r>
+              <w:t xml:space="preserve"> </w:t>
+            </w:r>
+            <w:r>
+              <w:rPr>
+                <w:bCs/>
+                <w:b/>
+              </w:rPr>
+              <w:t xml:space="preserve">todas as fórmulas em notação matemática</w:t>
+            </w:r>
+            <w:r>
+              <w:t xml:space="preserve"> </w:t>
+            </w:r>
+            <w:r>
+              <w:t xml:space="preserve">(</w:t>
+            </w:r>
+            <w:r>
+              <w:rPr>
+                <w:rStyle w:val="VerbatimChar"/>
+              </w:rPr>
+              <w:t xml:space="preserve">st.latex</w:t>
+            </w:r>
+            <w:r>
+              <w:t xml:space="preserve">/KaTeX) — taxa, deflator, rank percentil, média ponderada, os três subíndices, os dois eixos,</w:t>
+            </w:r>
+            <w:r>
+              <w:t xml:space="preserve"> </w:t>
+            </w:r>
+            <w:r>
+              <w:rPr>
+                <w:rStyle w:val="VerbatimChar"/>
+              </w:rPr>
+              <w:t xml:space="preserve">gap</w:t>
+            </w:r>
+            <w:r>
+              <w:t xml:space="preserve">/</w:t>
+            </w:r>
+            <w:r>
+              <w:rPr>
+                <w:rStyle w:val="VerbatimChar"/>
+              </w:rPr>
+              <w:t xml:space="preserve">ieas</w:t>
+            </w:r>
+            <w:r>
+              <w:t xml:space="preserve">, os quatro detectores — com os parâmetros interpolados de</w:t>
             </w:r>
             <w:r>
               <w:t xml:space="preserve"> </w:t>
@@ -8206,7 +8432,7 @@
               <w:t xml:space="preserve">conf/ieas.yml</w:t>
             </w:r>
             <w:r>
-              <w:t xml:space="preserve">, regra do cinza, decisões metodológicas que mudam o resultado, tabela de proveniência com link para o</w:t>
+              <w:t xml:space="preserve">; regra do cinza; decisões metodológicas; tabela de proveniência com link para o</w:t>
             </w:r>
             <w:r>
               <w:t xml:space="preserve"> </w:t>
@@ -11473,7 +11699,7 @@
         <w:rPr>
           <w:rStyle w:val="CommentTok"/>
         </w:rPr>
-        <w:t xml:space="preserve"># 70 testes</w:t>
+        <w:t xml:space="preserve"># 75 testes</w:t>
       </w:r>
       <w:r>
         <w:br/>
@@ -11642,7 +11868,22 @@
         <w:t xml:space="preserve">conf/ieas.yml</w:t>
       </w:r>
       <w:r>
-        <w:t xml:space="preserve">.</w:t>
+        <w:t xml:space="preserve"> </w:t>
+      </w:r>
+      <w:r>
+        <w:t xml:space="preserve">—</w:t>
+      </w:r>
+      <w:r>
+        <w:t xml:space="preserve"> </w:t>
+      </w:r>
+      <w:r>
+        <w:t xml:space="preserve">e todo parâmetro do arquivo é de fato lido pelo código (as chaves inertes</w:t>
+      </w:r>
+      <w:r>
+        <w:t xml:space="preserve"> </w:t>
+      </w:r>
+      <w:r>
+        <w:t xml:space="preserve">herdadas do plano original foram removidas).</w:t>
       </w:r>
     </w:p>
     <w:p>
@@ -11661,7 +11902,7 @@
         <w:t xml:space="preserve">Testes</w:t>
       </w:r>
       <w:r>
-        <w:t xml:space="preserve">: 70 no total — grão do gold, os quatro detectores com fixtures,</w:t>
+        <w:t xml:space="preserve">: 75 no total — grão do gold, os quatro detectores com fixtures,</w:t>
       </w:r>
       <w:r>
         <w:t xml:space="preserve"> </w:t>
@@ -11685,7 +11926,19 @@
         <w:t xml:space="preserve"> </w:t>
       </w:r>
       <w:r>
-        <w:t xml:space="preserve">da API.</w:t>
+        <w:t xml:space="preserve">da API (serialização de</w:t>
+      </w:r>
+      <w:r>
+        <w:t xml:space="preserve"> </w:t>
+      </w:r>
+      <w:r>
+        <w:rPr>
+          <w:rStyle w:val="VerbatimChar"/>
+        </w:rPr>
+        <w:t xml:space="preserve">NaN</w:t>
+      </w:r>
+      <w:r>
+        <w:t xml:space="preserve">).</w:t>
       </w:r>
     </w:p>
     <w:p>
@@ -11704,7 +11957,7 @@
         <w:t xml:space="preserve">Tamanho</w:t>
       </w:r>
       <w:r>
-        <w:t xml:space="preserve">: ~4.200 linhas de Python em</w:t>
+        <w:t xml:space="preserve">: ~6.100 linhas de Python em</w:t>
       </w:r>
       <w:r>
         <w:t xml:space="preserve"> </w:t>
@@ -11716,7 +11969,7 @@
         <w:t xml:space="preserve">src/</w:t>
       </w:r>
       <w:r>
-        <w:t xml:space="preserve">, ~900 em</w:t>
+        <w:t xml:space="preserve">, ~970 em</w:t>
       </w:r>
       <w:r>
         <w:t xml:space="preserve"> </w:t>
@@ -11785,13 +12038,31 @@
         <w:t xml:space="preserve"> </w:t>
       </w:r>
       <w:r>
-        <w:t xml:space="preserve">com sobra — IBGE, SINAN, SIH, PNCP, SIOPS, CadÚnico e o Portal da</w:t>
-      </w:r>
-      <w:r>
-        <w:t xml:space="preserve"> </w:t>
-      </w:r>
-      <w:r>
-        <w:t xml:space="preserve">Transparência da própria CGU.</w:t>
+        <w:t xml:space="preserve">com sobra — o reúso referencia treze conjuntos catalogados (as três</w:t>
+      </w:r>
+      <w:r>
+        <w:t xml:space="preserve"> </w:t>
+      </w:r>
+      <w:r>
+        <w:t xml:space="preserve">arboviroses do SINAN, SIH, Censo 2022, CadÚnico, SIOPS, PNCP, Compras.gov.br,</w:t>
+      </w:r>
+      <w:r>
+        <w:t xml:space="preserve"> </w:t>
+      </w:r>
+      <w:r>
+        <w:t xml:space="preserve">Portal da Transparência da própria CGU, Estimativas de População, IPCA e a</w:t>
+      </w:r>
+      <w:r>
+        <w:t xml:space="preserve"> </w:t>
+      </w:r>
+      <w:r>
+        <w:t xml:space="preserve">Malha Municipal). Leptospirose, hepatite A e esquistossomose do SINAN entram</w:t>
+      </w:r>
+      <w:r>
+        <w:t xml:space="preserve"> </w:t>
+      </w:r>
+      <w:r>
+        <w:t xml:space="preserve">como não catalogados (acessados via PySUS).</w:t>
       </w:r>
     </w:p>
     <w:p>
@@ -11810,19 +12081,25 @@
         <w:t xml:space="preserve">Múltiplas fontes</w:t>
       </w:r>
       <w:r>
-        <w:t xml:space="preserve">: o produto cruza epidemiologia (SINAN + SIH),</w:t>
-      </w:r>
-      <w:r>
-        <w:t xml:space="preserve"> </w:t>
-      </w:r>
-      <w:r>
-        <w:t xml:space="preserve">vulnerabilidade (CadÚnico), execução orçamentária (SIOPS), contratações</w:t>
-      </w:r>
-      <w:r>
-        <w:t xml:space="preserve"> </w:t>
-      </w:r>
-      <w:r>
-        <w:t xml:space="preserve">(PNCP + Compras.gov.br) e demografia (IBGE) num grão único.</w:t>
+        <w:t xml:space="preserve">: o produto cruza epidemiologia (SINAN + SIH), déficit de</w:t>
+      </w:r>
+      <w:r>
+        <w:t xml:space="preserve"> </w:t>
+      </w:r>
+      <w:r>
+        <w:t xml:space="preserve">saneamento (Censo 2022), vulnerabilidade (CadÚnico), execução orçamentária</w:t>
+      </w:r>
+      <w:r>
+        <w:t xml:space="preserve"> </w:t>
+      </w:r>
+      <w:r>
+        <w:t xml:space="preserve">(SIOPS), contratações (PNCP + Compras.gov.br), repasse federal (Portal da</w:t>
+      </w:r>
+      <w:r>
+        <w:t xml:space="preserve"> </w:t>
+      </w:r>
+      <w:r>
+        <w:t xml:space="preserve">Transparência) e demografia (IBGE) num grão único.</w:t>
       </w:r>
     </w:p>
     <w:p>
